--- a/Manuscript/Manuscript.docx
+++ b/Manuscript/Manuscript.docx
@@ -63,15 +63,15 @@
       <w:r>
         <w:rPr>
           <w:rFonts w:ascii="Times New Roman" w:hAnsi="Times New Roman" w:cs="Times New Roman"/>
+          <w:vertAlign w:val="superscript"/>
+        </w:rPr>
+        <w:t>1,2</w:t>
+      </w:r>
+      <w:r>
+        <w:rPr>
+          <w:rFonts w:ascii="Times New Roman" w:hAnsi="Times New Roman" w:cs="Times New Roman"/>
         </w:rPr>
         <w:t>*</w:t>
-      </w:r>
-      <w:r>
-        <w:rPr>
-          <w:rFonts w:ascii="Times New Roman" w:hAnsi="Times New Roman" w:cs="Times New Roman"/>
-          <w:vertAlign w:val="superscript"/>
-        </w:rPr>
-        <w:t>1,2</w:t>
       </w:r>
       <w:r>
         <w:rPr>
@@ -1427,35 +1427,7 @@
         <w:rPr>
           <w:rFonts w:ascii="Times New Roman" w:hAnsi="Times New Roman" w:cs="Times New Roman"/>
         </w:rPr>
-        <w:t xml:space="preserve">(Wernberg et al. 2006, </w:t>
-      </w:r>
-      <w:proofErr w:type="spellStart"/>
-      <w:r>
-        <w:rPr>
-          <w:rFonts w:ascii="Times New Roman" w:hAnsi="Times New Roman" w:cs="Times New Roman"/>
-        </w:rPr>
-        <w:t>Vanderklift</w:t>
-      </w:r>
-      <w:proofErr w:type="spellEnd"/>
-      <w:r>
-        <w:rPr>
-          <w:rFonts w:ascii="Times New Roman" w:hAnsi="Times New Roman" w:cs="Times New Roman"/>
-        </w:rPr>
-        <w:t xml:space="preserve"> &amp; Wernberg 2008, de </w:t>
-      </w:r>
-      <w:proofErr w:type="spellStart"/>
-      <w:r>
-        <w:rPr>
-          <w:rFonts w:ascii="Times New Roman" w:hAnsi="Times New Roman" w:cs="Times New Roman"/>
-        </w:rPr>
-        <w:t>Bettignies</w:t>
-      </w:r>
-      <w:proofErr w:type="spellEnd"/>
-      <w:r>
-        <w:rPr>
-          <w:rFonts w:ascii="Times New Roman" w:hAnsi="Times New Roman" w:cs="Times New Roman"/>
-        </w:rPr>
-        <w:t xml:space="preserve"> et al. 2013, 2015)</w:t>
+        <w:t>(Wernberg et al. 2006, Vanderklift &amp; Wernberg 2008, de Bettignies et al. 2013, 2015)</w:t>
       </w:r>
       <w:r>
         <w:rPr>
@@ -1491,21 +1463,7 @@
         <w:rPr>
           <w:rFonts w:ascii="Times New Roman" w:hAnsi="Times New Roman" w:cs="Times New Roman"/>
         </w:rPr>
-        <w:t>(</w:t>
-      </w:r>
-      <w:proofErr w:type="spellStart"/>
-      <w:r>
-        <w:rPr>
-          <w:rFonts w:ascii="Times New Roman" w:hAnsi="Times New Roman" w:cs="Times New Roman"/>
-        </w:rPr>
-        <w:t>Pessarrodona</w:t>
-      </w:r>
-      <w:proofErr w:type="spellEnd"/>
-      <w:r>
-        <w:rPr>
-          <w:rFonts w:ascii="Times New Roman" w:hAnsi="Times New Roman" w:cs="Times New Roman"/>
-        </w:rPr>
-        <w:t xml:space="preserve"> et al. 2022, Wright et al. 2024)</w:t>
+        <w:t>(Pessarrodona et al. 2022, Wright et al. 2024)</w:t>
       </w:r>
       <w:r>
         <w:rPr>
@@ -1555,35 +1513,7 @@
         <w:rPr>
           <w:rFonts w:ascii="Times New Roman" w:hAnsi="Times New Roman" w:cs="Times New Roman"/>
         </w:rPr>
-        <w:t>(</w:t>
-      </w:r>
-      <w:proofErr w:type="spellStart"/>
-      <w:r>
-        <w:rPr>
-          <w:rFonts w:ascii="Times New Roman" w:hAnsi="Times New Roman" w:cs="Times New Roman"/>
-        </w:rPr>
-        <w:t>Filbee</w:t>
-      </w:r>
-      <w:proofErr w:type="spellEnd"/>
-      <w:r>
-        <w:rPr>
-          <w:rFonts w:ascii="Times New Roman" w:hAnsi="Times New Roman" w:cs="Times New Roman"/>
-        </w:rPr>
-        <w:t xml:space="preserve">-Dexter &amp; Wernberg 2020, Blain et al. 2021, Perkins et al. 2022, van der </w:t>
-      </w:r>
-      <w:proofErr w:type="spellStart"/>
-      <w:r>
-        <w:rPr>
-          <w:rFonts w:ascii="Times New Roman" w:hAnsi="Times New Roman" w:cs="Times New Roman"/>
-        </w:rPr>
-        <w:t>Mheen</w:t>
-      </w:r>
-      <w:proofErr w:type="spellEnd"/>
-      <w:r>
-        <w:rPr>
-          <w:rFonts w:ascii="Times New Roman" w:hAnsi="Times New Roman" w:cs="Times New Roman"/>
-        </w:rPr>
-        <w:t xml:space="preserve"> et al. 2024, Wright et al. 2024, Davis et al. 2025, Simpkins et al. 2025)</w:t>
+        <w:t>(Filbee-Dexter &amp; Wernberg 2020, Blain et al. 2021, Perkins et al. 2022, van der Mheen et al. 2024, Wright et al. 2024, Davis et al. 2025, Simpkins et al. 2025)</w:t>
       </w:r>
       <w:r>
         <w:rPr>
@@ -1926,25 +1856,7 @@
         <w:rPr>
           <w:rFonts w:ascii="Times New Roman" w:hAnsi="Times New Roman" w:cs="Times New Roman"/>
         </w:rPr>
-        <w:t xml:space="preserve"> experiment </w:t>
-      </w:r>
-      <w:r>
-        <w:rPr>
-          <w:rFonts w:ascii="Times New Roman" w:hAnsi="Times New Roman" w:cs="Times New Roman"/>
-        </w:rPr>
-        <w:t>on the microbial decomposition</w:t>
-      </w:r>
-      <w:r>
-        <w:rPr>
-          <w:rFonts w:ascii="Times New Roman" w:hAnsi="Times New Roman" w:cs="Times New Roman"/>
-        </w:rPr>
-        <w:t xml:space="preserve"> </w:t>
-      </w:r>
-      <w:r>
-        <w:rPr>
-          <w:rFonts w:ascii="Times New Roman" w:hAnsi="Times New Roman" w:cs="Times New Roman"/>
-        </w:rPr>
-        <w:t xml:space="preserve">of kelp detritus. </w:t>
+        <w:t xml:space="preserve"> experiment on the microbial decomposition of kelp detritus. </w:t>
       </w:r>
     </w:p>
     <w:p>
@@ -2183,13 +2095,7 @@
         <w:rPr>
           <w:rFonts w:ascii="Times New Roman" w:hAnsi="Times New Roman" w:cs="Times New Roman"/>
         </w:rPr>
-        <w:t>5</w:t>
-      </w:r>
-      <w:r>
-        <w:rPr>
-          <w:rFonts w:ascii="Times New Roman" w:hAnsi="Times New Roman" w:cs="Times New Roman"/>
-        </w:rPr>
-        <w:t xml:space="preserve">-mm discs, corresponding to </w:t>
+        <w:t xml:space="preserve">5-mm discs, corresponding to </w:t>
       </w:r>
       <w:r>
         <w:rPr>
@@ -3030,19 +2936,7 @@
         <w:rPr>
           <w:rFonts w:ascii="Times New Roman" w:hAnsi="Times New Roman" w:cs="Times New Roman"/>
         </w:rPr>
-        <w:t xml:space="preserve">alpha &gt; 0) = 28%, </w:t>
-      </w:r>
-      <w:r>
-        <w:rPr>
-          <w:rFonts w:ascii="Times New Roman" w:hAnsi="Times New Roman" w:cs="Times New Roman"/>
-        </w:rPr>
-        <w:t>2.9%</w:t>
-      </w:r>
-      <w:r>
-        <w:rPr>
-          <w:rFonts w:ascii="Times New Roman" w:hAnsi="Times New Roman" w:cs="Times New Roman"/>
-        </w:rPr>
-        <w:t>, 1.9%, and 0.12% for light 15°C, light 20°C, dark 15°C and light 25°C.</w:t>
+        <w:t>alpha &gt; 0) = 28%, 2.9%, 1.9%, and 0.12% for light 15°C, light 20°C, dark 15°C and light 25°C.</w:t>
       </w:r>
     </w:p>
     <w:p>
@@ -3198,34 +3092,20 @@
           <w:rFonts w:ascii="Times New Roman" w:hAnsi="Times New Roman" w:cs="Times New Roman"/>
           <w:vertAlign w:val="superscript"/>
         </w:rPr>
-        <w:t>−</w:t>
+        <w:t>−2</w:t>
+      </w:r>
+      <w:r>
+        <w:rPr>
+          <w:rFonts w:ascii="Times New Roman" w:hAnsi="Times New Roman" w:cs="Times New Roman"/>
+        </w:rPr>
+        <w:t xml:space="preserve"> s</w:t>
       </w:r>
       <w:r>
         <w:rPr>
           <w:rFonts w:ascii="Times New Roman" w:hAnsi="Times New Roman" w:cs="Times New Roman"/>
           <w:vertAlign w:val="superscript"/>
         </w:rPr>
-        <w:t>2</w:t>
-      </w:r>
-      <w:r>
-        <w:rPr>
-          <w:rFonts w:ascii="Times New Roman" w:hAnsi="Times New Roman" w:cs="Times New Roman"/>
-        </w:rPr>
-        <w:t xml:space="preserve"> s</w:t>
-      </w:r>
-      <w:r>
-        <w:rPr>
-          <w:rFonts w:ascii="Times New Roman" w:hAnsi="Times New Roman" w:cs="Times New Roman"/>
-          <w:vertAlign w:val="superscript"/>
-        </w:rPr>
-        <w:t>−</w:t>
-      </w:r>
-      <w:r>
-        <w:rPr>
-          <w:rFonts w:ascii="Times New Roman" w:hAnsi="Times New Roman" w:cs="Times New Roman"/>
-          <w:vertAlign w:val="superscript"/>
-        </w:rPr>
-        <w:t>1</w:t>
+        <w:t>−1</w:t>
       </w:r>
       <w:r>
         <w:rPr>
@@ -3255,37 +3135,7 @@
         <w:rPr>
           <w:rFonts w:ascii="Times New Roman" w:hAnsi="Times New Roman" w:cs="Times New Roman"/>
         </w:rPr>
-        <w:t xml:space="preserve">means </w:t>
-      </w:r>
-      <w:r>
-        <w:rPr>
-          <w:rFonts w:ascii="Times New Roman" w:hAnsi="Times New Roman" w:cs="Times New Roman"/>
-        </w:rPr>
-        <w:t xml:space="preserve">and </w:t>
-      </w:r>
-      <w:r>
-        <w:rPr>
-          <w:rFonts w:ascii="Times New Roman" w:hAnsi="Times New Roman" w:cs="Times New Roman"/>
-        </w:rPr>
-        <w:t xml:space="preserve">90% </w:t>
-      </w:r>
-      <w:r>
-        <w:rPr>
-          <w:rFonts w:ascii="Times New Roman" w:hAnsi="Times New Roman" w:cs="Times New Roman"/>
-        </w:rPr>
-        <w:t xml:space="preserve">posterior </w:t>
-      </w:r>
-      <w:r>
-        <w:rPr>
-          <w:rFonts w:ascii="Times New Roman" w:hAnsi="Times New Roman" w:cs="Times New Roman"/>
-        </w:rPr>
-        <w:t>intervals</w:t>
-      </w:r>
-      <w:r>
-        <w:rPr>
-          <w:rFonts w:ascii="Times New Roman" w:hAnsi="Times New Roman" w:cs="Times New Roman"/>
-        </w:rPr>
-        <w:t xml:space="preserve"> of </w:t>
+        <w:t xml:space="preserve">means and 90% posterior intervals of </w:t>
       </w:r>
       <w:r>
         <w:rPr>
@@ -3309,13 +3159,7 @@
         <w:rPr>
           <w:rFonts w:ascii="Times New Roman" w:hAnsi="Times New Roman" w:cs="Times New Roman"/>
         </w:rPr>
-        <w:t>dry mass</w:t>
-      </w:r>
-      <w:r>
-        <w:rPr>
-          <w:rFonts w:ascii="Times New Roman" w:hAnsi="Times New Roman" w:cs="Times New Roman"/>
-        </w:rPr>
-        <w:t xml:space="preserve"> </w:t>
+        <w:t xml:space="preserve">dry mass </w:t>
       </w:r>
       <w:r>
         <w:rPr>
@@ -3385,13 +3229,7 @@
         <w:rPr>
           <w:rFonts w:ascii="Times New Roman" w:hAnsi="Times New Roman"/>
         </w:rPr>
-        <w:t xml:space="preserve"> (Equation 2)</w:t>
-      </w:r>
-      <w:r>
-        <w:rPr>
-          <w:rFonts w:ascii="Times New Roman" w:hAnsi="Times New Roman"/>
-        </w:rPr>
-        <w:t>.</w:t>
+        <w:t xml:space="preserve"> (Equation 2).</w:t>
       </w:r>
       <w:r>
         <w:rPr>
@@ -3428,25 +3266,7 @@
         <w:rPr>
           <w:rFonts w:ascii="Times New Roman" w:hAnsi="Times New Roman" w:cs="Times New Roman"/>
         </w:rPr>
-        <w:t>Note that for clarity</w:t>
-      </w:r>
-      <w:r>
-        <w:rPr>
-          <w:rFonts w:ascii="Times New Roman" w:hAnsi="Times New Roman" w:cs="Times New Roman"/>
-        </w:rPr>
-        <w:t xml:space="preserve"> </w:t>
-      </w:r>
-      <w:r>
-        <w:rPr>
-          <w:rFonts w:ascii="Times New Roman" w:hAnsi="Times New Roman" w:cs="Times New Roman"/>
-        </w:rPr>
-        <w:t xml:space="preserve">some decay outliers </w:t>
-      </w:r>
-      <w:r>
-        <w:rPr>
-          <w:rFonts w:ascii="Times New Roman" w:hAnsi="Times New Roman" w:cs="Times New Roman"/>
-        </w:rPr>
-        <w:t>&gt; 15% day</w:t>
+        <w:t>Note that for clarity some decay outliers &gt; 15% day</w:t>
       </w:r>
       <w:r>
         <w:rPr>
@@ -3459,31 +3279,7 @@
         <w:rPr>
           <w:rFonts w:ascii="Times New Roman" w:hAnsi="Times New Roman" w:cs="Times New Roman"/>
         </w:rPr>
-        <w:t xml:space="preserve"> </w:t>
-      </w:r>
-      <w:r>
-        <w:rPr>
-          <w:rFonts w:ascii="Times New Roman" w:hAnsi="Times New Roman" w:cs="Times New Roman"/>
-        </w:rPr>
-        <w:t xml:space="preserve">were removed from the figure </w:t>
-      </w:r>
-      <w:r>
-        <w:rPr>
-          <w:rFonts w:ascii="Times New Roman" w:hAnsi="Times New Roman" w:cs="Times New Roman"/>
-        </w:rPr>
-        <w:t>but not the model</w:t>
-      </w:r>
-      <w:r>
-        <w:rPr>
-          <w:rFonts w:ascii="Times New Roman" w:hAnsi="Times New Roman" w:cs="Times New Roman"/>
-        </w:rPr>
-        <w:t>.</w:t>
-      </w:r>
-      <w:r>
-        <w:rPr>
-          <w:rFonts w:ascii="Times New Roman" w:hAnsi="Times New Roman" w:cs="Times New Roman"/>
-        </w:rPr>
-        <w:t xml:space="preserve"> </w:t>
+        <w:t xml:space="preserve"> were removed from the figure but not the model. </w:t>
       </w:r>
       <w:r>
         <w:rPr>
@@ -3516,13 +3312,7 @@
         <w:rPr>
           <w:rFonts w:ascii="Times New Roman" w:hAnsi="Times New Roman"/>
         </w:rPr>
-        <w:t xml:space="preserve">Distributions are posterior probability density functions for </w:t>
-      </w:r>
-      <w:r>
-        <w:rPr>
-          <w:rFonts w:ascii="Times New Roman" w:hAnsi="Times New Roman"/>
-        </w:rPr>
-        <w:t xml:space="preserve">half-life </w:t>
+        <w:t xml:space="preserve">Distributions are posterior probability density functions for half-life </w:t>
       </w:r>
       <w:r>
         <w:rPr>
@@ -3557,19 +3347,7 @@
         <w:rPr>
           <w:rFonts w:ascii="Times New Roman" w:hAnsi="Times New Roman"/>
         </w:rPr>
-        <w:t xml:space="preserve"> </w:t>
-      </w:r>
-      <w:r>
-        <w:rPr>
-          <w:rFonts w:ascii="Times New Roman" w:hAnsi="Times New Roman"/>
-        </w:rPr>
-        <w:t>(Equation 1)</w:t>
-      </w:r>
-      <w:r>
-        <w:rPr>
-          <w:rFonts w:ascii="Times New Roman" w:hAnsi="Times New Roman"/>
-        </w:rPr>
-        <w:t xml:space="preserve"> or </w:t>
+        <w:t xml:space="preserve"> (Equation 1) or </w:t>
       </w:r>
       <w:r>
         <w:rPr>
@@ -3862,13 +3640,7 @@
         <w:rPr>
           <w:rFonts w:ascii="Times New Roman" w:hAnsi="Times New Roman" w:cs="Times New Roman"/>
         </w:rPr>
-        <w:t xml:space="preserve"> posterior samples. </w:t>
-      </w:r>
-      <w:r>
-        <w:rPr>
-          <w:rFonts w:ascii="Times New Roman" w:hAnsi="Times New Roman" w:cs="Times New Roman"/>
-        </w:rPr>
-        <w:t>Medians are additionally given in parentheses for right-skewed estimates where they are appreciably different from the mean.</w:t>
+        <w:t xml:space="preserve"> posterior samples. Medians are additionally given in parentheses for right-skewed estimates where they are appreciably different from the mean.</w:t>
       </w:r>
       <w:r>
         <w:rPr>
@@ -5042,13 +4814,13 @@
         <w:rPr>
           <w:rFonts w:ascii="Times New Roman" w:hAnsi="Times New Roman" w:cs="Times New Roman"/>
         </w:rPr>
-        <w:t>-glucosidase (BG) and leucine aminopeptidase (LAP) and their ratio</w:t>
-      </w:r>
-      <w:r>
-        <w:rPr>
-          <w:rFonts w:ascii="Times New Roman" w:hAnsi="Times New Roman" w:cs="Times New Roman"/>
-        </w:rPr>
-        <w:t xml:space="preserve"> in response to light and temperature</w:t>
+        <w:t xml:space="preserve">-glucosidase (BG) and leucine aminopeptidase (LAP) </w:t>
+      </w:r>
+      <w:r>
+        <w:rPr>
+          <w:rFonts w:ascii="Times New Roman" w:hAnsi="Times New Roman" w:cs="Times New Roman"/>
+        </w:rPr>
+        <w:t>in response to light and temperature</w:t>
       </w:r>
       <w:r>
         <w:rPr>
@@ -5067,6 +4839,24 @@
           <w:rFonts w:ascii="Times New Roman" w:hAnsi="Times New Roman" w:cs="Times New Roman"/>
         </w:rPr>
         <w:t>.</w:t>
+      </w:r>
+      <w:r>
+        <w:rPr>
+          <w:rFonts w:ascii="Times New Roman" w:hAnsi="Times New Roman" w:cs="Times New Roman"/>
+        </w:rPr>
+        <w:t xml:space="preserve"> </w:t>
+      </w:r>
+      <w:r>
+        <w:rPr>
+          <w:rFonts w:ascii="Times New Roman" w:hAnsi="Times New Roman" w:cs="Times New Roman"/>
+        </w:rPr>
+        <w:t xml:space="preserve">Points are means of technical triplicates. </w:t>
+      </w:r>
+      <w:r>
+        <w:rPr>
+          <w:rFonts w:ascii="Times New Roman" w:hAnsi="Times New Roman" w:cs="Times New Roman"/>
+        </w:rPr>
+        <w:t>Lines connect timepoint medians.</w:t>
       </w:r>
     </w:p>
     <w:p>
@@ -5095,7 +4885,59 @@
         <w:rPr>
           <w:rFonts w:ascii="Times New Roman" w:hAnsi="Times New Roman" w:cs="Times New Roman"/>
         </w:rPr>
-        <w:t xml:space="preserve">. Extracellular enzyme activities of </w:t>
+        <w:t xml:space="preserve">. Extracellular enzyme activities </w:t>
+      </w:r>
+      <w:r>
+        <w:rPr>
+          <w:rFonts w:ascii="Times New Roman" w:hAnsi="Times New Roman" w:cs="Times New Roman"/>
+        </w:rPr>
+        <w:t>(µg substrate cm</w:t>
+      </w:r>
+      <w:r>
+        <w:rPr>
+          <w:rFonts w:ascii="Times New Roman" w:hAnsi="Times New Roman" w:cs="Times New Roman"/>
+          <w:vertAlign w:val="superscript"/>
+        </w:rPr>
+        <w:t>−</w:t>
+      </w:r>
+      <w:r>
+        <w:rPr>
+          <w:rFonts w:ascii="Times New Roman" w:hAnsi="Times New Roman" w:cs="Times New Roman"/>
+          <w:vertAlign w:val="superscript"/>
+        </w:rPr>
+        <w:t>2</w:t>
+      </w:r>
+      <w:r>
+        <w:rPr>
+          <w:rFonts w:ascii="Times New Roman" w:hAnsi="Times New Roman" w:cs="Times New Roman"/>
+        </w:rPr>
+        <w:t xml:space="preserve"> h</w:t>
+      </w:r>
+      <w:r>
+        <w:rPr>
+          <w:rFonts w:ascii="Times New Roman" w:hAnsi="Times New Roman" w:cs="Times New Roman"/>
+          <w:vertAlign w:val="superscript"/>
+        </w:rPr>
+        <w:t>−</w:t>
+      </w:r>
+      <w:r>
+        <w:rPr>
+          <w:rFonts w:ascii="Times New Roman" w:hAnsi="Times New Roman" w:cs="Times New Roman"/>
+          <w:vertAlign w:val="superscript"/>
+        </w:rPr>
+        <w:t>1</w:t>
+      </w:r>
+      <w:r>
+        <w:rPr>
+          <w:rFonts w:ascii="Times New Roman" w:hAnsi="Times New Roman" w:cs="Times New Roman"/>
+        </w:rPr>
+        <w:t xml:space="preserve">) </w:t>
+      </w:r>
+      <w:r>
+        <w:rPr>
+          <w:rFonts w:ascii="Times New Roman" w:hAnsi="Times New Roman" w:cs="Times New Roman"/>
+        </w:rPr>
+        <w:t xml:space="preserve">of </w:t>
       </w:r>
       <w:r>
         <w:rPr>
@@ -5113,40 +4955,38 @@
         <w:rPr>
           <w:rFonts w:ascii="Times New Roman" w:hAnsi="Times New Roman" w:cs="Times New Roman"/>
         </w:rPr>
-        <w:t xml:space="preserve"> </w:t>
-      </w:r>
-      <w:r>
-        <w:rPr>
-          <w:rFonts w:ascii="Times New Roman" w:hAnsi="Times New Roman" w:cs="Times New Roman"/>
-        </w:rPr>
-        <w:t>in response to light and temperature</w:t>
+        <w:t xml:space="preserve"> in response to light and temperature</w:t>
       </w:r>
       <w:r>
         <w:rPr>
           <w:rFonts w:ascii="Times New Roman" w:hAnsi="Times New Roman" w:cs="Times New Roman"/>
         </w:rPr>
         <w:t>.</w:t>
+      </w:r>
+      <w:r>
+        <w:rPr>
+          <w:rFonts w:ascii="Times New Roman" w:hAnsi="Times New Roman" w:cs="Times New Roman"/>
+        </w:rPr>
+        <w:t xml:space="preserve"> All estimates are given as median (ln mean ± standard deviation).</w:t>
       </w:r>
     </w:p>
     <w:tbl>
       <w:tblPr>
         <w:tblStyle w:val="TableGrid"/>
-        <w:tblW w:w="0" w:type="auto"/>
+        <w:tblW w:w="5000" w:type="pct"/>
         <w:tblLook w:val="04A0" w:firstRow="1" w:lastRow="0" w:firstColumn="1" w:lastColumn="0" w:noHBand="0" w:noVBand="1"/>
       </w:tblPr>
       <w:tblGrid>
-        <w:gridCol w:w="1362"/>
-        <w:gridCol w:w="1116"/>
-        <w:gridCol w:w="1165"/>
-        <w:gridCol w:w="1203"/>
-        <w:gridCol w:w="1322"/>
-        <w:gridCol w:w="885"/>
-        <w:gridCol w:w="1963"/>
+        <w:gridCol w:w="1341"/>
+        <w:gridCol w:w="2036"/>
+        <w:gridCol w:w="1895"/>
+        <w:gridCol w:w="2036"/>
+        <w:gridCol w:w="1708"/>
       </w:tblGrid>
       <w:tr>
         <w:tc>
           <w:tcPr>
-            <w:tcW w:w="1362" w:type="dxa"/>
+            <w:tcW w:w="744" w:type="pct"/>
           </w:tcPr>
           <w:p>
             <w:pPr>
@@ -5168,7 +5008,7 @@
         </w:tc>
         <w:tc>
           <w:tcPr>
-            <w:tcW w:w="1116" w:type="dxa"/>
+            <w:tcW w:w="1129" w:type="pct"/>
           </w:tcPr>
           <w:p>
             <w:pPr>
@@ -5176,8 +5016,6 @@
                 <w:rFonts w:ascii="Times New Roman" w:hAnsi="Times New Roman" w:cs="Times New Roman"/>
                 <w:b/>
                 <w:bCs/>
-                <w:i/>
-                <w:iCs/>
               </w:rPr>
             </w:pPr>
             <w:r>
@@ -5185,16 +5023,14 @@
                 <w:rFonts w:ascii="Times New Roman" w:hAnsi="Times New Roman" w:cs="Times New Roman"/>
                 <w:b/>
                 <w:bCs/>
-                <w:i/>
-                <w:iCs/>
-              </w:rPr>
-              <w:t>n</w:t>
-            </w:r>
-          </w:p>
-        </w:tc>
-        <w:tc>
-          <w:tcPr>
-            <w:tcW w:w="1165" w:type="dxa"/>
+              </w:rPr>
+              <w:t>BG</w:t>
+            </w:r>
+          </w:p>
+        </w:tc>
+        <w:tc>
+          <w:tcPr>
+            <w:tcW w:w="1051" w:type="pct"/>
           </w:tcPr>
           <w:p>
             <w:pPr>
@@ -5210,13 +5046,13 @@
                 <w:b/>
                 <w:bCs/>
               </w:rPr>
-              <w:t>BG</w:t>
-            </w:r>
-          </w:p>
-        </w:tc>
-        <w:tc>
-          <w:tcPr>
-            <w:tcW w:w="1203" w:type="dxa"/>
+              <w:t>LAP</w:t>
+            </w:r>
+          </w:p>
+        </w:tc>
+        <w:tc>
+          <w:tcPr>
+            <w:tcW w:w="1129" w:type="pct"/>
           </w:tcPr>
           <w:p>
             <w:pPr>
@@ -5232,13 +5068,13 @@
                 <w:b/>
                 <w:bCs/>
               </w:rPr>
-              <w:t>LAP</w:t>
-            </w:r>
-          </w:p>
-        </w:tc>
-        <w:tc>
-          <w:tcPr>
-            <w:tcW w:w="1322" w:type="dxa"/>
+              <w:t>BG/LAP</w:t>
+            </w:r>
+          </w:p>
+        </w:tc>
+        <w:tc>
+          <w:tcPr>
+            <w:tcW w:w="948" w:type="pct"/>
           </w:tcPr>
           <w:p>
             <w:pPr>
@@ -5254,51 +5090,7 @@
                 <w:b/>
                 <w:bCs/>
               </w:rPr>
-              <w:t>BG/LAP</w:t>
-            </w:r>
-          </w:p>
-        </w:tc>
-        <w:tc>
-          <w:tcPr>
-            <w:tcW w:w="885" w:type="dxa"/>
-          </w:tcPr>
-          <w:p>
-            <w:pPr>
-              <w:rPr>
-                <w:rFonts w:ascii="Times New Roman" w:hAnsi="Times New Roman" w:cs="Times New Roman"/>
-                <w:b/>
-                <w:bCs/>
-              </w:rPr>
-            </w:pPr>
-            <w:r>
-              <w:rPr>
-                <w:rFonts w:ascii="Times New Roman" w:hAnsi="Times New Roman" w:cs="Times New Roman"/>
-                <w:b/>
-                <w:bCs/>
-              </w:rPr>
               <w:t>C/N</w:t>
-            </w:r>
-          </w:p>
-        </w:tc>
-        <w:tc>
-          <w:tcPr>
-            <w:tcW w:w="1963" w:type="dxa"/>
-          </w:tcPr>
-          <w:p>
-            <w:pPr>
-              <w:rPr>
-                <w:rFonts w:ascii="Times New Roman" w:hAnsi="Times New Roman" w:cs="Times New Roman"/>
-                <w:b/>
-                <w:bCs/>
-              </w:rPr>
-            </w:pPr>
-            <w:r>
-              <w:rPr>
-                <w:rFonts w:ascii="Times New Roman" w:hAnsi="Times New Roman" w:cs="Times New Roman"/>
-                <w:b/>
-                <w:bCs/>
-              </w:rPr>
-              <w:t>Enzyme/Element</w:t>
             </w:r>
           </w:p>
         </w:tc>
@@ -5306,7 +5098,7 @@
       <w:tr>
         <w:tc>
           <w:tcPr>
-            <w:tcW w:w="1362" w:type="dxa"/>
+            <w:tcW w:w="744" w:type="pct"/>
           </w:tcPr>
           <w:p>
             <w:pPr>
@@ -5324,81 +5116,81 @@
         </w:tc>
         <w:tc>
           <w:tcPr>
-            <w:tcW w:w="1116" w:type="dxa"/>
-          </w:tcPr>
-          <w:p>
-            <w:pPr>
-              <w:rPr>
-                <w:rFonts w:ascii="Times New Roman" w:hAnsi="Times New Roman" w:cs="Times New Roman"/>
-              </w:rPr>
-            </w:pPr>
-          </w:p>
-        </w:tc>
-        <w:tc>
-          <w:tcPr>
-            <w:tcW w:w="1165" w:type="dxa"/>
-          </w:tcPr>
-          <w:p>
-            <w:pPr>
-              <w:rPr>
-                <w:rFonts w:ascii="Times New Roman" w:hAnsi="Times New Roman" w:cs="Times New Roman"/>
-              </w:rPr>
-            </w:pPr>
-          </w:p>
-        </w:tc>
-        <w:tc>
-          <w:tcPr>
-            <w:tcW w:w="1203" w:type="dxa"/>
-          </w:tcPr>
-          <w:p>
-            <w:pPr>
-              <w:rPr>
-                <w:rFonts w:ascii="Times New Roman" w:hAnsi="Times New Roman" w:cs="Times New Roman"/>
-              </w:rPr>
-            </w:pPr>
-          </w:p>
-        </w:tc>
-        <w:tc>
-          <w:tcPr>
-            <w:tcW w:w="1322" w:type="dxa"/>
-          </w:tcPr>
-          <w:p>
-            <w:pPr>
-              <w:rPr>
-                <w:rFonts w:ascii="Times New Roman" w:hAnsi="Times New Roman" w:cs="Times New Roman"/>
-              </w:rPr>
-            </w:pPr>
-          </w:p>
-        </w:tc>
-        <w:tc>
-          <w:tcPr>
-            <w:tcW w:w="885" w:type="dxa"/>
-          </w:tcPr>
-          <w:p>
-            <w:pPr>
-              <w:rPr>
-                <w:rFonts w:ascii="Times New Roman" w:hAnsi="Times New Roman" w:cs="Times New Roman"/>
-              </w:rPr>
-            </w:pPr>
-          </w:p>
-        </w:tc>
-        <w:tc>
-          <w:tcPr>
-            <w:tcW w:w="1963" w:type="dxa"/>
-          </w:tcPr>
-          <w:p>
-            <w:pPr>
-              <w:rPr>
-                <w:rFonts w:ascii="Times New Roman" w:hAnsi="Times New Roman" w:cs="Times New Roman"/>
-              </w:rPr>
-            </w:pPr>
+            <w:tcW w:w="1129" w:type="pct"/>
+          </w:tcPr>
+          <w:p>
+            <w:pPr>
+              <w:rPr>
+                <w:rFonts w:ascii="Times New Roman" w:hAnsi="Times New Roman" w:cs="Times New Roman"/>
+              </w:rPr>
+            </w:pPr>
+            <w:r>
+              <w:rPr>
+                <w:rFonts w:ascii="Times New Roman" w:hAnsi="Times New Roman" w:cs="Times New Roman"/>
+              </w:rPr>
+              <w:t>0.023 (−3.3 ± 2.1)</w:t>
+            </w:r>
+          </w:p>
+        </w:tc>
+        <w:tc>
+          <w:tcPr>
+            <w:tcW w:w="1051" w:type="pct"/>
+          </w:tcPr>
+          <w:p>
+            <w:pPr>
+              <w:rPr>
+                <w:rFonts w:ascii="Times New Roman" w:hAnsi="Times New Roman" w:cs="Times New Roman"/>
+              </w:rPr>
+            </w:pPr>
+            <w:r>
+              <w:rPr>
+                <w:rFonts w:ascii="Times New Roman" w:hAnsi="Times New Roman" w:cs="Times New Roman"/>
+              </w:rPr>
+              <w:t>1.1 (0.24 ± 0.92)</w:t>
+            </w:r>
+          </w:p>
+        </w:tc>
+        <w:tc>
+          <w:tcPr>
+            <w:tcW w:w="1129" w:type="pct"/>
+          </w:tcPr>
+          <w:p>
+            <w:pPr>
+              <w:rPr>
+                <w:rFonts w:ascii="Times New Roman" w:hAnsi="Times New Roman" w:cs="Times New Roman"/>
+              </w:rPr>
+            </w:pPr>
+            <w:r>
+              <w:rPr>
+                <w:rFonts w:ascii="Times New Roman" w:hAnsi="Times New Roman" w:cs="Times New Roman"/>
+              </w:rPr>
+              <w:t>0.027 (−3.5 ± 2)</w:t>
+            </w:r>
+          </w:p>
+        </w:tc>
+        <w:tc>
+          <w:tcPr>
+            <w:tcW w:w="948" w:type="pct"/>
+          </w:tcPr>
+          <w:p>
+            <w:pPr>
+              <w:rPr>
+                <w:rFonts w:ascii="Times New Roman" w:hAnsi="Times New Roman" w:cs="Times New Roman"/>
+              </w:rPr>
+            </w:pPr>
+            <w:r>
+              <w:rPr>
+                <w:rFonts w:ascii="Times New Roman" w:hAnsi="Times New Roman" w:cs="Times New Roman"/>
+              </w:rPr>
+              <w:t>39 (3.7 ± 0.16)</w:t>
+            </w:r>
           </w:p>
         </w:tc>
       </w:tr>
       <w:tr>
         <w:tc>
           <w:tcPr>
-            <w:tcW w:w="1362" w:type="dxa"/>
+            <w:tcW w:w="744" w:type="pct"/>
           </w:tcPr>
           <w:p>
             <w:pPr>
@@ -5416,81 +5208,81 @@
         </w:tc>
         <w:tc>
           <w:tcPr>
-            <w:tcW w:w="1116" w:type="dxa"/>
-          </w:tcPr>
-          <w:p>
-            <w:pPr>
-              <w:rPr>
-                <w:rFonts w:ascii="Times New Roman" w:hAnsi="Times New Roman" w:cs="Times New Roman"/>
-              </w:rPr>
-            </w:pPr>
-          </w:p>
-        </w:tc>
-        <w:tc>
-          <w:tcPr>
-            <w:tcW w:w="1165" w:type="dxa"/>
-          </w:tcPr>
-          <w:p>
-            <w:pPr>
-              <w:rPr>
-                <w:rFonts w:ascii="Times New Roman" w:hAnsi="Times New Roman" w:cs="Times New Roman"/>
-              </w:rPr>
-            </w:pPr>
-          </w:p>
-        </w:tc>
-        <w:tc>
-          <w:tcPr>
-            <w:tcW w:w="1203" w:type="dxa"/>
-          </w:tcPr>
-          <w:p>
-            <w:pPr>
-              <w:rPr>
-                <w:rFonts w:ascii="Times New Roman" w:hAnsi="Times New Roman" w:cs="Times New Roman"/>
-              </w:rPr>
-            </w:pPr>
-          </w:p>
-        </w:tc>
-        <w:tc>
-          <w:tcPr>
-            <w:tcW w:w="1322" w:type="dxa"/>
-          </w:tcPr>
-          <w:p>
-            <w:pPr>
-              <w:rPr>
-                <w:rFonts w:ascii="Times New Roman" w:hAnsi="Times New Roman" w:cs="Times New Roman"/>
-              </w:rPr>
-            </w:pPr>
-          </w:p>
-        </w:tc>
-        <w:tc>
-          <w:tcPr>
-            <w:tcW w:w="885" w:type="dxa"/>
-          </w:tcPr>
-          <w:p>
-            <w:pPr>
-              <w:rPr>
-                <w:rFonts w:ascii="Times New Roman" w:hAnsi="Times New Roman" w:cs="Times New Roman"/>
-              </w:rPr>
-            </w:pPr>
-          </w:p>
-        </w:tc>
-        <w:tc>
-          <w:tcPr>
-            <w:tcW w:w="1963" w:type="dxa"/>
-          </w:tcPr>
-          <w:p>
-            <w:pPr>
-              <w:rPr>
-                <w:rFonts w:ascii="Times New Roman" w:hAnsi="Times New Roman" w:cs="Times New Roman"/>
-              </w:rPr>
-            </w:pPr>
+            <w:tcW w:w="1129" w:type="pct"/>
+          </w:tcPr>
+          <w:p>
+            <w:pPr>
+              <w:rPr>
+                <w:rFonts w:ascii="Times New Roman" w:hAnsi="Times New Roman" w:cs="Times New Roman"/>
+              </w:rPr>
+            </w:pPr>
+            <w:r>
+              <w:rPr>
+                <w:rFonts w:ascii="Times New Roman" w:hAnsi="Times New Roman" w:cs="Times New Roman"/>
+              </w:rPr>
+              <w:t>0.18 (−1.7 ± 1.6)</w:t>
+            </w:r>
+          </w:p>
+        </w:tc>
+        <w:tc>
+          <w:tcPr>
+            <w:tcW w:w="1051" w:type="pct"/>
+          </w:tcPr>
+          <w:p>
+            <w:pPr>
+              <w:rPr>
+                <w:rFonts w:ascii="Times New Roman" w:hAnsi="Times New Roman" w:cs="Times New Roman"/>
+              </w:rPr>
+            </w:pPr>
+            <w:r>
+              <w:rPr>
+                <w:rFonts w:ascii="Times New Roman" w:hAnsi="Times New Roman" w:cs="Times New Roman"/>
+              </w:rPr>
+              <w:t>1 (0.41 ± 1)</w:t>
+            </w:r>
+          </w:p>
+        </w:tc>
+        <w:tc>
+          <w:tcPr>
+            <w:tcW w:w="1129" w:type="pct"/>
+          </w:tcPr>
+          <w:p>
+            <w:pPr>
+              <w:rPr>
+                <w:rFonts w:ascii="Times New Roman" w:hAnsi="Times New Roman" w:cs="Times New Roman"/>
+              </w:rPr>
+            </w:pPr>
+            <w:r>
+              <w:rPr>
+                <w:rFonts w:ascii="Times New Roman" w:hAnsi="Times New Roman" w:cs="Times New Roman"/>
+              </w:rPr>
+              <w:t>0.18 (−2 ± 1.2)</w:t>
+            </w:r>
+          </w:p>
+        </w:tc>
+        <w:tc>
+          <w:tcPr>
+            <w:tcW w:w="948" w:type="pct"/>
+          </w:tcPr>
+          <w:p>
+            <w:pPr>
+              <w:rPr>
+                <w:rFonts w:ascii="Times New Roman" w:hAnsi="Times New Roman" w:cs="Times New Roman"/>
+              </w:rPr>
+            </w:pPr>
+            <w:r>
+              <w:rPr>
+                <w:rFonts w:ascii="Times New Roman" w:hAnsi="Times New Roman" w:cs="Times New Roman"/>
+              </w:rPr>
+              <w:t>27 (3.2 ± 0.44)</w:t>
+            </w:r>
           </w:p>
         </w:tc>
       </w:tr>
       <w:tr>
         <w:tc>
           <w:tcPr>
-            <w:tcW w:w="1362" w:type="dxa"/>
+            <w:tcW w:w="744" w:type="pct"/>
           </w:tcPr>
           <w:p>
             <w:pPr>
@@ -5508,81 +5300,81 @@
         </w:tc>
         <w:tc>
           <w:tcPr>
-            <w:tcW w:w="1116" w:type="dxa"/>
-          </w:tcPr>
-          <w:p>
-            <w:pPr>
-              <w:rPr>
-                <w:rFonts w:ascii="Times New Roman" w:hAnsi="Times New Roman" w:cs="Times New Roman"/>
-              </w:rPr>
-            </w:pPr>
-          </w:p>
-        </w:tc>
-        <w:tc>
-          <w:tcPr>
-            <w:tcW w:w="1165" w:type="dxa"/>
-          </w:tcPr>
-          <w:p>
-            <w:pPr>
-              <w:rPr>
-                <w:rFonts w:ascii="Times New Roman" w:hAnsi="Times New Roman" w:cs="Times New Roman"/>
-              </w:rPr>
-            </w:pPr>
-          </w:p>
-        </w:tc>
-        <w:tc>
-          <w:tcPr>
-            <w:tcW w:w="1203" w:type="dxa"/>
-          </w:tcPr>
-          <w:p>
-            <w:pPr>
-              <w:rPr>
-                <w:rFonts w:ascii="Times New Roman" w:hAnsi="Times New Roman" w:cs="Times New Roman"/>
-              </w:rPr>
-            </w:pPr>
-          </w:p>
-        </w:tc>
-        <w:tc>
-          <w:tcPr>
-            <w:tcW w:w="1322" w:type="dxa"/>
-          </w:tcPr>
-          <w:p>
-            <w:pPr>
-              <w:rPr>
-                <w:rFonts w:ascii="Times New Roman" w:hAnsi="Times New Roman" w:cs="Times New Roman"/>
-              </w:rPr>
-            </w:pPr>
-          </w:p>
-        </w:tc>
-        <w:tc>
-          <w:tcPr>
-            <w:tcW w:w="885" w:type="dxa"/>
-          </w:tcPr>
-          <w:p>
-            <w:pPr>
-              <w:rPr>
-                <w:rFonts w:ascii="Times New Roman" w:hAnsi="Times New Roman" w:cs="Times New Roman"/>
-              </w:rPr>
-            </w:pPr>
-          </w:p>
-        </w:tc>
-        <w:tc>
-          <w:tcPr>
-            <w:tcW w:w="1963" w:type="dxa"/>
-          </w:tcPr>
-          <w:p>
-            <w:pPr>
-              <w:rPr>
-                <w:rFonts w:ascii="Times New Roman" w:hAnsi="Times New Roman" w:cs="Times New Roman"/>
-              </w:rPr>
-            </w:pPr>
+            <w:tcW w:w="1129" w:type="pct"/>
+          </w:tcPr>
+          <w:p>
+            <w:pPr>
+              <w:rPr>
+                <w:rFonts w:ascii="Times New Roman" w:hAnsi="Times New Roman" w:cs="Times New Roman"/>
+              </w:rPr>
+            </w:pPr>
+            <w:r>
+              <w:rPr>
+                <w:rFonts w:ascii="Times New Roman" w:hAnsi="Times New Roman" w:cs="Times New Roman"/>
+              </w:rPr>
+              <w:t>0.19 (−1.2 ± 1.7)</w:t>
+            </w:r>
+          </w:p>
+        </w:tc>
+        <w:tc>
+          <w:tcPr>
+            <w:tcW w:w="1051" w:type="pct"/>
+          </w:tcPr>
+          <w:p>
+            <w:pPr>
+              <w:rPr>
+                <w:rFonts w:ascii="Times New Roman" w:hAnsi="Times New Roman" w:cs="Times New Roman"/>
+              </w:rPr>
+            </w:pPr>
+            <w:r>
+              <w:rPr>
+                <w:rFonts w:ascii="Times New Roman" w:hAnsi="Times New Roman" w:cs="Times New Roman"/>
+              </w:rPr>
+              <w:t>1.1 (0.69 ± 1.6)</w:t>
+            </w:r>
+          </w:p>
+        </w:tc>
+        <w:tc>
+          <w:tcPr>
+            <w:tcW w:w="1129" w:type="pct"/>
+          </w:tcPr>
+          <w:p>
+            <w:pPr>
+              <w:rPr>
+                <w:rFonts w:ascii="Times New Roman" w:hAnsi="Times New Roman" w:cs="Times New Roman"/>
+              </w:rPr>
+            </w:pPr>
+            <w:r>
+              <w:rPr>
+                <w:rFonts w:ascii="Times New Roman" w:hAnsi="Times New Roman" w:cs="Times New Roman"/>
+              </w:rPr>
+              <w:t>0.19 (−1.7 ± 0.75)</w:t>
+            </w:r>
+          </w:p>
+        </w:tc>
+        <w:tc>
+          <w:tcPr>
+            <w:tcW w:w="948" w:type="pct"/>
+          </w:tcPr>
+          <w:p>
+            <w:pPr>
+              <w:rPr>
+                <w:rFonts w:ascii="Times New Roman" w:hAnsi="Times New Roman" w:cs="Times New Roman"/>
+              </w:rPr>
+            </w:pPr>
+            <w:r>
+              <w:rPr>
+                <w:rFonts w:ascii="Times New Roman" w:hAnsi="Times New Roman" w:cs="Times New Roman"/>
+              </w:rPr>
+              <w:t>24 (3.1 ± 0.52)</w:t>
+            </w:r>
           </w:p>
         </w:tc>
       </w:tr>
       <w:tr>
         <w:tc>
           <w:tcPr>
-            <w:tcW w:w="1362" w:type="dxa"/>
+            <w:tcW w:w="744" w:type="pct"/>
           </w:tcPr>
           <w:p>
             <w:pPr>
@@ -5600,81 +5392,81 @@
         </w:tc>
         <w:tc>
           <w:tcPr>
-            <w:tcW w:w="1116" w:type="dxa"/>
-          </w:tcPr>
-          <w:p>
-            <w:pPr>
-              <w:rPr>
-                <w:rFonts w:ascii="Times New Roman" w:hAnsi="Times New Roman" w:cs="Times New Roman"/>
-              </w:rPr>
-            </w:pPr>
-          </w:p>
-        </w:tc>
-        <w:tc>
-          <w:tcPr>
-            <w:tcW w:w="1165" w:type="dxa"/>
-          </w:tcPr>
-          <w:p>
-            <w:pPr>
-              <w:rPr>
-                <w:rFonts w:ascii="Times New Roman" w:hAnsi="Times New Roman" w:cs="Times New Roman"/>
-              </w:rPr>
-            </w:pPr>
-          </w:p>
-        </w:tc>
-        <w:tc>
-          <w:tcPr>
-            <w:tcW w:w="1203" w:type="dxa"/>
-          </w:tcPr>
-          <w:p>
-            <w:pPr>
-              <w:rPr>
-                <w:rFonts w:ascii="Times New Roman" w:hAnsi="Times New Roman" w:cs="Times New Roman"/>
-              </w:rPr>
-            </w:pPr>
-          </w:p>
-        </w:tc>
-        <w:tc>
-          <w:tcPr>
-            <w:tcW w:w="1322" w:type="dxa"/>
-          </w:tcPr>
-          <w:p>
-            <w:pPr>
-              <w:rPr>
-                <w:rFonts w:ascii="Times New Roman" w:hAnsi="Times New Roman" w:cs="Times New Roman"/>
-              </w:rPr>
-            </w:pPr>
-          </w:p>
-        </w:tc>
-        <w:tc>
-          <w:tcPr>
-            <w:tcW w:w="885" w:type="dxa"/>
-          </w:tcPr>
-          <w:p>
-            <w:pPr>
-              <w:rPr>
-                <w:rFonts w:ascii="Times New Roman" w:hAnsi="Times New Roman" w:cs="Times New Roman"/>
-              </w:rPr>
-            </w:pPr>
-          </w:p>
-        </w:tc>
-        <w:tc>
-          <w:tcPr>
-            <w:tcW w:w="1963" w:type="dxa"/>
-          </w:tcPr>
-          <w:p>
-            <w:pPr>
-              <w:rPr>
-                <w:rFonts w:ascii="Times New Roman" w:hAnsi="Times New Roman" w:cs="Times New Roman"/>
-              </w:rPr>
-            </w:pPr>
+            <w:tcW w:w="1129" w:type="pct"/>
+          </w:tcPr>
+          <w:p>
+            <w:pPr>
+              <w:rPr>
+                <w:rFonts w:ascii="Times New Roman" w:hAnsi="Times New Roman" w:cs="Times New Roman"/>
+              </w:rPr>
+            </w:pPr>
+            <w:r>
+              <w:rPr>
+                <w:rFonts w:ascii="Times New Roman" w:hAnsi="Times New Roman" w:cs="Times New Roman"/>
+              </w:rPr>
+              <w:t>0.21 (−1.7 ± 1.5)</w:t>
+            </w:r>
+          </w:p>
+        </w:tc>
+        <w:tc>
+          <w:tcPr>
+            <w:tcW w:w="1051" w:type="pct"/>
+          </w:tcPr>
+          <w:p>
+            <w:pPr>
+              <w:rPr>
+                <w:rFonts w:ascii="Times New Roman" w:hAnsi="Times New Roman" w:cs="Times New Roman"/>
+              </w:rPr>
+            </w:pPr>
+            <w:r>
+              <w:rPr>
+                <w:rFonts w:ascii="Times New Roman" w:hAnsi="Times New Roman" w:cs="Times New Roman"/>
+              </w:rPr>
+              <w:t>1.2 (0.41 ± 0.9)</w:t>
+            </w:r>
+          </w:p>
+        </w:tc>
+        <w:tc>
+          <w:tcPr>
+            <w:tcW w:w="1129" w:type="pct"/>
+          </w:tcPr>
+          <w:p>
+            <w:pPr>
+              <w:rPr>
+                <w:rFonts w:ascii="Times New Roman" w:hAnsi="Times New Roman" w:cs="Times New Roman"/>
+              </w:rPr>
+            </w:pPr>
+            <w:r>
+              <w:rPr>
+                <w:rFonts w:ascii="Times New Roman" w:hAnsi="Times New Roman" w:cs="Times New Roman"/>
+              </w:rPr>
+              <w:t>0.15 (−1.8 ± 0.97)</w:t>
+            </w:r>
+          </w:p>
+        </w:tc>
+        <w:tc>
+          <w:tcPr>
+            <w:tcW w:w="948" w:type="pct"/>
+          </w:tcPr>
+          <w:p>
+            <w:pPr>
+              <w:rPr>
+                <w:rFonts w:ascii="Times New Roman" w:hAnsi="Times New Roman" w:cs="Times New Roman"/>
+              </w:rPr>
+            </w:pPr>
+            <w:r>
+              <w:rPr>
+                <w:rFonts w:ascii="Times New Roman" w:hAnsi="Times New Roman" w:cs="Times New Roman"/>
+              </w:rPr>
+              <w:t>25 (3.2 ± 0.53)</w:t>
+            </w:r>
           </w:p>
         </w:tc>
       </w:tr>
       <w:tr>
         <w:tc>
           <w:tcPr>
-            <w:tcW w:w="1362" w:type="dxa"/>
+            <w:tcW w:w="744" w:type="pct"/>
           </w:tcPr>
           <w:p>
             <w:pPr>
@@ -5692,74 +5484,74 @@
         </w:tc>
         <w:tc>
           <w:tcPr>
-            <w:tcW w:w="1116" w:type="dxa"/>
-          </w:tcPr>
-          <w:p>
-            <w:pPr>
-              <w:rPr>
-                <w:rFonts w:ascii="Times New Roman" w:hAnsi="Times New Roman" w:cs="Times New Roman"/>
-              </w:rPr>
-            </w:pPr>
-          </w:p>
-        </w:tc>
-        <w:tc>
-          <w:tcPr>
-            <w:tcW w:w="1165" w:type="dxa"/>
-          </w:tcPr>
-          <w:p>
-            <w:pPr>
-              <w:rPr>
-                <w:rFonts w:ascii="Times New Roman" w:hAnsi="Times New Roman" w:cs="Times New Roman"/>
-              </w:rPr>
-            </w:pPr>
-          </w:p>
-        </w:tc>
-        <w:tc>
-          <w:tcPr>
-            <w:tcW w:w="1203" w:type="dxa"/>
-          </w:tcPr>
-          <w:p>
-            <w:pPr>
-              <w:rPr>
-                <w:rFonts w:ascii="Times New Roman" w:hAnsi="Times New Roman" w:cs="Times New Roman"/>
-              </w:rPr>
-            </w:pPr>
-          </w:p>
-        </w:tc>
-        <w:tc>
-          <w:tcPr>
-            <w:tcW w:w="1322" w:type="dxa"/>
-          </w:tcPr>
-          <w:p>
-            <w:pPr>
-              <w:rPr>
-                <w:rFonts w:ascii="Times New Roman" w:hAnsi="Times New Roman" w:cs="Times New Roman"/>
-              </w:rPr>
-            </w:pPr>
-          </w:p>
-        </w:tc>
-        <w:tc>
-          <w:tcPr>
-            <w:tcW w:w="885" w:type="dxa"/>
-          </w:tcPr>
-          <w:p>
-            <w:pPr>
-              <w:rPr>
-                <w:rFonts w:ascii="Times New Roman" w:hAnsi="Times New Roman" w:cs="Times New Roman"/>
-              </w:rPr>
-            </w:pPr>
-          </w:p>
-        </w:tc>
-        <w:tc>
-          <w:tcPr>
-            <w:tcW w:w="1963" w:type="dxa"/>
-          </w:tcPr>
-          <w:p>
-            <w:pPr>
-              <w:rPr>
-                <w:rFonts w:ascii="Times New Roman" w:hAnsi="Times New Roman" w:cs="Times New Roman"/>
-              </w:rPr>
-            </w:pPr>
+            <w:tcW w:w="1129" w:type="pct"/>
+          </w:tcPr>
+          <w:p>
+            <w:pPr>
+              <w:rPr>
+                <w:rFonts w:ascii="Times New Roman" w:hAnsi="Times New Roman" w:cs="Times New Roman"/>
+              </w:rPr>
+            </w:pPr>
+            <w:r>
+              <w:rPr>
+                <w:rFonts w:ascii="Times New Roman" w:hAnsi="Times New Roman" w:cs="Times New Roman"/>
+              </w:rPr>
+              <w:t>0.33 (−0.65 ± 1.8)</w:t>
+            </w:r>
+          </w:p>
+        </w:tc>
+        <w:tc>
+          <w:tcPr>
+            <w:tcW w:w="1051" w:type="pct"/>
+          </w:tcPr>
+          <w:p>
+            <w:pPr>
+              <w:rPr>
+                <w:rFonts w:ascii="Times New Roman" w:hAnsi="Times New Roman" w:cs="Times New Roman"/>
+              </w:rPr>
+            </w:pPr>
+            <w:r>
+              <w:rPr>
+                <w:rFonts w:ascii="Times New Roman" w:hAnsi="Times New Roman" w:cs="Times New Roman"/>
+              </w:rPr>
+              <w:t>6.9 (1.6 ± 1.7)</w:t>
+            </w:r>
+          </w:p>
+        </w:tc>
+        <w:tc>
+          <w:tcPr>
+            <w:tcW w:w="1129" w:type="pct"/>
+          </w:tcPr>
+          <w:p>
+            <w:pPr>
+              <w:rPr>
+                <w:rFonts w:ascii="Times New Roman" w:hAnsi="Times New Roman" w:cs="Times New Roman"/>
+              </w:rPr>
+            </w:pPr>
+            <w:r>
+              <w:rPr>
+                <w:rFonts w:ascii="Times New Roman" w:hAnsi="Times New Roman" w:cs="Times New Roman"/>
+              </w:rPr>
+              <w:t>0.15 (−2 ± 0.89)</w:t>
+            </w:r>
+          </w:p>
+        </w:tc>
+        <w:tc>
+          <w:tcPr>
+            <w:tcW w:w="948" w:type="pct"/>
+          </w:tcPr>
+          <w:p>
+            <w:pPr>
+              <w:rPr>
+                <w:rFonts w:ascii="Times New Roman" w:hAnsi="Times New Roman" w:cs="Times New Roman"/>
+              </w:rPr>
+            </w:pPr>
+            <w:r>
+              <w:rPr>
+                <w:rFonts w:ascii="Times New Roman" w:hAnsi="Times New Roman" w:cs="Times New Roman"/>
+              </w:rPr>
+              <w:t>25 (3.1 ± 0.35)</w:t>
+            </w:r>
           </w:p>
         </w:tc>
       </w:tr>
@@ -5783,9 +5575,9 @@
           <w:noProof/>
         </w:rPr>
         <w:drawing>
-          <wp:inline distT="0" distB="0" distL="0" distR="0" wp14:anchorId="181C5364" wp14:editId="52271A66">
-            <wp:extent cx="5731510" cy="1721485"/>
-            <wp:effectExtent l="0" t="0" r="0" b="5715"/>
+          <wp:inline distT="0" distB="0" distL="0" distR="0" wp14:anchorId="181C5364" wp14:editId="7049E16E">
+            <wp:extent cx="5731510" cy="1721478"/>
+            <wp:effectExtent l="0" t="0" r="0" b="6350"/>
             <wp:docPr id="1699004605" name="Picture 2"/>
             <wp:cNvGraphicFramePr>
               <a:graphicFrameLocks xmlns:a="http://schemas.openxmlformats.org/drawingml/2006/main" noChangeAspect="1"/>
@@ -5794,7 +5586,7 @@
               <a:graphicData uri="http://schemas.openxmlformats.org/drawingml/2006/picture">
                 <pic:pic xmlns:pic="http://schemas.openxmlformats.org/drawingml/2006/picture">
                   <pic:nvPicPr>
-                    <pic:cNvPr id="1699004605" name="Picture 1699004605"/>
+                    <pic:cNvPr id="1699004605" name="Picture 2"/>
                     <pic:cNvPicPr/>
                   </pic:nvPicPr>
                   <pic:blipFill>
@@ -5806,7 +5598,7 @@
                   <pic:spPr>
                     <a:xfrm>
                       <a:off x="0" y="0"/>
-                      <a:ext cx="5731510" cy="1721485"/>
+                      <a:ext cx="5731510" cy="1721478"/>
                     </a:xfrm>
                     <a:prstGeom prst="rect">
                       <a:avLst/>
@@ -5845,19 +5637,25 @@
         <w:rPr>
           <w:rFonts w:ascii="Times New Roman" w:hAnsi="Times New Roman" w:cs="Times New Roman"/>
         </w:rPr>
-        <w:t xml:space="preserve">. </w:t>
-      </w:r>
-      <w:r>
-        <w:rPr>
-          <w:rFonts w:ascii="Times New Roman" w:hAnsi="Times New Roman" w:cs="Times New Roman"/>
-        </w:rPr>
-        <w:t>Carbon–nitrogen stoichiometry</w:t>
-      </w:r>
-      <w:r>
-        <w:rPr>
-          <w:rFonts w:ascii="Times New Roman" w:hAnsi="Times New Roman" w:cs="Times New Roman"/>
-        </w:rPr>
-        <w:t xml:space="preserve"> of kelp and extracellular enzyme activities</w:t>
+        <w:t>. Carbon–nitrogen stoichiometry</w:t>
+      </w:r>
+      <w:r>
+        <w:rPr>
+          <w:rFonts w:ascii="Times New Roman" w:hAnsi="Times New Roman" w:cs="Times New Roman"/>
+        </w:rPr>
+        <w:t xml:space="preserve"> of kelp </w:t>
+      </w:r>
+      <w:r>
+        <w:rPr>
+          <w:rFonts w:ascii="Times New Roman" w:hAnsi="Times New Roman" w:cs="Times New Roman"/>
+        </w:rPr>
+        <w:t xml:space="preserve">detritus </w:t>
+      </w:r>
+      <w:r>
+        <w:rPr>
+          <w:rFonts w:ascii="Times New Roman" w:hAnsi="Times New Roman" w:cs="Times New Roman"/>
+        </w:rPr>
+        <w:t>and extracellular enzyme activities</w:t>
       </w:r>
       <w:r>
         <w:rPr>
@@ -5869,7 +5667,25 @@
         <w:rPr>
           <w:rFonts w:ascii="Times New Roman" w:hAnsi="Times New Roman" w:cs="Times New Roman"/>
         </w:rPr>
-        <w:t>in response to light and temperature</w:t>
+        <w:t>in response to light</w:t>
+      </w:r>
+      <w:r>
+        <w:rPr>
+          <w:rFonts w:ascii="Times New Roman" w:hAnsi="Times New Roman" w:cs="Times New Roman"/>
+        </w:rPr>
+        <w:t xml:space="preserve">, </w:t>
+      </w:r>
+      <w:r>
+        <w:rPr>
+          <w:rFonts w:ascii="Times New Roman" w:hAnsi="Times New Roman" w:cs="Times New Roman"/>
+        </w:rPr>
+        <w:t>temperature</w:t>
+      </w:r>
+      <w:r>
+        <w:rPr>
+          <w:rFonts w:ascii="Times New Roman" w:hAnsi="Times New Roman" w:cs="Times New Roman"/>
+        </w:rPr>
+        <w:t xml:space="preserve"> and detrital age</w:t>
       </w:r>
       <w:r>
         <w:rPr>
@@ -5881,25 +5697,19 @@
         <w:rPr>
           <w:rFonts w:ascii="Times New Roman" w:hAnsi="Times New Roman" w:cs="Times New Roman"/>
         </w:rPr>
-        <w:t xml:space="preserve"> C/N &gt; 1 indicates that there is more carbon than nitrogen in kelp. </w:t>
-      </w:r>
-      <w:r>
-        <w:rPr>
-          <w:rFonts w:ascii="Times New Roman" w:hAnsi="Times New Roman" w:cs="Times New Roman"/>
-        </w:rPr>
-        <w:t>BG/LAP &lt; 1 indicates that nitrogen is preferentially hydrolysed</w:t>
-      </w:r>
-      <w:r>
-        <w:rPr>
-          <w:rFonts w:ascii="Times New Roman" w:hAnsi="Times New Roman" w:cs="Times New Roman"/>
-        </w:rPr>
-        <w:t xml:space="preserve">. </w:t>
-      </w:r>
-      <w:r>
-        <w:rPr>
-          <w:rFonts w:ascii="Times New Roman" w:hAnsi="Times New Roman" w:cs="Times New Roman"/>
-        </w:rPr>
-        <w:t>Time arrows connect timepoint centroids</w:t>
+        <w:t xml:space="preserve"> C/N &gt; 1 indicates that there is more carbon than nitrogen in kelp. BG/LAP &lt; 1 indicates that nitrogen is preferentially hydrolysed. </w:t>
+      </w:r>
+      <w:r>
+        <w:rPr>
+          <w:rFonts w:ascii="Times New Roman" w:hAnsi="Times New Roman" w:cs="Times New Roman"/>
+        </w:rPr>
+        <w:t xml:space="preserve">Time arrows connect timepoint </w:t>
+      </w:r>
+      <w:r>
+        <w:rPr>
+          <w:rFonts w:ascii="Times New Roman" w:hAnsi="Times New Roman" w:cs="Times New Roman"/>
+        </w:rPr>
+        <w:t>medians</w:t>
       </w:r>
       <w:r>
         <w:rPr>
@@ -6018,13 +5828,7 @@
         <w:rPr>
           <w:rFonts w:ascii="Times New Roman" w:hAnsi="Times New Roman" w:cs="Times New Roman"/>
         </w:rPr>
-        <w:t>Total reads</w:t>
-      </w:r>
-      <w:r>
-        <w:rPr>
-          <w:rFonts w:ascii="Times New Roman" w:hAnsi="Times New Roman" w:cs="Times New Roman"/>
-        </w:rPr>
-        <w:t xml:space="preserve"> are the number of </w:t>
+        <w:t xml:space="preserve">Total reads are the number of </w:t>
       </w:r>
       <w:r>
         <w:rPr>
@@ -6036,36 +5840,24 @@
         <w:rPr>
           <w:rFonts w:ascii="Times New Roman" w:hAnsi="Times New Roman" w:cs="Times New Roman"/>
         </w:rPr>
+        <w:t xml:space="preserve"> per kelp surface area after filtering. R</w:t>
+      </w:r>
+      <w:r>
+        <w:rPr>
+          <w:rFonts w:ascii="Times New Roman" w:hAnsi="Times New Roman" w:cs="Times New Roman"/>
+        </w:rPr>
+        <w:t>ichness</w:t>
+      </w:r>
+      <w:r>
+        <w:rPr>
+          <w:rFonts w:ascii="Times New Roman" w:hAnsi="Times New Roman" w:cs="Times New Roman"/>
+        </w:rPr>
         <w:t xml:space="preserve"> </w:t>
       </w:r>
       <w:r>
         <w:rPr>
           <w:rFonts w:ascii="Times New Roman" w:hAnsi="Times New Roman" w:cs="Times New Roman"/>
         </w:rPr>
-        <w:t>per kelp surface area</w:t>
-      </w:r>
-      <w:r>
-        <w:rPr>
-          <w:rFonts w:ascii="Times New Roman" w:hAnsi="Times New Roman" w:cs="Times New Roman"/>
-        </w:rPr>
-        <w:t xml:space="preserve"> after filtering. R</w:t>
-      </w:r>
-      <w:r>
-        <w:rPr>
-          <w:rFonts w:ascii="Times New Roman" w:hAnsi="Times New Roman" w:cs="Times New Roman"/>
-        </w:rPr>
-        <w:t>ichness</w:t>
-      </w:r>
-      <w:r>
-        <w:rPr>
-          <w:rFonts w:ascii="Times New Roman" w:hAnsi="Times New Roman" w:cs="Times New Roman"/>
-        </w:rPr>
-        <w:t xml:space="preserve"> </w:t>
-      </w:r>
-      <w:r>
-        <w:rPr>
-          <w:rFonts w:ascii="Times New Roman" w:hAnsi="Times New Roman" w:cs="Times New Roman"/>
-        </w:rPr>
         <w:t xml:space="preserve">is the number of </w:t>
       </w:r>
       <w:r>
@@ -6090,13 +5882,7 @@
         <w:rPr>
           <w:rFonts w:ascii="Times New Roman" w:hAnsi="Times New Roman" w:cs="Times New Roman"/>
         </w:rPr>
-        <w:t>{Simpson, 1949 #77093}</w:t>
-      </w:r>
-      <w:r>
-        <w:rPr>
-          <w:rFonts w:ascii="Times New Roman" w:hAnsi="Times New Roman" w:cs="Times New Roman"/>
-        </w:rPr>
-        <w:t xml:space="preserve"> </w:t>
+        <w:t xml:space="preserve">{Simpson, 1949 #77093} </w:t>
       </w:r>
       <w:r>
         <w:rPr>
@@ -8228,13 +8014,25 @@
         <w:rPr>
           <w:rFonts w:ascii="Times New Roman" w:hAnsi="Times New Roman" w:cs="Times New Roman"/>
         </w:rPr>
-        <w:t>in response to light and temperature</w:t>
-      </w:r>
-      <w:r>
-        <w:rPr>
-          <w:rFonts w:ascii="Times New Roman" w:hAnsi="Times New Roman" w:cs="Times New Roman"/>
-        </w:rPr>
-        <w:t xml:space="preserve"> </w:t>
+        <w:t>in response to light</w:t>
+      </w:r>
+      <w:r>
+        <w:rPr>
+          <w:rFonts w:ascii="Times New Roman" w:hAnsi="Times New Roman" w:cs="Times New Roman"/>
+        </w:rPr>
+        <w:t xml:space="preserve">, </w:t>
+      </w:r>
+      <w:r>
+        <w:rPr>
+          <w:rFonts w:ascii="Times New Roman" w:hAnsi="Times New Roman" w:cs="Times New Roman"/>
+        </w:rPr>
+        <w:t xml:space="preserve">temperature </w:t>
+      </w:r>
+      <w:r>
+        <w:rPr>
+          <w:rFonts w:ascii="Times New Roman" w:hAnsi="Times New Roman" w:cs="Times New Roman"/>
+        </w:rPr>
+        <w:t xml:space="preserve">and detrital age </w:t>
       </w:r>
       <w:r>
         <w:rPr>
@@ -8376,7 +8174,19 @@
         <w:rPr>
           <w:rFonts w:ascii="Times New Roman" w:hAnsi="Times New Roman" w:cs="Times New Roman"/>
         </w:rPr>
-        <w:t xml:space="preserve"> connect timepoint centroids. </w:t>
+        <w:t xml:space="preserve"> connect timepoint </w:t>
+      </w:r>
+      <w:r>
+        <w:rPr>
+          <w:rFonts w:ascii="Times New Roman" w:hAnsi="Times New Roman" w:cs="Times New Roman"/>
+        </w:rPr>
+        <w:t>means</w:t>
+      </w:r>
+      <w:r>
+        <w:rPr>
+          <w:rFonts w:ascii="Times New Roman" w:hAnsi="Times New Roman" w:cs="Times New Roman"/>
+        </w:rPr>
+        <w:t>.</w:t>
       </w:r>
     </w:p>
     <w:p>

--- a/Manuscript/Manuscript.docx
+++ b/Manuscript/Manuscript.docx
@@ -4898,34 +4898,20 @@
           <w:rFonts w:ascii="Times New Roman" w:hAnsi="Times New Roman" w:cs="Times New Roman"/>
           <w:vertAlign w:val="superscript"/>
         </w:rPr>
-        <w:t>−</w:t>
+        <w:t>−2</w:t>
+      </w:r>
+      <w:r>
+        <w:rPr>
+          <w:rFonts w:ascii="Times New Roman" w:hAnsi="Times New Roman" w:cs="Times New Roman"/>
+        </w:rPr>
+        <w:t xml:space="preserve"> h</w:t>
       </w:r>
       <w:r>
         <w:rPr>
           <w:rFonts w:ascii="Times New Roman" w:hAnsi="Times New Roman" w:cs="Times New Roman"/>
           <w:vertAlign w:val="superscript"/>
         </w:rPr>
-        <w:t>2</w:t>
-      </w:r>
-      <w:r>
-        <w:rPr>
-          <w:rFonts w:ascii="Times New Roman" w:hAnsi="Times New Roman" w:cs="Times New Roman"/>
-        </w:rPr>
-        <w:t xml:space="preserve"> h</w:t>
-      </w:r>
-      <w:r>
-        <w:rPr>
-          <w:rFonts w:ascii="Times New Roman" w:hAnsi="Times New Roman" w:cs="Times New Roman"/>
-          <w:vertAlign w:val="superscript"/>
-        </w:rPr>
-        <w:t>−</w:t>
-      </w:r>
-      <w:r>
-        <w:rPr>
-          <w:rFonts w:ascii="Times New Roman" w:hAnsi="Times New Roman" w:cs="Times New Roman"/>
-          <w:vertAlign w:val="superscript"/>
-        </w:rPr>
-        <w:t>1</w:t>
+        <w:t>−1</w:t>
       </w:r>
       <w:r>
         <w:rPr>
@@ -5744,2171 +5730,6 @@
           <w:rFonts w:ascii="Times New Roman" w:hAnsi="Times New Roman" w:cs="Times New Roman"/>
         </w:rPr>
       </w:pPr>
-      <w:r>
-        <w:rPr>
-          <w:rFonts w:ascii="Times New Roman" w:hAnsi="Times New Roman" w:cs="Times New Roman"/>
-          <w:b/>
-          <w:bCs/>
-        </w:rPr>
-        <w:t xml:space="preserve">Figure </w:t>
-      </w:r>
-      <w:r>
-        <w:rPr>
-          <w:rFonts w:ascii="Times New Roman" w:hAnsi="Times New Roman" w:cs="Times New Roman"/>
-          <w:b/>
-          <w:bCs/>
-        </w:rPr>
-        <w:t>4</w:t>
-      </w:r>
-      <w:r>
-        <w:rPr>
-          <w:rFonts w:ascii="Times New Roman" w:hAnsi="Times New Roman" w:cs="Times New Roman"/>
-        </w:rPr>
-        <w:t xml:space="preserve">. </w:t>
-      </w:r>
-      <w:r>
-        <w:rPr>
-          <w:rFonts w:ascii="Times New Roman" w:hAnsi="Times New Roman" w:cs="Times New Roman"/>
-        </w:rPr>
-        <w:t>Abundance, Richness, Microbial heterotrophs</w:t>
-      </w:r>
-    </w:p>
-    <w:p>
-      <w:pPr>
-        <w:rPr>
-          <w:rFonts w:ascii="Times New Roman" w:hAnsi="Times New Roman" w:cs="Times New Roman"/>
-        </w:rPr>
-      </w:pPr>
-    </w:p>
-    <w:p>
-      <w:pPr>
-        <w:rPr>
-          <w:rFonts w:ascii="Times New Roman" w:hAnsi="Times New Roman" w:cs="Times New Roman"/>
-        </w:rPr>
-      </w:pPr>
-      <w:r>
-        <w:rPr>
-          <w:rFonts w:ascii="Times New Roman" w:hAnsi="Times New Roman" w:cs="Times New Roman"/>
-          <w:b/>
-          <w:bCs/>
-        </w:rPr>
-        <w:t>Table 3</w:t>
-      </w:r>
-      <w:r>
-        <w:rPr>
-          <w:rFonts w:ascii="Times New Roman" w:hAnsi="Times New Roman" w:cs="Times New Roman"/>
-        </w:rPr>
-        <w:t xml:space="preserve">. </w:t>
-      </w:r>
-      <w:r>
-        <w:rPr>
-          <w:rFonts w:ascii="Times New Roman" w:hAnsi="Times New Roman" w:cs="Times New Roman"/>
-        </w:rPr>
-        <w:t xml:space="preserve">Bacterial community composition in response to light and temperature based on amplicon sequence variants </w:t>
-      </w:r>
-      <w:r>
-        <w:rPr>
-          <w:rFonts w:ascii="Times New Roman" w:hAnsi="Times New Roman" w:cs="Times New Roman"/>
-        </w:rPr>
-        <w:t xml:space="preserve">(ASVs) </w:t>
-      </w:r>
-      <w:r>
-        <w:rPr>
-          <w:rFonts w:ascii="Times New Roman" w:hAnsi="Times New Roman" w:cs="Times New Roman"/>
-        </w:rPr>
-        <w:t>inferred from the V3–V4 region of the 16S rRNA gene</w:t>
-      </w:r>
-      <w:r>
-        <w:rPr>
-          <w:rFonts w:ascii="Times New Roman" w:hAnsi="Times New Roman" w:cs="Times New Roman"/>
-        </w:rPr>
-        <w:t xml:space="preserve">. </w:t>
-      </w:r>
-      <w:r>
-        <w:rPr>
-          <w:rFonts w:ascii="Times New Roman" w:hAnsi="Times New Roman" w:cs="Times New Roman"/>
-        </w:rPr>
-        <w:t xml:space="preserve">Total reads are the number of </w:t>
-      </w:r>
-      <w:r>
-        <w:rPr>
-          <w:rFonts w:ascii="Times New Roman" w:hAnsi="Times New Roman" w:cs="Times New Roman"/>
-        </w:rPr>
-        <w:t>DNA sequences</w:t>
-      </w:r>
-      <w:r>
-        <w:rPr>
-          <w:rFonts w:ascii="Times New Roman" w:hAnsi="Times New Roman" w:cs="Times New Roman"/>
-        </w:rPr>
-        <w:t xml:space="preserve"> per kelp surface area after filtering. R</w:t>
-      </w:r>
-      <w:r>
-        <w:rPr>
-          <w:rFonts w:ascii="Times New Roman" w:hAnsi="Times New Roman" w:cs="Times New Roman"/>
-        </w:rPr>
-        <w:t>ichness</w:t>
-      </w:r>
-      <w:r>
-        <w:rPr>
-          <w:rFonts w:ascii="Times New Roman" w:hAnsi="Times New Roman" w:cs="Times New Roman"/>
-        </w:rPr>
-        <w:t xml:space="preserve"> </w:t>
-      </w:r>
-      <w:r>
-        <w:rPr>
-          <w:rFonts w:ascii="Times New Roman" w:hAnsi="Times New Roman" w:cs="Times New Roman"/>
-        </w:rPr>
-        <w:t xml:space="preserve">is the number of </w:t>
-      </w:r>
-      <w:r>
-        <w:rPr>
-          <w:rFonts w:ascii="Times New Roman" w:hAnsi="Times New Roman" w:cs="Times New Roman"/>
-        </w:rPr>
-        <w:t>ASVs</w:t>
-      </w:r>
-      <w:r>
-        <w:rPr>
-          <w:rFonts w:ascii="Times New Roman" w:hAnsi="Times New Roman" w:cs="Times New Roman"/>
-        </w:rPr>
-        <w:t>. D</w:t>
-      </w:r>
-      <w:r>
-        <w:rPr>
-          <w:rFonts w:ascii="Times New Roman" w:hAnsi="Times New Roman" w:cs="Times New Roman"/>
-        </w:rPr>
-        <w:t xml:space="preserve">iversity and evenness are derived from Simpson’s index </w:t>
-      </w:r>
-      <w:r>
-        <w:rPr>
-          <w:rFonts w:ascii="Times New Roman" w:hAnsi="Times New Roman" w:cs="Times New Roman"/>
-        </w:rPr>
-        <w:t xml:space="preserve">{Simpson, 1949 #77093} </w:t>
-      </w:r>
-      <w:r>
-        <w:rPr>
-          <w:rFonts w:ascii="Times New Roman" w:hAnsi="Times New Roman" w:cs="Times New Roman"/>
-        </w:rPr>
-        <w:t>as indicated</w:t>
-      </w:r>
-      <w:r>
-        <w:rPr>
-          <w:rFonts w:ascii="Times New Roman" w:hAnsi="Times New Roman" w:cs="Times New Roman"/>
-        </w:rPr>
-        <w:t>.</w:t>
-      </w:r>
-      <w:r>
-        <w:rPr>
-          <w:rFonts w:ascii="Times New Roman" w:hAnsi="Times New Roman" w:cs="Times New Roman"/>
-        </w:rPr>
-        <w:t xml:space="preserve"> </w:t>
-      </w:r>
-      <w:r>
-        <w:rPr>
-          <w:rFonts w:ascii="Times New Roman" w:hAnsi="Times New Roman" w:cs="Times New Roman"/>
-        </w:rPr>
-        <w:t>R</w:t>
-      </w:r>
-      <w:r>
-        <w:rPr>
-          <w:rFonts w:ascii="Times New Roman" w:hAnsi="Times New Roman" w:cs="Times New Roman"/>
-        </w:rPr>
-        <w:t>elative abundance</w:t>
-      </w:r>
-      <w:r>
-        <w:rPr>
-          <w:rFonts w:ascii="Times New Roman" w:hAnsi="Times New Roman" w:cs="Times New Roman"/>
-        </w:rPr>
-        <w:t xml:space="preserve"> </w:t>
-      </w:r>
-      <w:r>
-        <w:rPr>
-          <w:rFonts w:ascii="Times New Roman" w:hAnsi="Times New Roman" w:cs="Times New Roman"/>
-        </w:rPr>
-        <w:t xml:space="preserve">is given </w:t>
-      </w:r>
-      <w:r>
-        <w:rPr>
-          <w:rFonts w:ascii="Times New Roman" w:hAnsi="Times New Roman" w:cs="Times New Roman"/>
-        </w:rPr>
-        <w:t>by</w:t>
-      </w:r>
-      <w:r>
-        <w:rPr>
-          <w:rFonts w:ascii="Times New Roman" w:hAnsi="Times New Roman" w:cs="Times New Roman"/>
-        </w:rPr>
-        <w:t xml:space="preserve"> </w:t>
-      </w:r>
-      <w:r>
-        <w:rPr>
-          <w:rFonts w:ascii="Times New Roman" w:hAnsi="Times New Roman" w:cs="Times New Roman"/>
-        </w:rPr>
-        <w:t xml:space="preserve">taxonomic </w:t>
-      </w:r>
-      <w:r>
-        <w:rPr>
-          <w:rFonts w:ascii="Times New Roman" w:hAnsi="Times New Roman" w:cs="Times New Roman"/>
-        </w:rPr>
-        <w:t>class</w:t>
-      </w:r>
-      <w:r>
-        <w:rPr>
-          <w:rFonts w:ascii="Times New Roman" w:hAnsi="Times New Roman" w:cs="Times New Roman"/>
-        </w:rPr>
-        <w:t xml:space="preserve">, </w:t>
-      </w:r>
-      <w:r>
-        <w:rPr>
-          <w:rFonts w:ascii="Times New Roman" w:hAnsi="Times New Roman" w:cs="Times New Roman"/>
-        </w:rPr>
-        <w:t>across saprotrophic genera</w:t>
-      </w:r>
-      <w:r>
-        <w:rPr>
-          <w:rFonts w:ascii="Times New Roman" w:hAnsi="Times New Roman" w:cs="Times New Roman"/>
-        </w:rPr>
-        <w:t xml:space="preserve"> </w:t>
-      </w:r>
-      <w:r>
-        <w:rPr>
-          <w:rFonts w:ascii="Times New Roman" w:hAnsi="Times New Roman" w:cs="Times New Roman"/>
-        </w:rPr>
-        <w:t>(</w:t>
-      </w:r>
-      <w:r>
-        <w:rPr>
-          <w:rFonts w:ascii="Times New Roman" w:hAnsi="Times New Roman" w:cs="Times New Roman"/>
-        </w:rPr>
-        <w:t xml:space="preserve">cf. </w:t>
-      </w:r>
-      <w:r>
-        <w:rPr>
-          <w:rFonts w:ascii="Times New Roman" w:hAnsi="Times New Roman" w:cs="Times New Roman"/>
-        </w:rPr>
-        <w:t xml:space="preserve">Table S1) </w:t>
-      </w:r>
-      <w:r>
-        <w:rPr>
-          <w:rFonts w:ascii="Times New Roman" w:hAnsi="Times New Roman" w:cs="Times New Roman"/>
-        </w:rPr>
-        <w:t xml:space="preserve">and </w:t>
-      </w:r>
-      <w:r>
-        <w:rPr>
-          <w:rFonts w:ascii="Times New Roman" w:hAnsi="Times New Roman" w:cs="Times New Roman"/>
-        </w:rPr>
-        <w:t>for the</w:t>
-      </w:r>
-      <w:r>
-        <w:rPr>
-          <w:rFonts w:ascii="Times New Roman" w:hAnsi="Times New Roman" w:cs="Times New Roman"/>
-        </w:rPr>
-        <w:t xml:space="preserve"> ten most abundant </w:t>
-      </w:r>
-      <w:r>
-        <w:rPr>
-          <w:rFonts w:ascii="Times New Roman" w:hAnsi="Times New Roman" w:cs="Times New Roman"/>
-        </w:rPr>
-        <w:t>ASVs</w:t>
-      </w:r>
-      <w:r>
-        <w:rPr>
-          <w:rFonts w:ascii="Times New Roman" w:hAnsi="Times New Roman" w:cs="Times New Roman"/>
-        </w:rPr>
-        <w:t xml:space="preserve"> identified to species level</w:t>
-      </w:r>
-      <w:r>
-        <w:rPr>
-          <w:rFonts w:ascii="Times New Roman" w:hAnsi="Times New Roman" w:cs="Times New Roman"/>
-        </w:rPr>
-        <w:t>.</w:t>
-      </w:r>
-    </w:p>
-    <w:tbl>
-      <w:tblPr>
-        <w:tblStyle w:val="TableGrid"/>
-        <w:tblW w:w="0" w:type="auto"/>
-        <w:tblLook w:val="04A0" w:firstRow="1" w:lastRow="0" w:firstColumn="1" w:lastColumn="0" w:noHBand="0" w:noVBand="1"/>
-      </w:tblPr>
-      <w:tblGrid>
-        <w:gridCol w:w="2469"/>
-        <w:gridCol w:w="1070"/>
-        <w:gridCol w:w="1319"/>
-        <w:gridCol w:w="1346"/>
-        <w:gridCol w:w="1346"/>
-        <w:gridCol w:w="1346"/>
-      </w:tblGrid>
-      <w:tr>
-        <w:tc>
-          <w:tcPr>
-            <w:tcW w:w="0" w:type="auto"/>
-          </w:tcPr>
-          <w:p>
-            <w:pPr>
-              <w:rPr>
-                <w:rFonts w:ascii="Times New Roman" w:hAnsi="Times New Roman" w:cs="Times New Roman"/>
-                <w:b/>
-                <w:bCs/>
-              </w:rPr>
-            </w:pPr>
-          </w:p>
-        </w:tc>
-        <w:tc>
-          <w:tcPr>
-            <w:tcW w:w="0" w:type="auto"/>
-          </w:tcPr>
-          <w:p>
-            <w:pPr>
-              <w:rPr>
-                <w:rFonts w:ascii="Times New Roman" w:hAnsi="Times New Roman" w:cs="Times New Roman"/>
-                <w:b/>
-                <w:bCs/>
-              </w:rPr>
-            </w:pPr>
-            <w:r>
-              <w:rPr>
-                <w:rFonts w:ascii="Times New Roman" w:hAnsi="Times New Roman" w:cs="Times New Roman"/>
-                <w:b/>
-                <w:bCs/>
-              </w:rPr>
-              <w:t>Baseline</w:t>
-            </w:r>
-          </w:p>
-        </w:tc>
-        <w:tc>
-          <w:tcPr>
-            <w:tcW w:w="0" w:type="auto"/>
-          </w:tcPr>
-          <w:p>
-            <w:pPr>
-              <w:rPr>
-                <w:rFonts w:ascii="Times New Roman" w:hAnsi="Times New Roman" w:cs="Times New Roman"/>
-                <w:b/>
-                <w:bCs/>
-              </w:rPr>
-            </w:pPr>
-            <w:r>
-              <w:rPr>
-                <w:rFonts w:ascii="Times New Roman" w:hAnsi="Times New Roman" w:cs="Times New Roman"/>
-                <w:b/>
-                <w:bCs/>
-              </w:rPr>
-              <w:t>Dark 15°C</w:t>
-            </w:r>
-          </w:p>
-        </w:tc>
-        <w:tc>
-          <w:tcPr>
-            <w:tcW w:w="0" w:type="auto"/>
-          </w:tcPr>
-          <w:p>
-            <w:pPr>
-              <w:rPr>
-                <w:rFonts w:ascii="Times New Roman" w:hAnsi="Times New Roman" w:cs="Times New Roman"/>
-                <w:b/>
-                <w:bCs/>
-              </w:rPr>
-            </w:pPr>
-            <w:r>
-              <w:rPr>
-                <w:rFonts w:ascii="Times New Roman" w:hAnsi="Times New Roman" w:cs="Times New Roman"/>
-                <w:b/>
-                <w:bCs/>
-              </w:rPr>
-              <w:t>Light 15°C</w:t>
-            </w:r>
-          </w:p>
-        </w:tc>
-        <w:tc>
-          <w:tcPr>
-            <w:tcW w:w="0" w:type="auto"/>
-          </w:tcPr>
-          <w:p>
-            <w:pPr>
-              <w:rPr>
-                <w:rFonts w:ascii="Times New Roman" w:hAnsi="Times New Roman" w:cs="Times New Roman"/>
-                <w:b/>
-                <w:bCs/>
-              </w:rPr>
-            </w:pPr>
-            <w:r>
-              <w:rPr>
-                <w:rFonts w:ascii="Times New Roman" w:hAnsi="Times New Roman" w:cs="Times New Roman"/>
-                <w:b/>
-                <w:bCs/>
-              </w:rPr>
-              <w:t>Light 20°C</w:t>
-            </w:r>
-          </w:p>
-        </w:tc>
-        <w:tc>
-          <w:tcPr>
-            <w:tcW w:w="0" w:type="auto"/>
-          </w:tcPr>
-          <w:p>
-            <w:pPr>
-              <w:rPr>
-                <w:rFonts w:ascii="Times New Roman" w:hAnsi="Times New Roman" w:cs="Times New Roman"/>
-                <w:b/>
-                <w:bCs/>
-              </w:rPr>
-            </w:pPr>
-            <w:r>
-              <w:rPr>
-                <w:rFonts w:ascii="Times New Roman" w:hAnsi="Times New Roman" w:cs="Times New Roman"/>
-                <w:b/>
-                <w:bCs/>
-              </w:rPr>
-              <w:t>Light 25°C</w:t>
-            </w:r>
-          </w:p>
-        </w:tc>
-      </w:tr>
-      <w:tr>
-        <w:tc>
-          <w:tcPr>
-            <w:tcW w:w="0" w:type="auto"/>
-          </w:tcPr>
-          <w:p>
-            <w:pPr>
-              <w:rPr>
-                <w:rFonts w:ascii="Times New Roman" w:hAnsi="Times New Roman" w:cs="Times New Roman"/>
-                <w:b/>
-                <w:bCs/>
-                <w:i/>
-                <w:iCs/>
-              </w:rPr>
-            </w:pPr>
-            <w:r>
-              <w:rPr>
-                <w:rFonts w:ascii="Times New Roman" w:hAnsi="Times New Roman" w:cs="Times New Roman"/>
-                <w:b/>
-                <w:bCs/>
-                <w:i/>
-                <w:iCs/>
-              </w:rPr>
-              <w:t>n</w:t>
-            </w:r>
-          </w:p>
-        </w:tc>
-        <w:tc>
-          <w:tcPr>
-            <w:tcW w:w="0" w:type="auto"/>
-          </w:tcPr>
-          <w:p>
-            <w:pPr>
-              <w:rPr>
-                <w:rFonts w:ascii="Times New Roman" w:hAnsi="Times New Roman" w:cs="Times New Roman"/>
-                <w:b/>
-                <w:bCs/>
-              </w:rPr>
-            </w:pPr>
-          </w:p>
-        </w:tc>
-        <w:tc>
-          <w:tcPr>
-            <w:tcW w:w="0" w:type="auto"/>
-          </w:tcPr>
-          <w:p>
-            <w:pPr>
-              <w:rPr>
-                <w:rFonts w:ascii="Times New Roman" w:hAnsi="Times New Roman" w:cs="Times New Roman"/>
-                <w:b/>
-                <w:bCs/>
-              </w:rPr>
-            </w:pPr>
-          </w:p>
-        </w:tc>
-        <w:tc>
-          <w:tcPr>
-            <w:tcW w:w="0" w:type="auto"/>
-          </w:tcPr>
-          <w:p>
-            <w:pPr>
-              <w:rPr>
-                <w:rFonts w:ascii="Times New Roman" w:hAnsi="Times New Roman" w:cs="Times New Roman"/>
-                <w:b/>
-                <w:bCs/>
-              </w:rPr>
-            </w:pPr>
-          </w:p>
-        </w:tc>
-        <w:tc>
-          <w:tcPr>
-            <w:tcW w:w="0" w:type="auto"/>
-          </w:tcPr>
-          <w:p>
-            <w:pPr>
-              <w:rPr>
-                <w:rFonts w:ascii="Times New Roman" w:hAnsi="Times New Roman" w:cs="Times New Roman"/>
-                <w:b/>
-                <w:bCs/>
-              </w:rPr>
-            </w:pPr>
-          </w:p>
-        </w:tc>
-        <w:tc>
-          <w:tcPr>
-            <w:tcW w:w="0" w:type="auto"/>
-          </w:tcPr>
-          <w:p>
-            <w:pPr>
-              <w:rPr>
-                <w:rFonts w:ascii="Times New Roman" w:hAnsi="Times New Roman" w:cs="Times New Roman"/>
-                <w:b/>
-                <w:bCs/>
-              </w:rPr>
-            </w:pPr>
-          </w:p>
-        </w:tc>
-      </w:tr>
-      <w:tr>
-        <w:tc>
-          <w:tcPr>
-            <w:tcW w:w="0" w:type="auto"/>
-          </w:tcPr>
-          <w:p>
-            <w:pPr>
-              <w:rPr>
-                <w:rFonts w:ascii="Times New Roman" w:hAnsi="Times New Roman" w:cs="Times New Roman"/>
-                <w:b/>
-                <w:bCs/>
-                <w:i/>
-                <w:iCs/>
-              </w:rPr>
-            </w:pPr>
-            <w:r>
-              <w:rPr>
-                <w:rFonts w:ascii="Times New Roman" w:hAnsi="Times New Roman" w:cs="Times New Roman"/>
-                <w:b/>
-                <w:bCs/>
-              </w:rPr>
-              <w:t>Total reads (cm</w:t>
-            </w:r>
-            <w:r>
-              <w:rPr>
-                <w:rFonts w:ascii="Times New Roman" w:hAnsi="Times New Roman" w:cs="Times New Roman"/>
-                <w:b/>
-                <w:bCs/>
-                <w:vertAlign w:val="superscript"/>
-              </w:rPr>
-              <w:t>−2</w:t>
-            </w:r>
-            <w:r>
-              <w:rPr>
-                <w:rFonts w:ascii="Times New Roman" w:hAnsi="Times New Roman" w:cs="Times New Roman"/>
-                <w:b/>
-                <w:bCs/>
-              </w:rPr>
-              <w:t>)</w:t>
-            </w:r>
-          </w:p>
-        </w:tc>
-        <w:tc>
-          <w:tcPr>
-            <w:tcW w:w="0" w:type="auto"/>
-          </w:tcPr>
-          <w:p>
-            <w:pPr>
-              <w:rPr>
-                <w:rFonts w:ascii="Times New Roman" w:hAnsi="Times New Roman" w:cs="Times New Roman"/>
-                <w:b/>
-                <w:bCs/>
-              </w:rPr>
-            </w:pPr>
-          </w:p>
-        </w:tc>
-        <w:tc>
-          <w:tcPr>
-            <w:tcW w:w="0" w:type="auto"/>
-          </w:tcPr>
-          <w:p>
-            <w:pPr>
-              <w:rPr>
-                <w:rFonts w:ascii="Times New Roman" w:hAnsi="Times New Roman" w:cs="Times New Roman"/>
-                <w:b/>
-                <w:bCs/>
-              </w:rPr>
-            </w:pPr>
-          </w:p>
-        </w:tc>
-        <w:tc>
-          <w:tcPr>
-            <w:tcW w:w="0" w:type="auto"/>
-          </w:tcPr>
-          <w:p>
-            <w:pPr>
-              <w:rPr>
-                <w:rFonts w:ascii="Times New Roman" w:hAnsi="Times New Roman" w:cs="Times New Roman"/>
-                <w:b/>
-                <w:bCs/>
-              </w:rPr>
-            </w:pPr>
-          </w:p>
-        </w:tc>
-        <w:tc>
-          <w:tcPr>
-            <w:tcW w:w="0" w:type="auto"/>
-          </w:tcPr>
-          <w:p>
-            <w:pPr>
-              <w:rPr>
-                <w:rFonts w:ascii="Times New Roman" w:hAnsi="Times New Roman" w:cs="Times New Roman"/>
-                <w:b/>
-                <w:bCs/>
-              </w:rPr>
-            </w:pPr>
-          </w:p>
-        </w:tc>
-        <w:tc>
-          <w:tcPr>
-            <w:tcW w:w="0" w:type="auto"/>
-          </w:tcPr>
-          <w:p>
-            <w:pPr>
-              <w:rPr>
-                <w:rFonts w:ascii="Times New Roman" w:hAnsi="Times New Roman" w:cs="Times New Roman"/>
-                <w:b/>
-                <w:bCs/>
-              </w:rPr>
-            </w:pPr>
-          </w:p>
-        </w:tc>
-      </w:tr>
-      <w:tr>
-        <w:tc>
-          <w:tcPr>
-            <w:tcW w:w="0" w:type="auto"/>
-          </w:tcPr>
-          <w:p>
-            <w:pPr>
-              <w:rPr>
-                <w:rFonts w:ascii="Times New Roman" w:hAnsi="Times New Roman" w:cs="Times New Roman"/>
-                <w:b/>
-                <w:bCs/>
-              </w:rPr>
-            </w:pPr>
-            <w:r>
-              <w:rPr>
-                <w:rFonts w:ascii="Times New Roman" w:hAnsi="Times New Roman" w:cs="Times New Roman"/>
-                <w:b/>
-                <w:bCs/>
-              </w:rPr>
-              <w:t>Richness</w:t>
-            </w:r>
-            <w:r>
-              <w:rPr>
-                <w:rFonts w:ascii="Times New Roman" w:hAnsi="Times New Roman" w:cs="Times New Roman"/>
-                <w:b/>
-                <w:bCs/>
-              </w:rPr>
-              <w:t xml:space="preserve"> (</w:t>
-            </w:r>
-            <w:r>
-              <w:rPr>
-                <w:rFonts w:ascii="Times New Roman" w:hAnsi="Times New Roman" w:cs="Times New Roman"/>
-                <w:b/>
-                <w:bCs/>
-                <w:i/>
-                <w:iCs/>
-              </w:rPr>
-              <w:t>R</w:t>
-            </w:r>
-            <w:r>
-              <w:rPr>
-                <w:rFonts w:ascii="Times New Roman" w:hAnsi="Times New Roman" w:cs="Times New Roman"/>
-                <w:b/>
-                <w:bCs/>
-              </w:rPr>
-              <w:t>)</w:t>
-            </w:r>
-          </w:p>
-        </w:tc>
-        <w:tc>
-          <w:tcPr>
-            <w:tcW w:w="0" w:type="auto"/>
-          </w:tcPr>
-          <w:p>
-            <w:pPr>
-              <w:rPr>
-                <w:rFonts w:ascii="Times New Roman" w:hAnsi="Times New Roman" w:cs="Times New Roman"/>
-              </w:rPr>
-            </w:pPr>
-          </w:p>
-        </w:tc>
-        <w:tc>
-          <w:tcPr>
-            <w:tcW w:w="0" w:type="auto"/>
-          </w:tcPr>
-          <w:p>
-            <w:pPr>
-              <w:rPr>
-                <w:rFonts w:ascii="Times New Roman" w:hAnsi="Times New Roman" w:cs="Times New Roman"/>
-              </w:rPr>
-            </w:pPr>
-          </w:p>
-        </w:tc>
-        <w:tc>
-          <w:tcPr>
-            <w:tcW w:w="0" w:type="auto"/>
-          </w:tcPr>
-          <w:p>
-            <w:pPr>
-              <w:rPr>
-                <w:rFonts w:ascii="Times New Roman" w:hAnsi="Times New Roman" w:cs="Times New Roman"/>
-              </w:rPr>
-            </w:pPr>
-          </w:p>
-        </w:tc>
-        <w:tc>
-          <w:tcPr>
-            <w:tcW w:w="0" w:type="auto"/>
-          </w:tcPr>
-          <w:p>
-            <w:pPr>
-              <w:rPr>
-                <w:rFonts w:ascii="Times New Roman" w:hAnsi="Times New Roman" w:cs="Times New Roman"/>
-              </w:rPr>
-            </w:pPr>
-          </w:p>
-        </w:tc>
-        <w:tc>
-          <w:tcPr>
-            <w:tcW w:w="0" w:type="auto"/>
-          </w:tcPr>
-          <w:p>
-            <w:pPr>
-              <w:rPr>
-                <w:rFonts w:ascii="Times New Roman" w:hAnsi="Times New Roman" w:cs="Times New Roman"/>
-              </w:rPr>
-            </w:pPr>
-          </w:p>
-        </w:tc>
-      </w:tr>
-      <w:tr>
-        <w:tc>
-          <w:tcPr>
-            <w:tcW w:w="0" w:type="auto"/>
-          </w:tcPr>
-          <w:p>
-            <w:pPr>
-              <w:rPr>
-                <w:rFonts w:ascii="Times New Roman" w:hAnsi="Times New Roman" w:cs="Times New Roman"/>
-                <w:b/>
-                <w:bCs/>
-              </w:rPr>
-            </w:pPr>
-            <w:r>
-              <w:rPr>
-                <w:rFonts w:ascii="Times New Roman" w:hAnsi="Times New Roman" w:cs="Times New Roman"/>
-                <w:b/>
-                <w:bCs/>
-              </w:rPr>
-              <w:t xml:space="preserve">Diversity (1 </w:t>
-            </w:r>
-            <w:r>
-              <w:rPr>
-                <w:rFonts w:ascii="Times New Roman" w:hAnsi="Times New Roman" w:cs="Times New Roman"/>
-                <w:b/>
-                <w:bCs/>
-              </w:rPr>
-              <w:t>−</w:t>
-            </w:r>
-            <w:r>
-              <w:rPr>
-                <w:rFonts w:ascii="Times New Roman" w:hAnsi="Times New Roman" w:cs="Times New Roman"/>
-                <w:b/>
-                <w:bCs/>
-              </w:rPr>
-              <w:t xml:space="preserve"> </w:t>
-            </w:r>
-            <w:r>
-              <w:rPr>
-                <w:rFonts w:ascii="Times New Roman" w:hAnsi="Times New Roman" w:cs="Times New Roman"/>
-                <w:b/>
-                <w:bCs/>
-                <w:i/>
-                <w:iCs/>
-              </w:rPr>
-              <w:t>D</w:t>
-            </w:r>
-            <w:r>
-              <w:rPr>
-                <w:rFonts w:ascii="Times New Roman" w:hAnsi="Times New Roman" w:cs="Times New Roman"/>
-                <w:b/>
-                <w:bCs/>
-              </w:rPr>
-              <w:t>)</w:t>
-            </w:r>
-          </w:p>
-        </w:tc>
-        <w:tc>
-          <w:tcPr>
-            <w:tcW w:w="0" w:type="auto"/>
-          </w:tcPr>
-          <w:p>
-            <w:pPr>
-              <w:rPr>
-                <w:rFonts w:ascii="Times New Roman" w:hAnsi="Times New Roman" w:cs="Times New Roman"/>
-              </w:rPr>
-            </w:pPr>
-          </w:p>
-        </w:tc>
-        <w:tc>
-          <w:tcPr>
-            <w:tcW w:w="0" w:type="auto"/>
-          </w:tcPr>
-          <w:p>
-            <w:pPr>
-              <w:rPr>
-                <w:rFonts w:ascii="Times New Roman" w:hAnsi="Times New Roman" w:cs="Times New Roman"/>
-              </w:rPr>
-            </w:pPr>
-          </w:p>
-        </w:tc>
-        <w:tc>
-          <w:tcPr>
-            <w:tcW w:w="0" w:type="auto"/>
-          </w:tcPr>
-          <w:p>
-            <w:pPr>
-              <w:rPr>
-                <w:rFonts w:ascii="Times New Roman" w:hAnsi="Times New Roman" w:cs="Times New Roman"/>
-              </w:rPr>
-            </w:pPr>
-          </w:p>
-        </w:tc>
-        <w:tc>
-          <w:tcPr>
-            <w:tcW w:w="0" w:type="auto"/>
-          </w:tcPr>
-          <w:p>
-            <w:pPr>
-              <w:rPr>
-                <w:rFonts w:ascii="Times New Roman" w:hAnsi="Times New Roman" w:cs="Times New Roman"/>
-              </w:rPr>
-            </w:pPr>
-          </w:p>
-        </w:tc>
-        <w:tc>
-          <w:tcPr>
-            <w:tcW w:w="0" w:type="auto"/>
-          </w:tcPr>
-          <w:p>
-            <w:pPr>
-              <w:rPr>
-                <w:rFonts w:ascii="Times New Roman" w:hAnsi="Times New Roman" w:cs="Times New Roman"/>
-              </w:rPr>
-            </w:pPr>
-          </w:p>
-        </w:tc>
-      </w:tr>
-      <w:tr>
-        <w:tc>
-          <w:tcPr>
-            <w:tcW w:w="0" w:type="auto"/>
-          </w:tcPr>
-          <w:p>
-            <w:pPr>
-              <w:rPr>
-                <w:rFonts w:ascii="Times New Roman" w:hAnsi="Times New Roman" w:cs="Times New Roman"/>
-                <w:b/>
-                <w:bCs/>
-              </w:rPr>
-            </w:pPr>
-            <w:r>
-              <w:rPr>
-                <w:rFonts w:ascii="Times New Roman" w:hAnsi="Times New Roman" w:cs="Times New Roman"/>
-                <w:b/>
-                <w:bCs/>
-              </w:rPr>
-              <w:t>Evenness</w:t>
-            </w:r>
-            <w:r>
-              <w:rPr>
-                <w:rFonts w:ascii="Times New Roman" w:hAnsi="Times New Roman" w:cs="Times New Roman"/>
-                <w:b/>
-                <w:bCs/>
-              </w:rPr>
-              <w:t xml:space="preserve"> (</w:t>
-            </w:r>
-            <w:r>
-              <w:rPr>
-                <w:rFonts w:ascii="Times New Roman" w:hAnsi="Times New Roman" w:cs="Times New Roman"/>
-                <w:b/>
-                <w:bCs/>
-                <w:i/>
-                <w:iCs/>
-              </w:rPr>
-              <w:t>D</w:t>
-            </w:r>
-            <w:r>
-              <w:rPr>
-                <w:rFonts w:ascii="Times New Roman" w:hAnsi="Times New Roman" w:cs="Times New Roman"/>
-                <w:b/>
-                <w:bCs/>
-                <w:i/>
-                <w:iCs/>
-                <w:vertAlign w:val="superscript"/>
-              </w:rPr>
-              <w:t>−</w:t>
-            </w:r>
-            <w:r>
-              <w:rPr>
-                <w:rFonts w:ascii="Times New Roman" w:hAnsi="Times New Roman" w:cs="Times New Roman"/>
-                <w:b/>
-                <w:bCs/>
-                <w:vertAlign w:val="superscript"/>
-              </w:rPr>
-              <w:t>1</w:t>
-            </w:r>
-            <w:r>
-              <w:rPr>
-                <w:rFonts w:ascii="Times New Roman" w:hAnsi="Times New Roman" w:cs="Times New Roman"/>
-                <w:b/>
-                <w:bCs/>
-              </w:rPr>
-              <w:t xml:space="preserve"> / </w:t>
-            </w:r>
-            <w:r>
-              <w:rPr>
-                <w:rFonts w:ascii="Times New Roman" w:hAnsi="Times New Roman" w:cs="Times New Roman"/>
-                <w:b/>
-                <w:bCs/>
-                <w:i/>
-                <w:iCs/>
-              </w:rPr>
-              <w:t>R</w:t>
-            </w:r>
-            <w:r>
-              <w:rPr>
-                <w:rFonts w:ascii="Times New Roman" w:hAnsi="Times New Roman" w:cs="Times New Roman"/>
-                <w:b/>
-                <w:bCs/>
-              </w:rPr>
-              <w:t>)</w:t>
-            </w:r>
-          </w:p>
-        </w:tc>
-        <w:tc>
-          <w:tcPr>
-            <w:tcW w:w="0" w:type="auto"/>
-          </w:tcPr>
-          <w:p>
-            <w:pPr>
-              <w:rPr>
-                <w:rFonts w:ascii="Times New Roman" w:hAnsi="Times New Roman" w:cs="Times New Roman"/>
-              </w:rPr>
-            </w:pPr>
-          </w:p>
-        </w:tc>
-        <w:tc>
-          <w:tcPr>
-            <w:tcW w:w="0" w:type="auto"/>
-          </w:tcPr>
-          <w:p>
-            <w:pPr>
-              <w:rPr>
-                <w:rFonts w:ascii="Times New Roman" w:hAnsi="Times New Roman" w:cs="Times New Roman"/>
-              </w:rPr>
-            </w:pPr>
-          </w:p>
-        </w:tc>
-        <w:tc>
-          <w:tcPr>
-            <w:tcW w:w="0" w:type="auto"/>
-          </w:tcPr>
-          <w:p>
-            <w:pPr>
-              <w:rPr>
-                <w:rFonts w:ascii="Times New Roman" w:hAnsi="Times New Roman" w:cs="Times New Roman"/>
-              </w:rPr>
-            </w:pPr>
-          </w:p>
-        </w:tc>
-        <w:tc>
-          <w:tcPr>
-            <w:tcW w:w="0" w:type="auto"/>
-          </w:tcPr>
-          <w:p>
-            <w:pPr>
-              <w:rPr>
-                <w:rFonts w:ascii="Times New Roman" w:hAnsi="Times New Roman" w:cs="Times New Roman"/>
-              </w:rPr>
-            </w:pPr>
-          </w:p>
-        </w:tc>
-        <w:tc>
-          <w:tcPr>
-            <w:tcW w:w="0" w:type="auto"/>
-          </w:tcPr>
-          <w:p>
-            <w:pPr>
-              <w:rPr>
-                <w:rFonts w:ascii="Times New Roman" w:hAnsi="Times New Roman" w:cs="Times New Roman"/>
-              </w:rPr>
-            </w:pPr>
-          </w:p>
-        </w:tc>
-      </w:tr>
-      <w:tr>
-        <w:tc>
-          <w:tcPr>
-            <w:tcW w:w="0" w:type="auto"/>
-          </w:tcPr>
-          <w:p>
-            <w:pPr>
-              <w:rPr>
-                <w:rFonts w:ascii="Times New Roman" w:hAnsi="Times New Roman" w:cs="Times New Roman"/>
-                <w:b/>
-                <w:bCs/>
-              </w:rPr>
-            </w:pPr>
-            <w:r>
-              <w:rPr>
-                <w:rFonts w:ascii="Times New Roman" w:hAnsi="Times New Roman" w:cs="Times New Roman"/>
-                <w:b/>
-                <w:bCs/>
-              </w:rPr>
-              <w:t>Abundance (%)</w:t>
-            </w:r>
-          </w:p>
-        </w:tc>
-        <w:tc>
-          <w:tcPr>
-            <w:tcW w:w="0" w:type="auto"/>
-          </w:tcPr>
-          <w:p>
-            <w:pPr>
-              <w:rPr>
-                <w:rFonts w:ascii="Times New Roman" w:hAnsi="Times New Roman" w:cs="Times New Roman"/>
-              </w:rPr>
-            </w:pPr>
-          </w:p>
-        </w:tc>
-        <w:tc>
-          <w:tcPr>
-            <w:tcW w:w="0" w:type="auto"/>
-          </w:tcPr>
-          <w:p>
-            <w:pPr>
-              <w:rPr>
-                <w:rFonts w:ascii="Times New Roman" w:hAnsi="Times New Roman" w:cs="Times New Roman"/>
-              </w:rPr>
-            </w:pPr>
-          </w:p>
-        </w:tc>
-        <w:tc>
-          <w:tcPr>
-            <w:tcW w:w="0" w:type="auto"/>
-          </w:tcPr>
-          <w:p>
-            <w:pPr>
-              <w:rPr>
-                <w:rFonts w:ascii="Times New Roman" w:hAnsi="Times New Roman" w:cs="Times New Roman"/>
-              </w:rPr>
-            </w:pPr>
-          </w:p>
-        </w:tc>
-        <w:tc>
-          <w:tcPr>
-            <w:tcW w:w="0" w:type="auto"/>
-          </w:tcPr>
-          <w:p>
-            <w:pPr>
-              <w:rPr>
-                <w:rFonts w:ascii="Times New Roman" w:hAnsi="Times New Roman" w:cs="Times New Roman"/>
-              </w:rPr>
-            </w:pPr>
-          </w:p>
-        </w:tc>
-        <w:tc>
-          <w:tcPr>
-            <w:tcW w:w="0" w:type="auto"/>
-          </w:tcPr>
-          <w:p>
-            <w:pPr>
-              <w:rPr>
-                <w:rFonts w:ascii="Times New Roman" w:hAnsi="Times New Roman" w:cs="Times New Roman"/>
-              </w:rPr>
-            </w:pPr>
-          </w:p>
-        </w:tc>
-      </w:tr>
-      <w:tr>
-        <w:tc>
-          <w:tcPr>
-            <w:tcW w:w="0" w:type="auto"/>
-          </w:tcPr>
-          <w:p>
-            <w:pPr>
-              <w:rPr>
-                <w:rFonts w:ascii="Times New Roman" w:hAnsi="Times New Roman" w:cs="Times New Roman"/>
-              </w:rPr>
-            </w:pPr>
-            <w:r>
-              <w:rPr>
-                <w:rFonts w:ascii="Times New Roman" w:hAnsi="Times New Roman" w:cs="Times New Roman"/>
-              </w:rPr>
-              <w:t xml:space="preserve">  Gammaproteobacteria</w:t>
-            </w:r>
-          </w:p>
-        </w:tc>
-        <w:tc>
-          <w:tcPr>
-            <w:tcW w:w="0" w:type="auto"/>
-          </w:tcPr>
-          <w:p>
-            <w:pPr>
-              <w:rPr>
-                <w:rFonts w:ascii="Times New Roman" w:hAnsi="Times New Roman" w:cs="Times New Roman"/>
-              </w:rPr>
-            </w:pPr>
-          </w:p>
-        </w:tc>
-        <w:tc>
-          <w:tcPr>
-            <w:tcW w:w="0" w:type="auto"/>
-          </w:tcPr>
-          <w:p>
-            <w:pPr>
-              <w:rPr>
-                <w:rFonts w:ascii="Times New Roman" w:hAnsi="Times New Roman" w:cs="Times New Roman"/>
-              </w:rPr>
-            </w:pPr>
-          </w:p>
-        </w:tc>
-        <w:tc>
-          <w:tcPr>
-            <w:tcW w:w="0" w:type="auto"/>
-          </w:tcPr>
-          <w:p>
-            <w:pPr>
-              <w:rPr>
-                <w:rFonts w:ascii="Times New Roman" w:hAnsi="Times New Roman" w:cs="Times New Roman"/>
-              </w:rPr>
-            </w:pPr>
-          </w:p>
-        </w:tc>
-        <w:tc>
-          <w:tcPr>
-            <w:tcW w:w="0" w:type="auto"/>
-          </w:tcPr>
-          <w:p>
-            <w:pPr>
-              <w:rPr>
-                <w:rFonts w:ascii="Times New Roman" w:hAnsi="Times New Roman" w:cs="Times New Roman"/>
-              </w:rPr>
-            </w:pPr>
-          </w:p>
-        </w:tc>
-        <w:tc>
-          <w:tcPr>
-            <w:tcW w:w="0" w:type="auto"/>
-          </w:tcPr>
-          <w:p>
-            <w:pPr>
-              <w:rPr>
-                <w:rFonts w:ascii="Times New Roman" w:hAnsi="Times New Roman" w:cs="Times New Roman"/>
-              </w:rPr>
-            </w:pPr>
-          </w:p>
-        </w:tc>
-      </w:tr>
-      <w:tr>
-        <w:tc>
-          <w:tcPr>
-            <w:tcW w:w="0" w:type="auto"/>
-          </w:tcPr>
-          <w:p>
-            <w:pPr>
-              <w:rPr>
-                <w:rFonts w:ascii="Times New Roman" w:hAnsi="Times New Roman" w:cs="Times New Roman"/>
-              </w:rPr>
-            </w:pPr>
-            <w:r>
-              <w:rPr>
-                <w:rFonts w:ascii="Times New Roman" w:hAnsi="Times New Roman" w:cs="Times New Roman"/>
-              </w:rPr>
-              <w:t xml:space="preserve">  </w:t>
-            </w:r>
-            <w:proofErr w:type="spellStart"/>
-            <w:r>
-              <w:rPr>
-                <w:rFonts w:ascii="Times New Roman" w:hAnsi="Times New Roman" w:cs="Times New Roman"/>
-              </w:rPr>
-              <w:t>Alphaproteobacteria</w:t>
-            </w:r>
-            <w:proofErr w:type="spellEnd"/>
-          </w:p>
-        </w:tc>
-        <w:tc>
-          <w:tcPr>
-            <w:tcW w:w="0" w:type="auto"/>
-          </w:tcPr>
-          <w:p>
-            <w:pPr>
-              <w:rPr>
-                <w:rFonts w:ascii="Times New Roman" w:hAnsi="Times New Roman" w:cs="Times New Roman"/>
-              </w:rPr>
-            </w:pPr>
-          </w:p>
-        </w:tc>
-        <w:tc>
-          <w:tcPr>
-            <w:tcW w:w="0" w:type="auto"/>
-          </w:tcPr>
-          <w:p>
-            <w:pPr>
-              <w:rPr>
-                <w:rFonts w:ascii="Times New Roman" w:hAnsi="Times New Roman" w:cs="Times New Roman"/>
-              </w:rPr>
-            </w:pPr>
-          </w:p>
-        </w:tc>
-        <w:tc>
-          <w:tcPr>
-            <w:tcW w:w="0" w:type="auto"/>
-          </w:tcPr>
-          <w:p>
-            <w:pPr>
-              <w:rPr>
-                <w:rFonts w:ascii="Times New Roman" w:hAnsi="Times New Roman" w:cs="Times New Roman"/>
-              </w:rPr>
-            </w:pPr>
-          </w:p>
-        </w:tc>
-        <w:tc>
-          <w:tcPr>
-            <w:tcW w:w="0" w:type="auto"/>
-          </w:tcPr>
-          <w:p>
-            <w:pPr>
-              <w:rPr>
-                <w:rFonts w:ascii="Times New Roman" w:hAnsi="Times New Roman" w:cs="Times New Roman"/>
-              </w:rPr>
-            </w:pPr>
-          </w:p>
-        </w:tc>
-        <w:tc>
-          <w:tcPr>
-            <w:tcW w:w="0" w:type="auto"/>
-          </w:tcPr>
-          <w:p>
-            <w:pPr>
-              <w:rPr>
-                <w:rFonts w:ascii="Times New Roman" w:hAnsi="Times New Roman" w:cs="Times New Roman"/>
-              </w:rPr>
-            </w:pPr>
-          </w:p>
-        </w:tc>
-      </w:tr>
-      <w:tr>
-        <w:tc>
-          <w:tcPr>
-            <w:tcW w:w="0" w:type="auto"/>
-          </w:tcPr>
-          <w:p>
-            <w:pPr>
-              <w:rPr>
-                <w:rFonts w:ascii="Times New Roman" w:hAnsi="Times New Roman" w:cs="Times New Roman"/>
-              </w:rPr>
-            </w:pPr>
-            <w:r>
-              <w:rPr>
-                <w:rFonts w:ascii="Times New Roman" w:hAnsi="Times New Roman" w:cs="Times New Roman"/>
-              </w:rPr>
-              <w:t xml:space="preserve">  Bacteroidetes</w:t>
-            </w:r>
-          </w:p>
-        </w:tc>
-        <w:tc>
-          <w:tcPr>
-            <w:tcW w:w="0" w:type="auto"/>
-          </w:tcPr>
-          <w:p>
-            <w:pPr>
-              <w:rPr>
-                <w:rFonts w:ascii="Times New Roman" w:hAnsi="Times New Roman" w:cs="Times New Roman"/>
-              </w:rPr>
-            </w:pPr>
-          </w:p>
-        </w:tc>
-        <w:tc>
-          <w:tcPr>
-            <w:tcW w:w="0" w:type="auto"/>
-          </w:tcPr>
-          <w:p>
-            <w:pPr>
-              <w:rPr>
-                <w:rFonts w:ascii="Times New Roman" w:hAnsi="Times New Roman" w:cs="Times New Roman"/>
-              </w:rPr>
-            </w:pPr>
-          </w:p>
-        </w:tc>
-        <w:tc>
-          <w:tcPr>
-            <w:tcW w:w="0" w:type="auto"/>
-          </w:tcPr>
-          <w:p>
-            <w:pPr>
-              <w:rPr>
-                <w:rFonts w:ascii="Times New Roman" w:hAnsi="Times New Roman" w:cs="Times New Roman"/>
-              </w:rPr>
-            </w:pPr>
-          </w:p>
-        </w:tc>
-        <w:tc>
-          <w:tcPr>
-            <w:tcW w:w="0" w:type="auto"/>
-          </w:tcPr>
-          <w:p>
-            <w:pPr>
-              <w:rPr>
-                <w:rFonts w:ascii="Times New Roman" w:hAnsi="Times New Roman" w:cs="Times New Roman"/>
-              </w:rPr>
-            </w:pPr>
-          </w:p>
-        </w:tc>
-        <w:tc>
-          <w:tcPr>
-            <w:tcW w:w="0" w:type="auto"/>
-          </w:tcPr>
-          <w:p>
-            <w:pPr>
-              <w:rPr>
-                <w:rFonts w:ascii="Times New Roman" w:hAnsi="Times New Roman" w:cs="Times New Roman"/>
-              </w:rPr>
-            </w:pPr>
-          </w:p>
-        </w:tc>
-      </w:tr>
-      <w:tr>
-        <w:tc>
-          <w:tcPr>
-            <w:tcW w:w="0" w:type="auto"/>
-          </w:tcPr>
-          <w:p>
-            <w:pPr>
-              <w:rPr>
-                <w:rFonts w:ascii="Times New Roman" w:hAnsi="Times New Roman" w:cs="Times New Roman"/>
-              </w:rPr>
-            </w:pPr>
-            <w:r>
-              <w:rPr>
-                <w:rFonts w:ascii="Times New Roman" w:hAnsi="Times New Roman" w:cs="Times New Roman"/>
-              </w:rPr>
-              <w:t xml:space="preserve">  Saprotrophs</w:t>
-            </w:r>
-          </w:p>
-        </w:tc>
-        <w:tc>
-          <w:tcPr>
-            <w:tcW w:w="0" w:type="auto"/>
-          </w:tcPr>
-          <w:p>
-            <w:pPr>
-              <w:rPr>
-                <w:rFonts w:ascii="Times New Roman" w:hAnsi="Times New Roman" w:cs="Times New Roman"/>
-              </w:rPr>
-            </w:pPr>
-          </w:p>
-        </w:tc>
-        <w:tc>
-          <w:tcPr>
-            <w:tcW w:w="0" w:type="auto"/>
-          </w:tcPr>
-          <w:p>
-            <w:pPr>
-              <w:rPr>
-                <w:rFonts w:ascii="Times New Roman" w:hAnsi="Times New Roman" w:cs="Times New Roman"/>
-              </w:rPr>
-            </w:pPr>
-          </w:p>
-        </w:tc>
-        <w:tc>
-          <w:tcPr>
-            <w:tcW w:w="0" w:type="auto"/>
-          </w:tcPr>
-          <w:p>
-            <w:pPr>
-              <w:rPr>
-                <w:rFonts w:ascii="Times New Roman" w:hAnsi="Times New Roman" w:cs="Times New Roman"/>
-              </w:rPr>
-            </w:pPr>
-          </w:p>
-        </w:tc>
-        <w:tc>
-          <w:tcPr>
-            <w:tcW w:w="0" w:type="auto"/>
-          </w:tcPr>
-          <w:p>
-            <w:pPr>
-              <w:rPr>
-                <w:rFonts w:ascii="Times New Roman" w:hAnsi="Times New Roman" w:cs="Times New Roman"/>
-              </w:rPr>
-            </w:pPr>
-          </w:p>
-        </w:tc>
-        <w:tc>
-          <w:tcPr>
-            <w:tcW w:w="0" w:type="auto"/>
-          </w:tcPr>
-          <w:p>
-            <w:pPr>
-              <w:rPr>
-                <w:rFonts w:ascii="Times New Roman" w:hAnsi="Times New Roman" w:cs="Times New Roman"/>
-              </w:rPr>
-            </w:pPr>
-          </w:p>
-        </w:tc>
-      </w:tr>
-      <w:tr>
-        <w:tc>
-          <w:tcPr>
-            <w:tcW w:w="0" w:type="auto"/>
-          </w:tcPr>
-          <w:p>
-            <w:pPr>
-              <w:rPr>
-                <w:rFonts w:ascii="Times New Roman" w:hAnsi="Times New Roman" w:cs="Times New Roman"/>
-              </w:rPr>
-            </w:pPr>
-          </w:p>
-        </w:tc>
-        <w:tc>
-          <w:tcPr>
-            <w:tcW w:w="0" w:type="auto"/>
-          </w:tcPr>
-          <w:p>
-            <w:pPr>
-              <w:rPr>
-                <w:rFonts w:ascii="Times New Roman" w:hAnsi="Times New Roman" w:cs="Times New Roman"/>
-              </w:rPr>
-            </w:pPr>
-          </w:p>
-        </w:tc>
-        <w:tc>
-          <w:tcPr>
-            <w:tcW w:w="0" w:type="auto"/>
-          </w:tcPr>
-          <w:p>
-            <w:pPr>
-              <w:rPr>
-                <w:rFonts w:ascii="Times New Roman" w:hAnsi="Times New Roman" w:cs="Times New Roman"/>
-              </w:rPr>
-            </w:pPr>
-          </w:p>
-        </w:tc>
-        <w:tc>
-          <w:tcPr>
-            <w:tcW w:w="0" w:type="auto"/>
-          </w:tcPr>
-          <w:p>
-            <w:pPr>
-              <w:rPr>
-                <w:rFonts w:ascii="Times New Roman" w:hAnsi="Times New Roman" w:cs="Times New Roman"/>
-              </w:rPr>
-            </w:pPr>
-          </w:p>
-        </w:tc>
-        <w:tc>
-          <w:tcPr>
-            <w:tcW w:w="0" w:type="auto"/>
-          </w:tcPr>
-          <w:p>
-            <w:pPr>
-              <w:rPr>
-                <w:rFonts w:ascii="Times New Roman" w:hAnsi="Times New Roman" w:cs="Times New Roman"/>
-              </w:rPr>
-            </w:pPr>
-          </w:p>
-        </w:tc>
-        <w:tc>
-          <w:tcPr>
-            <w:tcW w:w="0" w:type="auto"/>
-          </w:tcPr>
-          <w:p>
-            <w:pPr>
-              <w:rPr>
-                <w:rFonts w:ascii="Times New Roman" w:hAnsi="Times New Roman" w:cs="Times New Roman"/>
-              </w:rPr>
-            </w:pPr>
-          </w:p>
-        </w:tc>
-      </w:tr>
-      <w:tr>
-        <w:tc>
-          <w:tcPr>
-            <w:tcW w:w="0" w:type="auto"/>
-          </w:tcPr>
-          <w:p>
-            <w:pPr>
-              <w:rPr>
-                <w:rFonts w:ascii="Times New Roman" w:hAnsi="Times New Roman" w:cs="Times New Roman"/>
-              </w:rPr>
-            </w:pPr>
-          </w:p>
-        </w:tc>
-        <w:tc>
-          <w:tcPr>
-            <w:tcW w:w="0" w:type="auto"/>
-          </w:tcPr>
-          <w:p>
-            <w:pPr>
-              <w:rPr>
-                <w:rFonts w:ascii="Times New Roman" w:hAnsi="Times New Roman" w:cs="Times New Roman"/>
-              </w:rPr>
-            </w:pPr>
-          </w:p>
-        </w:tc>
-        <w:tc>
-          <w:tcPr>
-            <w:tcW w:w="0" w:type="auto"/>
-          </w:tcPr>
-          <w:p>
-            <w:pPr>
-              <w:rPr>
-                <w:rFonts w:ascii="Times New Roman" w:hAnsi="Times New Roman" w:cs="Times New Roman"/>
-              </w:rPr>
-            </w:pPr>
-          </w:p>
-        </w:tc>
-        <w:tc>
-          <w:tcPr>
-            <w:tcW w:w="0" w:type="auto"/>
-          </w:tcPr>
-          <w:p>
-            <w:pPr>
-              <w:rPr>
-                <w:rFonts w:ascii="Times New Roman" w:hAnsi="Times New Roman" w:cs="Times New Roman"/>
-              </w:rPr>
-            </w:pPr>
-          </w:p>
-        </w:tc>
-        <w:tc>
-          <w:tcPr>
-            <w:tcW w:w="0" w:type="auto"/>
-          </w:tcPr>
-          <w:p>
-            <w:pPr>
-              <w:rPr>
-                <w:rFonts w:ascii="Times New Roman" w:hAnsi="Times New Roman" w:cs="Times New Roman"/>
-              </w:rPr>
-            </w:pPr>
-          </w:p>
-        </w:tc>
-        <w:tc>
-          <w:tcPr>
-            <w:tcW w:w="0" w:type="auto"/>
-          </w:tcPr>
-          <w:p>
-            <w:pPr>
-              <w:rPr>
-                <w:rFonts w:ascii="Times New Roman" w:hAnsi="Times New Roman" w:cs="Times New Roman"/>
-              </w:rPr>
-            </w:pPr>
-          </w:p>
-        </w:tc>
-      </w:tr>
-      <w:tr>
-        <w:tc>
-          <w:tcPr>
-            <w:tcW w:w="0" w:type="auto"/>
-          </w:tcPr>
-          <w:p>
-            <w:pPr>
-              <w:rPr>
-                <w:rFonts w:ascii="Times New Roman" w:hAnsi="Times New Roman" w:cs="Times New Roman"/>
-              </w:rPr>
-            </w:pPr>
-          </w:p>
-        </w:tc>
-        <w:tc>
-          <w:tcPr>
-            <w:tcW w:w="0" w:type="auto"/>
-          </w:tcPr>
-          <w:p>
-            <w:pPr>
-              <w:rPr>
-                <w:rFonts w:ascii="Times New Roman" w:hAnsi="Times New Roman" w:cs="Times New Roman"/>
-              </w:rPr>
-            </w:pPr>
-          </w:p>
-        </w:tc>
-        <w:tc>
-          <w:tcPr>
-            <w:tcW w:w="0" w:type="auto"/>
-          </w:tcPr>
-          <w:p>
-            <w:pPr>
-              <w:rPr>
-                <w:rFonts w:ascii="Times New Roman" w:hAnsi="Times New Roman" w:cs="Times New Roman"/>
-              </w:rPr>
-            </w:pPr>
-          </w:p>
-        </w:tc>
-        <w:tc>
-          <w:tcPr>
-            <w:tcW w:w="0" w:type="auto"/>
-          </w:tcPr>
-          <w:p>
-            <w:pPr>
-              <w:rPr>
-                <w:rFonts w:ascii="Times New Roman" w:hAnsi="Times New Roman" w:cs="Times New Roman"/>
-              </w:rPr>
-            </w:pPr>
-          </w:p>
-        </w:tc>
-        <w:tc>
-          <w:tcPr>
-            <w:tcW w:w="0" w:type="auto"/>
-          </w:tcPr>
-          <w:p>
-            <w:pPr>
-              <w:rPr>
-                <w:rFonts w:ascii="Times New Roman" w:hAnsi="Times New Roman" w:cs="Times New Roman"/>
-              </w:rPr>
-            </w:pPr>
-          </w:p>
-        </w:tc>
-        <w:tc>
-          <w:tcPr>
-            <w:tcW w:w="0" w:type="auto"/>
-          </w:tcPr>
-          <w:p>
-            <w:pPr>
-              <w:rPr>
-                <w:rFonts w:ascii="Times New Roman" w:hAnsi="Times New Roman" w:cs="Times New Roman"/>
-              </w:rPr>
-            </w:pPr>
-          </w:p>
-        </w:tc>
-      </w:tr>
-      <w:tr>
-        <w:tc>
-          <w:tcPr>
-            <w:tcW w:w="0" w:type="auto"/>
-          </w:tcPr>
-          <w:p>
-            <w:pPr>
-              <w:rPr>
-                <w:rFonts w:ascii="Times New Roman" w:hAnsi="Times New Roman" w:cs="Times New Roman"/>
-              </w:rPr>
-            </w:pPr>
-          </w:p>
-        </w:tc>
-        <w:tc>
-          <w:tcPr>
-            <w:tcW w:w="0" w:type="auto"/>
-          </w:tcPr>
-          <w:p>
-            <w:pPr>
-              <w:rPr>
-                <w:rFonts w:ascii="Times New Roman" w:hAnsi="Times New Roman" w:cs="Times New Roman"/>
-              </w:rPr>
-            </w:pPr>
-          </w:p>
-        </w:tc>
-        <w:tc>
-          <w:tcPr>
-            <w:tcW w:w="0" w:type="auto"/>
-          </w:tcPr>
-          <w:p>
-            <w:pPr>
-              <w:rPr>
-                <w:rFonts w:ascii="Times New Roman" w:hAnsi="Times New Roman" w:cs="Times New Roman"/>
-              </w:rPr>
-            </w:pPr>
-          </w:p>
-        </w:tc>
-        <w:tc>
-          <w:tcPr>
-            <w:tcW w:w="0" w:type="auto"/>
-          </w:tcPr>
-          <w:p>
-            <w:pPr>
-              <w:rPr>
-                <w:rFonts w:ascii="Times New Roman" w:hAnsi="Times New Roman" w:cs="Times New Roman"/>
-              </w:rPr>
-            </w:pPr>
-          </w:p>
-        </w:tc>
-        <w:tc>
-          <w:tcPr>
-            <w:tcW w:w="0" w:type="auto"/>
-          </w:tcPr>
-          <w:p>
-            <w:pPr>
-              <w:rPr>
-                <w:rFonts w:ascii="Times New Roman" w:hAnsi="Times New Roman" w:cs="Times New Roman"/>
-              </w:rPr>
-            </w:pPr>
-          </w:p>
-        </w:tc>
-        <w:tc>
-          <w:tcPr>
-            <w:tcW w:w="0" w:type="auto"/>
-          </w:tcPr>
-          <w:p>
-            <w:pPr>
-              <w:rPr>
-                <w:rFonts w:ascii="Times New Roman" w:hAnsi="Times New Roman" w:cs="Times New Roman"/>
-              </w:rPr>
-            </w:pPr>
-          </w:p>
-        </w:tc>
-      </w:tr>
-      <w:tr>
-        <w:tc>
-          <w:tcPr>
-            <w:tcW w:w="0" w:type="auto"/>
-          </w:tcPr>
-          <w:p>
-            <w:pPr>
-              <w:rPr>
-                <w:rFonts w:ascii="Times New Roman" w:hAnsi="Times New Roman" w:cs="Times New Roman"/>
-              </w:rPr>
-            </w:pPr>
-          </w:p>
-        </w:tc>
-        <w:tc>
-          <w:tcPr>
-            <w:tcW w:w="0" w:type="auto"/>
-          </w:tcPr>
-          <w:p>
-            <w:pPr>
-              <w:rPr>
-                <w:rFonts w:ascii="Times New Roman" w:hAnsi="Times New Roman" w:cs="Times New Roman"/>
-              </w:rPr>
-            </w:pPr>
-          </w:p>
-        </w:tc>
-        <w:tc>
-          <w:tcPr>
-            <w:tcW w:w="0" w:type="auto"/>
-          </w:tcPr>
-          <w:p>
-            <w:pPr>
-              <w:rPr>
-                <w:rFonts w:ascii="Times New Roman" w:hAnsi="Times New Roman" w:cs="Times New Roman"/>
-              </w:rPr>
-            </w:pPr>
-          </w:p>
-        </w:tc>
-        <w:tc>
-          <w:tcPr>
-            <w:tcW w:w="0" w:type="auto"/>
-          </w:tcPr>
-          <w:p>
-            <w:pPr>
-              <w:rPr>
-                <w:rFonts w:ascii="Times New Roman" w:hAnsi="Times New Roman" w:cs="Times New Roman"/>
-              </w:rPr>
-            </w:pPr>
-          </w:p>
-        </w:tc>
-        <w:tc>
-          <w:tcPr>
-            <w:tcW w:w="0" w:type="auto"/>
-          </w:tcPr>
-          <w:p>
-            <w:pPr>
-              <w:rPr>
-                <w:rFonts w:ascii="Times New Roman" w:hAnsi="Times New Roman" w:cs="Times New Roman"/>
-              </w:rPr>
-            </w:pPr>
-          </w:p>
-        </w:tc>
-        <w:tc>
-          <w:tcPr>
-            <w:tcW w:w="0" w:type="auto"/>
-          </w:tcPr>
-          <w:p>
-            <w:pPr>
-              <w:rPr>
-                <w:rFonts w:ascii="Times New Roman" w:hAnsi="Times New Roman" w:cs="Times New Roman"/>
-              </w:rPr>
-            </w:pPr>
-          </w:p>
-        </w:tc>
-      </w:tr>
-      <w:tr>
-        <w:tc>
-          <w:tcPr>
-            <w:tcW w:w="0" w:type="auto"/>
-          </w:tcPr>
-          <w:p>
-            <w:pPr>
-              <w:rPr>
-                <w:rFonts w:ascii="Times New Roman" w:hAnsi="Times New Roman" w:cs="Times New Roman"/>
-              </w:rPr>
-            </w:pPr>
-          </w:p>
-        </w:tc>
-        <w:tc>
-          <w:tcPr>
-            <w:tcW w:w="0" w:type="auto"/>
-          </w:tcPr>
-          <w:p>
-            <w:pPr>
-              <w:rPr>
-                <w:rFonts w:ascii="Times New Roman" w:hAnsi="Times New Roman" w:cs="Times New Roman"/>
-              </w:rPr>
-            </w:pPr>
-          </w:p>
-        </w:tc>
-        <w:tc>
-          <w:tcPr>
-            <w:tcW w:w="0" w:type="auto"/>
-          </w:tcPr>
-          <w:p>
-            <w:pPr>
-              <w:rPr>
-                <w:rFonts w:ascii="Times New Roman" w:hAnsi="Times New Roman" w:cs="Times New Roman"/>
-              </w:rPr>
-            </w:pPr>
-          </w:p>
-        </w:tc>
-        <w:tc>
-          <w:tcPr>
-            <w:tcW w:w="0" w:type="auto"/>
-          </w:tcPr>
-          <w:p>
-            <w:pPr>
-              <w:rPr>
-                <w:rFonts w:ascii="Times New Roman" w:hAnsi="Times New Roman" w:cs="Times New Roman"/>
-              </w:rPr>
-            </w:pPr>
-          </w:p>
-        </w:tc>
-        <w:tc>
-          <w:tcPr>
-            <w:tcW w:w="0" w:type="auto"/>
-          </w:tcPr>
-          <w:p>
-            <w:pPr>
-              <w:rPr>
-                <w:rFonts w:ascii="Times New Roman" w:hAnsi="Times New Roman" w:cs="Times New Roman"/>
-              </w:rPr>
-            </w:pPr>
-          </w:p>
-        </w:tc>
-        <w:tc>
-          <w:tcPr>
-            <w:tcW w:w="0" w:type="auto"/>
-          </w:tcPr>
-          <w:p>
-            <w:pPr>
-              <w:rPr>
-                <w:rFonts w:ascii="Times New Roman" w:hAnsi="Times New Roman" w:cs="Times New Roman"/>
-              </w:rPr>
-            </w:pPr>
-          </w:p>
-        </w:tc>
-      </w:tr>
-      <w:tr>
-        <w:tc>
-          <w:tcPr>
-            <w:tcW w:w="0" w:type="auto"/>
-          </w:tcPr>
-          <w:p>
-            <w:pPr>
-              <w:rPr>
-                <w:rFonts w:ascii="Times New Roman" w:hAnsi="Times New Roman" w:cs="Times New Roman"/>
-              </w:rPr>
-            </w:pPr>
-          </w:p>
-        </w:tc>
-        <w:tc>
-          <w:tcPr>
-            <w:tcW w:w="0" w:type="auto"/>
-          </w:tcPr>
-          <w:p>
-            <w:pPr>
-              <w:rPr>
-                <w:rFonts w:ascii="Times New Roman" w:hAnsi="Times New Roman" w:cs="Times New Roman"/>
-              </w:rPr>
-            </w:pPr>
-          </w:p>
-        </w:tc>
-        <w:tc>
-          <w:tcPr>
-            <w:tcW w:w="0" w:type="auto"/>
-          </w:tcPr>
-          <w:p>
-            <w:pPr>
-              <w:rPr>
-                <w:rFonts w:ascii="Times New Roman" w:hAnsi="Times New Roman" w:cs="Times New Roman"/>
-              </w:rPr>
-            </w:pPr>
-          </w:p>
-        </w:tc>
-        <w:tc>
-          <w:tcPr>
-            <w:tcW w:w="0" w:type="auto"/>
-          </w:tcPr>
-          <w:p>
-            <w:pPr>
-              <w:rPr>
-                <w:rFonts w:ascii="Times New Roman" w:hAnsi="Times New Roman" w:cs="Times New Roman"/>
-              </w:rPr>
-            </w:pPr>
-          </w:p>
-        </w:tc>
-        <w:tc>
-          <w:tcPr>
-            <w:tcW w:w="0" w:type="auto"/>
-          </w:tcPr>
-          <w:p>
-            <w:pPr>
-              <w:rPr>
-                <w:rFonts w:ascii="Times New Roman" w:hAnsi="Times New Roman" w:cs="Times New Roman"/>
-              </w:rPr>
-            </w:pPr>
-          </w:p>
-        </w:tc>
-        <w:tc>
-          <w:tcPr>
-            <w:tcW w:w="0" w:type="auto"/>
-          </w:tcPr>
-          <w:p>
-            <w:pPr>
-              <w:rPr>
-                <w:rFonts w:ascii="Times New Roman" w:hAnsi="Times New Roman" w:cs="Times New Roman"/>
-              </w:rPr>
-            </w:pPr>
-          </w:p>
-        </w:tc>
-      </w:tr>
-      <w:tr>
-        <w:tc>
-          <w:tcPr>
-            <w:tcW w:w="0" w:type="auto"/>
-          </w:tcPr>
-          <w:p>
-            <w:pPr>
-              <w:rPr>
-                <w:rFonts w:ascii="Times New Roman" w:hAnsi="Times New Roman" w:cs="Times New Roman"/>
-              </w:rPr>
-            </w:pPr>
-          </w:p>
-        </w:tc>
-        <w:tc>
-          <w:tcPr>
-            <w:tcW w:w="0" w:type="auto"/>
-          </w:tcPr>
-          <w:p>
-            <w:pPr>
-              <w:rPr>
-                <w:rFonts w:ascii="Times New Roman" w:hAnsi="Times New Roman" w:cs="Times New Roman"/>
-              </w:rPr>
-            </w:pPr>
-          </w:p>
-        </w:tc>
-        <w:tc>
-          <w:tcPr>
-            <w:tcW w:w="0" w:type="auto"/>
-          </w:tcPr>
-          <w:p>
-            <w:pPr>
-              <w:rPr>
-                <w:rFonts w:ascii="Times New Roman" w:hAnsi="Times New Roman" w:cs="Times New Roman"/>
-              </w:rPr>
-            </w:pPr>
-          </w:p>
-        </w:tc>
-        <w:tc>
-          <w:tcPr>
-            <w:tcW w:w="0" w:type="auto"/>
-          </w:tcPr>
-          <w:p>
-            <w:pPr>
-              <w:rPr>
-                <w:rFonts w:ascii="Times New Roman" w:hAnsi="Times New Roman" w:cs="Times New Roman"/>
-              </w:rPr>
-            </w:pPr>
-          </w:p>
-        </w:tc>
-        <w:tc>
-          <w:tcPr>
-            <w:tcW w:w="0" w:type="auto"/>
-          </w:tcPr>
-          <w:p>
-            <w:pPr>
-              <w:rPr>
-                <w:rFonts w:ascii="Times New Roman" w:hAnsi="Times New Roman" w:cs="Times New Roman"/>
-              </w:rPr>
-            </w:pPr>
-          </w:p>
-        </w:tc>
-        <w:tc>
-          <w:tcPr>
-            <w:tcW w:w="0" w:type="auto"/>
-          </w:tcPr>
-          <w:p>
-            <w:pPr>
-              <w:rPr>
-                <w:rFonts w:ascii="Times New Roman" w:hAnsi="Times New Roman" w:cs="Times New Roman"/>
-              </w:rPr>
-            </w:pPr>
-          </w:p>
-        </w:tc>
-      </w:tr>
-      <w:tr>
-        <w:tc>
-          <w:tcPr>
-            <w:tcW w:w="0" w:type="auto"/>
-          </w:tcPr>
-          <w:p>
-            <w:pPr>
-              <w:rPr>
-                <w:rFonts w:ascii="Times New Roman" w:hAnsi="Times New Roman" w:cs="Times New Roman"/>
-              </w:rPr>
-            </w:pPr>
-          </w:p>
-        </w:tc>
-        <w:tc>
-          <w:tcPr>
-            <w:tcW w:w="0" w:type="auto"/>
-          </w:tcPr>
-          <w:p>
-            <w:pPr>
-              <w:rPr>
-                <w:rFonts w:ascii="Times New Roman" w:hAnsi="Times New Roman" w:cs="Times New Roman"/>
-              </w:rPr>
-            </w:pPr>
-          </w:p>
-        </w:tc>
-        <w:tc>
-          <w:tcPr>
-            <w:tcW w:w="0" w:type="auto"/>
-          </w:tcPr>
-          <w:p>
-            <w:pPr>
-              <w:rPr>
-                <w:rFonts w:ascii="Times New Roman" w:hAnsi="Times New Roman" w:cs="Times New Roman"/>
-              </w:rPr>
-            </w:pPr>
-          </w:p>
-        </w:tc>
-        <w:tc>
-          <w:tcPr>
-            <w:tcW w:w="0" w:type="auto"/>
-          </w:tcPr>
-          <w:p>
-            <w:pPr>
-              <w:rPr>
-                <w:rFonts w:ascii="Times New Roman" w:hAnsi="Times New Roman" w:cs="Times New Roman"/>
-              </w:rPr>
-            </w:pPr>
-          </w:p>
-        </w:tc>
-        <w:tc>
-          <w:tcPr>
-            <w:tcW w:w="0" w:type="auto"/>
-          </w:tcPr>
-          <w:p>
-            <w:pPr>
-              <w:rPr>
-                <w:rFonts w:ascii="Times New Roman" w:hAnsi="Times New Roman" w:cs="Times New Roman"/>
-              </w:rPr>
-            </w:pPr>
-          </w:p>
-        </w:tc>
-        <w:tc>
-          <w:tcPr>
-            <w:tcW w:w="0" w:type="auto"/>
-          </w:tcPr>
-          <w:p>
-            <w:pPr>
-              <w:rPr>
-                <w:rFonts w:ascii="Times New Roman" w:hAnsi="Times New Roman" w:cs="Times New Roman"/>
-              </w:rPr>
-            </w:pPr>
-          </w:p>
-        </w:tc>
-      </w:tr>
-      <w:tr>
-        <w:tc>
-          <w:tcPr>
-            <w:tcW w:w="0" w:type="auto"/>
-          </w:tcPr>
-          <w:p>
-            <w:pPr>
-              <w:rPr>
-                <w:rFonts w:ascii="Times New Roman" w:hAnsi="Times New Roman" w:cs="Times New Roman"/>
-              </w:rPr>
-            </w:pPr>
-          </w:p>
-        </w:tc>
-        <w:tc>
-          <w:tcPr>
-            <w:tcW w:w="0" w:type="auto"/>
-          </w:tcPr>
-          <w:p>
-            <w:pPr>
-              <w:rPr>
-                <w:rFonts w:ascii="Times New Roman" w:hAnsi="Times New Roman" w:cs="Times New Roman"/>
-              </w:rPr>
-            </w:pPr>
-          </w:p>
-        </w:tc>
-        <w:tc>
-          <w:tcPr>
-            <w:tcW w:w="0" w:type="auto"/>
-          </w:tcPr>
-          <w:p>
-            <w:pPr>
-              <w:rPr>
-                <w:rFonts w:ascii="Times New Roman" w:hAnsi="Times New Roman" w:cs="Times New Roman"/>
-              </w:rPr>
-            </w:pPr>
-          </w:p>
-        </w:tc>
-        <w:tc>
-          <w:tcPr>
-            <w:tcW w:w="0" w:type="auto"/>
-          </w:tcPr>
-          <w:p>
-            <w:pPr>
-              <w:rPr>
-                <w:rFonts w:ascii="Times New Roman" w:hAnsi="Times New Roman" w:cs="Times New Roman"/>
-              </w:rPr>
-            </w:pPr>
-          </w:p>
-        </w:tc>
-        <w:tc>
-          <w:tcPr>
-            <w:tcW w:w="0" w:type="auto"/>
-          </w:tcPr>
-          <w:p>
-            <w:pPr>
-              <w:rPr>
-                <w:rFonts w:ascii="Times New Roman" w:hAnsi="Times New Roman" w:cs="Times New Roman"/>
-              </w:rPr>
-            </w:pPr>
-          </w:p>
-        </w:tc>
-        <w:tc>
-          <w:tcPr>
-            <w:tcW w:w="0" w:type="auto"/>
-          </w:tcPr>
-          <w:p>
-            <w:pPr>
-              <w:rPr>
-                <w:rFonts w:ascii="Times New Roman" w:hAnsi="Times New Roman" w:cs="Times New Roman"/>
-              </w:rPr>
-            </w:pPr>
-          </w:p>
-        </w:tc>
-      </w:tr>
-    </w:tbl>
-    <w:p>
-      <w:pPr>
-        <w:rPr>
-          <w:rFonts w:ascii="Times New Roman" w:hAnsi="Times New Roman" w:cs="Times New Roman"/>
-        </w:rPr>
-      </w:pPr>
     </w:p>
     <w:p>
       <w:pPr>
@@ -7922,7 +5743,7 @@
           <w:noProof/>
         </w:rPr>
         <w:drawing>
-          <wp:inline distT="0" distB="0" distL="0" distR="0" wp14:anchorId="74B49E6F" wp14:editId="7DD6E355">
+          <wp:inline distT="0" distB="0" distL="0" distR="0" wp14:anchorId="05DEA26D" wp14:editId="4909F56E">
             <wp:extent cx="5731510" cy="2288540"/>
             <wp:effectExtent l="0" t="0" r="0" b="0"/>
             <wp:docPr id="976412733" name="Picture 2"/>
@@ -7978,109 +5799,13 @@
           <w:b/>
           <w:bCs/>
         </w:rPr>
-        <w:t>5</w:t>
-      </w:r>
-      <w:r>
-        <w:rPr>
-          <w:rFonts w:ascii="Times New Roman" w:hAnsi="Times New Roman" w:cs="Times New Roman"/>
-        </w:rPr>
-        <w:t xml:space="preserve">. </w:t>
-      </w:r>
-      <w:r>
-        <w:rPr>
-          <w:rFonts w:ascii="Times New Roman" w:hAnsi="Times New Roman" w:cs="Times New Roman"/>
-        </w:rPr>
-        <w:t>Bacterial</w:t>
-      </w:r>
-      <w:r>
-        <w:rPr>
-          <w:rFonts w:ascii="Times New Roman" w:hAnsi="Times New Roman" w:cs="Times New Roman"/>
-        </w:rPr>
-        <w:t xml:space="preserve"> community </w:t>
-      </w:r>
-      <w:r>
-        <w:rPr>
-          <w:rFonts w:ascii="Times New Roman" w:hAnsi="Times New Roman" w:cs="Times New Roman"/>
-        </w:rPr>
-        <w:t>composition</w:t>
-      </w:r>
-      <w:r>
-        <w:rPr>
-          <w:rFonts w:ascii="Times New Roman" w:hAnsi="Times New Roman" w:cs="Times New Roman"/>
-        </w:rPr>
-        <w:t xml:space="preserve"> </w:t>
-      </w:r>
-      <w:r>
-        <w:rPr>
-          <w:rFonts w:ascii="Times New Roman" w:hAnsi="Times New Roman" w:cs="Times New Roman"/>
-        </w:rPr>
-        <w:t>in response to light</w:t>
-      </w:r>
-      <w:r>
-        <w:rPr>
-          <w:rFonts w:ascii="Times New Roman" w:hAnsi="Times New Roman" w:cs="Times New Roman"/>
-        </w:rPr>
-        <w:t xml:space="preserve">, </w:t>
-      </w:r>
-      <w:r>
-        <w:rPr>
-          <w:rFonts w:ascii="Times New Roman" w:hAnsi="Times New Roman" w:cs="Times New Roman"/>
-        </w:rPr>
-        <w:t xml:space="preserve">temperature </w:t>
-      </w:r>
-      <w:r>
-        <w:rPr>
-          <w:rFonts w:ascii="Times New Roman" w:hAnsi="Times New Roman" w:cs="Times New Roman"/>
-        </w:rPr>
-        <w:t xml:space="preserve">and detrital age </w:t>
-      </w:r>
-      <w:r>
-        <w:rPr>
-          <w:rFonts w:ascii="Times New Roman" w:hAnsi="Times New Roman" w:cs="Times New Roman"/>
-        </w:rPr>
-        <w:t xml:space="preserve">based on amplicon sequence variants </w:t>
-      </w:r>
-      <w:r>
-        <w:rPr>
-          <w:rFonts w:ascii="Times New Roman" w:hAnsi="Times New Roman" w:cs="Times New Roman"/>
-        </w:rPr>
-        <w:t xml:space="preserve">inferred from the </w:t>
-      </w:r>
-      <w:r>
-        <w:rPr>
-          <w:rFonts w:ascii="Times New Roman" w:hAnsi="Times New Roman" w:cs="Times New Roman"/>
-        </w:rPr>
-        <w:t>V</w:t>
-      </w:r>
-      <w:r>
-        <w:rPr>
-          <w:rFonts w:ascii="Times New Roman" w:hAnsi="Times New Roman" w:cs="Times New Roman"/>
-        </w:rPr>
-        <w:t>3–</w:t>
-      </w:r>
-      <w:r>
-        <w:rPr>
-          <w:rFonts w:ascii="Times New Roman" w:hAnsi="Times New Roman" w:cs="Times New Roman"/>
-        </w:rPr>
-        <w:t>V</w:t>
-      </w:r>
-      <w:r>
-        <w:rPr>
-          <w:rFonts w:ascii="Times New Roman" w:hAnsi="Times New Roman" w:cs="Times New Roman"/>
-        </w:rPr>
-        <w:t xml:space="preserve">4 region of the 16S rRNA gene. </w:t>
-      </w:r>
-      <w:r>
-        <w:rPr>
-          <w:rFonts w:ascii="Times New Roman" w:hAnsi="Times New Roman" w:cs="Times New Roman"/>
-        </w:rPr>
-        <w:t xml:space="preserve">Multidimensional data are </w:t>
-      </w:r>
-      <w:r>
-        <w:rPr>
-          <w:rFonts w:ascii="Times New Roman" w:hAnsi="Times New Roman" w:cs="Times New Roman"/>
-        </w:rPr>
-        <w:t>displayed in two dimensions as NMDS (</w:t>
+        <w:t>4</w:t>
+      </w:r>
+      <w:r>
+        <w:rPr>
+          <w:rFonts w:ascii="Times New Roman" w:hAnsi="Times New Roman" w:cs="Times New Roman"/>
+        </w:rPr>
+        <w:t>. Bacterial community composition in response to light, temperature and detrital age based on amplicon sequence variants inferred from the V3–V4 region of the 16S rRNA gene. Multidimensional data are displayed in two dimensions as NMDS (</w:t>
       </w:r>
       <w:r>
         <w:rPr>
@@ -8115,31 +5840,7 @@
         <w:rPr>
           <w:rFonts w:ascii="Times New Roman" w:hAnsi="Times New Roman" w:cs="Times New Roman"/>
         </w:rPr>
-        <w:t>d</w:t>
-      </w:r>
-      <w:r>
-        <w:rPr>
-          <w:rFonts w:ascii="Times New Roman" w:hAnsi="Times New Roman" w:cs="Times New Roman"/>
-        </w:rPr>
-        <w:t>b</w:t>
-      </w:r>
-      <w:r>
-        <w:rPr>
-          <w:rFonts w:ascii="Times New Roman" w:hAnsi="Times New Roman" w:cs="Times New Roman"/>
-        </w:rPr>
-        <w:t>R</w:t>
-      </w:r>
-      <w:r>
-        <w:rPr>
-          <w:rFonts w:ascii="Times New Roman" w:hAnsi="Times New Roman" w:cs="Times New Roman"/>
-        </w:rPr>
-        <w:t>D</w:t>
-      </w:r>
-      <w:r>
-        <w:rPr>
-          <w:rFonts w:ascii="Times New Roman" w:hAnsi="Times New Roman" w:cs="Times New Roman"/>
-        </w:rPr>
-        <w:t>A</w:t>
+        <w:t>dbRDA</w:t>
       </w:r>
       <w:proofErr w:type="spellEnd"/>
       <w:r>
@@ -8174,13 +5875,289 @@
         <w:rPr>
           <w:rFonts w:ascii="Times New Roman" w:hAnsi="Times New Roman" w:cs="Times New Roman"/>
         </w:rPr>
-        <w:t xml:space="preserve"> connect timepoint </w:t>
-      </w:r>
-      <w:r>
-        <w:rPr>
-          <w:rFonts w:ascii="Times New Roman" w:hAnsi="Times New Roman" w:cs="Times New Roman"/>
-        </w:rPr>
-        <w:t>means</w:t>
+        <w:t xml:space="preserve"> connect timepoint means.</w:t>
+      </w:r>
+    </w:p>
+    <w:p>
+      <w:pPr>
+        <w:rPr>
+          <w:rFonts w:ascii="Times New Roman" w:hAnsi="Times New Roman" w:cs="Times New Roman"/>
+        </w:rPr>
+      </w:pPr>
+    </w:p>
+    <w:p>
+      <w:pPr>
+        <w:rPr>
+          <w:rFonts w:ascii="Times New Roman" w:hAnsi="Times New Roman" w:cs="Times New Roman"/>
+        </w:rPr>
+      </w:pPr>
+    </w:p>
+    <w:p>
+      <w:pPr>
+        <w:rPr>
+          <w:rFonts w:ascii="Times New Roman" w:hAnsi="Times New Roman" w:cs="Times New Roman"/>
+        </w:rPr>
+      </w:pPr>
+    </w:p>
+    <w:p>
+      <w:pPr>
+        <w:rPr>
+          <w:rFonts w:ascii="Times New Roman" w:hAnsi="Times New Roman" w:cs="Times New Roman"/>
+        </w:rPr>
+      </w:pPr>
+    </w:p>
+    <w:p>
+      <w:pPr>
+        <w:rPr>
+          <w:rFonts w:ascii="Times New Roman" w:hAnsi="Times New Roman" w:cs="Times New Roman"/>
+        </w:rPr>
+      </w:pPr>
+    </w:p>
+    <w:p>
+      <w:pPr>
+        <w:rPr>
+          <w:rFonts w:ascii="Times New Roman" w:hAnsi="Times New Roman" w:cs="Times New Roman"/>
+        </w:rPr>
+      </w:pPr>
+    </w:p>
+    <w:p>
+      <w:pPr>
+        <w:rPr>
+          <w:rFonts w:ascii="Times New Roman" w:hAnsi="Times New Roman" w:cs="Times New Roman"/>
+        </w:rPr>
+      </w:pPr>
+    </w:p>
+    <w:p>
+      <w:pPr>
+        <w:rPr>
+          <w:rFonts w:ascii="Times New Roman" w:hAnsi="Times New Roman" w:cs="Times New Roman"/>
+        </w:rPr>
+      </w:pPr>
+    </w:p>
+    <w:p>
+      <w:pPr>
+        <w:rPr>
+          <w:rFonts w:ascii="Times New Roman" w:hAnsi="Times New Roman" w:cs="Times New Roman"/>
+        </w:rPr>
+      </w:pPr>
+    </w:p>
+    <w:p>
+      <w:pPr>
+        <w:rPr>
+          <w:rFonts w:ascii="Times New Roman" w:hAnsi="Times New Roman" w:cs="Times New Roman"/>
+        </w:rPr>
+      </w:pPr>
+      <w:r>
+        <w:rPr>
+          <w:rFonts w:ascii="Times New Roman" w:hAnsi="Times New Roman" w:cs="Times New Roman"/>
+          <w:b/>
+          <w:bCs/>
+        </w:rPr>
+        <w:t xml:space="preserve">Figure </w:t>
+      </w:r>
+      <w:r>
+        <w:rPr>
+          <w:rFonts w:ascii="Times New Roman" w:hAnsi="Times New Roman" w:cs="Times New Roman"/>
+          <w:b/>
+          <w:bCs/>
+        </w:rPr>
+        <w:t>5</w:t>
+      </w:r>
+      <w:r>
+        <w:rPr>
+          <w:rFonts w:ascii="Times New Roman" w:hAnsi="Times New Roman" w:cs="Times New Roman"/>
+        </w:rPr>
+        <w:t xml:space="preserve">. </w:t>
+      </w:r>
+      <w:r>
+        <w:rPr>
+          <w:rFonts w:ascii="Times New Roman" w:hAnsi="Times New Roman" w:cs="Times New Roman"/>
+        </w:rPr>
+        <w:t>Abundance, Richness, Microbial heterotrophs</w:t>
+      </w:r>
+    </w:p>
+    <w:p>
+      <w:pPr>
+        <w:rPr>
+          <w:rFonts w:ascii="Times New Roman" w:hAnsi="Times New Roman" w:cs="Times New Roman"/>
+        </w:rPr>
+      </w:pPr>
+    </w:p>
+    <w:p>
+      <w:pPr>
+        <w:rPr>
+          <w:rFonts w:ascii="Times New Roman" w:hAnsi="Times New Roman" w:cs="Times New Roman"/>
+        </w:rPr>
+      </w:pPr>
+      <w:r>
+        <w:rPr>
+          <w:rFonts w:ascii="Times New Roman" w:hAnsi="Times New Roman" w:cs="Times New Roman"/>
+          <w:b/>
+          <w:bCs/>
+        </w:rPr>
+        <w:t>Table 3</w:t>
+      </w:r>
+      <w:r>
+        <w:rPr>
+          <w:rFonts w:ascii="Times New Roman" w:hAnsi="Times New Roman" w:cs="Times New Roman"/>
+        </w:rPr>
+        <w:t xml:space="preserve">. </w:t>
+      </w:r>
+      <w:r>
+        <w:rPr>
+          <w:rFonts w:ascii="Times New Roman" w:hAnsi="Times New Roman" w:cs="Times New Roman"/>
+        </w:rPr>
+        <w:t xml:space="preserve">Bacterial community composition in response to light and temperature based on amplicon sequence variants </w:t>
+      </w:r>
+      <w:r>
+        <w:rPr>
+          <w:rFonts w:ascii="Times New Roman" w:hAnsi="Times New Roman" w:cs="Times New Roman"/>
+        </w:rPr>
+        <w:t xml:space="preserve">(ASVs) </w:t>
+      </w:r>
+      <w:r>
+        <w:rPr>
+          <w:rFonts w:ascii="Times New Roman" w:hAnsi="Times New Roman" w:cs="Times New Roman"/>
+        </w:rPr>
+        <w:t>inferred from the V3–V4 region of the 16S rRNA gene</w:t>
+      </w:r>
+      <w:r>
+        <w:rPr>
+          <w:rFonts w:ascii="Times New Roman" w:hAnsi="Times New Roman" w:cs="Times New Roman"/>
+        </w:rPr>
+        <w:t xml:space="preserve">. </w:t>
+      </w:r>
+      <w:r>
+        <w:rPr>
+          <w:rFonts w:ascii="Times New Roman" w:hAnsi="Times New Roman" w:cs="Times New Roman"/>
+        </w:rPr>
+        <w:t>R</w:t>
+      </w:r>
+      <w:r>
+        <w:rPr>
+          <w:rFonts w:ascii="Times New Roman" w:hAnsi="Times New Roman" w:cs="Times New Roman"/>
+        </w:rPr>
+        <w:t xml:space="preserve">eads are the number of </w:t>
+      </w:r>
+      <w:r>
+        <w:rPr>
+          <w:rFonts w:ascii="Times New Roman" w:hAnsi="Times New Roman" w:cs="Times New Roman"/>
+        </w:rPr>
+        <w:t>DNA sequences</w:t>
+      </w:r>
+      <w:r>
+        <w:rPr>
+          <w:rFonts w:ascii="Times New Roman" w:hAnsi="Times New Roman" w:cs="Times New Roman"/>
+        </w:rPr>
+        <w:t xml:space="preserve"> per kelp surface area after filtering. R</w:t>
+      </w:r>
+      <w:r>
+        <w:rPr>
+          <w:rFonts w:ascii="Times New Roman" w:hAnsi="Times New Roman" w:cs="Times New Roman"/>
+        </w:rPr>
+        <w:t>ichness</w:t>
+      </w:r>
+      <w:r>
+        <w:rPr>
+          <w:rFonts w:ascii="Times New Roman" w:hAnsi="Times New Roman" w:cs="Times New Roman"/>
+        </w:rPr>
+        <w:t xml:space="preserve"> </w:t>
+      </w:r>
+      <w:r>
+        <w:rPr>
+          <w:rFonts w:ascii="Times New Roman" w:hAnsi="Times New Roman" w:cs="Times New Roman"/>
+        </w:rPr>
+        <w:t xml:space="preserve">is the number of </w:t>
+      </w:r>
+      <w:r>
+        <w:rPr>
+          <w:rFonts w:ascii="Times New Roman" w:hAnsi="Times New Roman" w:cs="Times New Roman"/>
+        </w:rPr>
+        <w:t>ASVs</w:t>
+      </w:r>
+      <w:r>
+        <w:rPr>
+          <w:rFonts w:ascii="Times New Roman" w:hAnsi="Times New Roman" w:cs="Times New Roman"/>
+        </w:rPr>
+        <w:t xml:space="preserve">. </w:t>
+      </w:r>
+      <w:r>
+        <w:rPr>
+          <w:rFonts w:ascii="Times New Roman" w:hAnsi="Times New Roman" w:cs="Times New Roman"/>
+        </w:rPr>
+        <w:t xml:space="preserve">The effective number of ASVs (1 / </w:t>
+      </w:r>
+      <w:r>
+        <w:rPr>
+          <w:rFonts w:ascii="Times New Roman" w:hAnsi="Times New Roman" w:cs="Times New Roman"/>
+          <w:i/>
+          <w:iCs/>
+        </w:rPr>
+        <w:t>D</w:t>
+      </w:r>
+      <w:r>
+        <w:rPr>
+          <w:rFonts w:ascii="Times New Roman" w:hAnsi="Times New Roman" w:cs="Times New Roman"/>
+        </w:rPr>
+        <w:t>)</w:t>
+      </w:r>
+      <w:r>
+        <w:rPr>
+          <w:rFonts w:ascii="Times New Roman" w:hAnsi="Times New Roman" w:cs="Times New Roman"/>
+        </w:rPr>
+        <w:t xml:space="preserve"> </w:t>
+      </w:r>
+      <w:r>
+        <w:rPr>
+          <w:rFonts w:ascii="Times New Roman" w:hAnsi="Times New Roman" w:cs="Times New Roman"/>
+        </w:rPr>
+        <w:t>and the probability that two ASVs are different (</w:t>
+      </w:r>
+      <w:r>
+        <w:rPr>
+          <w:rFonts w:ascii="Times New Roman" w:hAnsi="Times New Roman" w:cs="Times New Roman"/>
+        </w:rPr>
+        <w:t xml:space="preserve">1 – </w:t>
+      </w:r>
+      <w:r>
+        <w:rPr>
+          <w:rFonts w:ascii="Times New Roman" w:hAnsi="Times New Roman" w:cs="Times New Roman"/>
+          <w:i/>
+          <w:iCs/>
+        </w:rPr>
+        <w:t>D</w:t>
+      </w:r>
+      <w:r>
+        <w:rPr>
+          <w:rFonts w:ascii="Times New Roman" w:hAnsi="Times New Roman" w:cs="Times New Roman"/>
+        </w:rPr>
+        <w:t xml:space="preserve">) are </w:t>
+      </w:r>
+      <w:r>
+        <w:rPr>
+          <w:rFonts w:ascii="Times New Roman" w:hAnsi="Times New Roman" w:cs="Times New Roman"/>
+        </w:rPr>
+        <w:t xml:space="preserve">derived from </w:t>
+      </w:r>
+      <w:r>
+        <w:rPr>
+          <w:rFonts w:ascii="Times New Roman" w:hAnsi="Times New Roman" w:cs="Times New Roman"/>
+          <w:i/>
+          <w:iCs/>
+        </w:rPr>
+        <w:t>D</w:t>
+      </w:r>
+      <w:r>
+        <w:rPr>
+          <w:rFonts w:ascii="Times New Roman" w:hAnsi="Times New Roman" w:cs="Times New Roman"/>
+        </w:rPr>
+        <w:t xml:space="preserve"> </w:t>
+      </w:r>
+      <w:r>
+        <w:rPr>
+          <w:rFonts w:ascii="Times New Roman" w:hAnsi="Times New Roman" w:cs="Times New Roman"/>
+        </w:rPr>
+        <w:t>{Simpson, 1949 #77093}</w:t>
       </w:r>
       <w:r>
         <w:rPr>
@@ -8188,6 +6165,1704 @@
         </w:rPr>
         <w:t>.</w:t>
       </w:r>
+      <w:r>
+        <w:rPr>
+          <w:rFonts w:ascii="Times New Roman" w:hAnsi="Times New Roman" w:cs="Times New Roman"/>
+        </w:rPr>
+        <w:t xml:space="preserve"> </w:t>
+      </w:r>
+      <w:r>
+        <w:rPr>
+          <w:rFonts w:ascii="Times New Roman" w:hAnsi="Times New Roman" w:cs="Times New Roman"/>
+        </w:rPr>
+        <w:t>R</w:t>
+      </w:r>
+      <w:r>
+        <w:rPr>
+          <w:rFonts w:ascii="Times New Roman" w:hAnsi="Times New Roman" w:cs="Times New Roman"/>
+        </w:rPr>
+        <w:t>elative abundance</w:t>
+      </w:r>
+      <w:r>
+        <w:rPr>
+          <w:rFonts w:ascii="Times New Roman" w:hAnsi="Times New Roman" w:cs="Times New Roman"/>
+        </w:rPr>
+        <w:t xml:space="preserve"> </w:t>
+      </w:r>
+      <w:r>
+        <w:rPr>
+          <w:rFonts w:ascii="Times New Roman" w:hAnsi="Times New Roman" w:cs="Times New Roman"/>
+        </w:rPr>
+        <w:t xml:space="preserve">is given </w:t>
+      </w:r>
+      <w:r>
+        <w:rPr>
+          <w:rFonts w:ascii="Times New Roman" w:hAnsi="Times New Roman" w:cs="Times New Roman"/>
+        </w:rPr>
+        <w:t>across putative saprotrophic genera (cf. Table S1)</w:t>
+      </w:r>
+      <w:r>
+        <w:rPr>
+          <w:rFonts w:ascii="Times New Roman" w:hAnsi="Times New Roman" w:cs="Times New Roman"/>
+        </w:rPr>
+        <w:t xml:space="preserve"> and</w:t>
+      </w:r>
+      <w:r>
+        <w:rPr>
+          <w:rFonts w:ascii="Times New Roman" w:hAnsi="Times New Roman" w:cs="Times New Roman"/>
+        </w:rPr>
+        <w:t xml:space="preserve"> </w:t>
+      </w:r>
+      <w:r>
+        <w:rPr>
+          <w:rFonts w:ascii="Times New Roman" w:hAnsi="Times New Roman" w:cs="Times New Roman"/>
+        </w:rPr>
+        <w:t>by</w:t>
+      </w:r>
+      <w:r>
+        <w:rPr>
+          <w:rFonts w:ascii="Times New Roman" w:hAnsi="Times New Roman" w:cs="Times New Roman"/>
+        </w:rPr>
+        <w:t xml:space="preserve"> </w:t>
+      </w:r>
+      <w:r>
+        <w:rPr>
+          <w:rFonts w:ascii="Times New Roman" w:hAnsi="Times New Roman" w:cs="Times New Roman"/>
+        </w:rPr>
+        <w:t xml:space="preserve">taxonomic </w:t>
+      </w:r>
+      <w:r>
+        <w:rPr>
+          <w:rFonts w:ascii="Times New Roman" w:hAnsi="Times New Roman" w:cs="Times New Roman"/>
+        </w:rPr>
+        <w:t>class</w:t>
+      </w:r>
+      <w:r>
+        <w:rPr>
+          <w:rFonts w:ascii="Times New Roman" w:hAnsi="Times New Roman" w:cs="Times New Roman"/>
+        </w:rPr>
+        <w:t>.</w:t>
+      </w:r>
+    </w:p>
+    <w:tbl>
+      <w:tblPr>
+        <w:tblStyle w:val="TableGrid"/>
+        <w:tblW w:w="0" w:type="auto"/>
+        <w:tblLook w:val="04A0" w:firstRow="1" w:lastRow="0" w:firstColumn="1" w:lastColumn="0" w:noHBand="0" w:noVBand="1"/>
+      </w:tblPr>
+      <w:tblGrid>
+        <w:gridCol w:w="2057"/>
+        <w:gridCol w:w="1188"/>
+        <w:gridCol w:w="1319"/>
+        <w:gridCol w:w="1346"/>
+        <w:gridCol w:w="1346"/>
+        <w:gridCol w:w="1346"/>
+      </w:tblGrid>
+      <w:tr>
+        <w:tc>
+          <w:tcPr>
+            <w:tcW w:w="0" w:type="auto"/>
+          </w:tcPr>
+          <w:p>
+            <w:pPr>
+              <w:rPr>
+                <w:rFonts w:ascii="Times New Roman" w:hAnsi="Times New Roman" w:cs="Times New Roman"/>
+                <w:b/>
+                <w:bCs/>
+              </w:rPr>
+            </w:pPr>
+          </w:p>
+        </w:tc>
+        <w:tc>
+          <w:tcPr>
+            <w:tcW w:w="0" w:type="auto"/>
+          </w:tcPr>
+          <w:p>
+            <w:pPr>
+              <w:rPr>
+                <w:rFonts w:ascii="Times New Roman" w:hAnsi="Times New Roman" w:cs="Times New Roman"/>
+                <w:b/>
+                <w:bCs/>
+              </w:rPr>
+            </w:pPr>
+            <w:r>
+              <w:rPr>
+                <w:rFonts w:ascii="Times New Roman" w:hAnsi="Times New Roman" w:cs="Times New Roman"/>
+                <w:b/>
+                <w:bCs/>
+              </w:rPr>
+              <w:t>Baseline</w:t>
+            </w:r>
+          </w:p>
+        </w:tc>
+        <w:tc>
+          <w:tcPr>
+            <w:tcW w:w="0" w:type="auto"/>
+          </w:tcPr>
+          <w:p>
+            <w:pPr>
+              <w:rPr>
+                <w:rFonts w:ascii="Times New Roman" w:hAnsi="Times New Roman" w:cs="Times New Roman"/>
+                <w:b/>
+                <w:bCs/>
+              </w:rPr>
+            </w:pPr>
+            <w:r>
+              <w:rPr>
+                <w:rFonts w:ascii="Times New Roman" w:hAnsi="Times New Roman" w:cs="Times New Roman"/>
+                <w:b/>
+                <w:bCs/>
+              </w:rPr>
+              <w:t>Dark 15°C</w:t>
+            </w:r>
+          </w:p>
+        </w:tc>
+        <w:tc>
+          <w:tcPr>
+            <w:tcW w:w="0" w:type="auto"/>
+          </w:tcPr>
+          <w:p>
+            <w:pPr>
+              <w:rPr>
+                <w:rFonts w:ascii="Times New Roman" w:hAnsi="Times New Roman" w:cs="Times New Roman"/>
+                <w:b/>
+                <w:bCs/>
+              </w:rPr>
+            </w:pPr>
+            <w:r>
+              <w:rPr>
+                <w:rFonts w:ascii="Times New Roman" w:hAnsi="Times New Roman" w:cs="Times New Roman"/>
+                <w:b/>
+                <w:bCs/>
+              </w:rPr>
+              <w:t>Light 15°C</w:t>
+            </w:r>
+          </w:p>
+        </w:tc>
+        <w:tc>
+          <w:tcPr>
+            <w:tcW w:w="0" w:type="auto"/>
+          </w:tcPr>
+          <w:p>
+            <w:pPr>
+              <w:rPr>
+                <w:rFonts w:ascii="Times New Roman" w:hAnsi="Times New Roman" w:cs="Times New Roman"/>
+                <w:b/>
+                <w:bCs/>
+              </w:rPr>
+            </w:pPr>
+            <w:r>
+              <w:rPr>
+                <w:rFonts w:ascii="Times New Roman" w:hAnsi="Times New Roman" w:cs="Times New Roman"/>
+                <w:b/>
+                <w:bCs/>
+              </w:rPr>
+              <w:t>Light 20°C</w:t>
+            </w:r>
+          </w:p>
+        </w:tc>
+        <w:tc>
+          <w:tcPr>
+            <w:tcW w:w="0" w:type="auto"/>
+          </w:tcPr>
+          <w:p>
+            <w:pPr>
+              <w:rPr>
+                <w:rFonts w:ascii="Times New Roman" w:hAnsi="Times New Roman" w:cs="Times New Roman"/>
+                <w:b/>
+                <w:bCs/>
+              </w:rPr>
+            </w:pPr>
+            <w:r>
+              <w:rPr>
+                <w:rFonts w:ascii="Times New Roman" w:hAnsi="Times New Roman" w:cs="Times New Roman"/>
+                <w:b/>
+                <w:bCs/>
+              </w:rPr>
+              <w:t>Light 25°C</w:t>
+            </w:r>
+          </w:p>
+        </w:tc>
+      </w:tr>
+      <w:tr>
+        <w:tc>
+          <w:tcPr>
+            <w:tcW w:w="0" w:type="auto"/>
+          </w:tcPr>
+          <w:p>
+            <w:pPr>
+              <w:rPr>
+                <w:rFonts w:ascii="Times New Roman" w:hAnsi="Times New Roman" w:cs="Times New Roman"/>
+                <w:b/>
+                <w:bCs/>
+                <w:i/>
+                <w:iCs/>
+              </w:rPr>
+            </w:pPr>
+            <w:r>
+              <w:rPr>
+                <w:rFonts w:ascii="Times New Roman" w:hAnsi="Times New Roman" w:cs="Times New Roman"/>
+                <w:b/>
+                <w:bCs/>
+                <w:i/>
+                <w:iCs/>
+              </w:rPr>
+              <w:t>n</w:t>
+            </w:r>
+          </w:p>
+        </w:tc>
+        <w:tc>
+          <w:tcPr>
+            <w:tcW w:w="0" w:type="auto"/>
+          </w:tcPr>
+          <w:p>
+            <w:pPr>
+              <w:rPr>
+                <w:rFonts w:ascii="Times New Roman" w:hAnsi="Times New Roman" w:cs="Times New Roman"/>
+                <w:b/>
+                <w:bCs/>
+              </w:rPr>
+            </w:pPr>
+            <w:r>
+              <w:rPr>
+                <w:rFonts w:ascii="Times New Roman" w:hAnsi="Times New Roman" w:cs="Times New Roman"/>
+              </w:rPr>
+              <w:t>5</w:t>
+            </w:r>
+          </w:p>
+        </w:tc>
+        <w:tc>
+          <w:tcPr>
+            <w:tcW w:w="0" w:type="auto"/>
+          </w:tcPr>
+          <w:p>
+            <w:pPr>
+              <w:rPr>
+                <w:rFonts w:ascii="Times New Roman" w:hAnsi="Times New Roman" w:cs="Times New Roman"/>
+                <w:b/>
+                <w:bCs/>
+              </w:rPr>
+            </w:pPr>
+            <w:r>
+              <w:rPr>
+                <w:rFonts w:ascii="Times New Roman" w:hAnsi="Times New Roman" w:cs="Times New Roman"/>
+              </w:rPr>
+              <w:t>16</w:t>
+            </w:r>
+          </w:p>
+        </w:tc>
+        <w:tc>
+          <w:tcPr>
+            <w:tcW w:w="0" w:type="auto"/>
+          </w:tcPr>
+          <w:p>
+            <w:pPr>
+              <w:rPr>
+                <w:rFonts w:ascii="Times New Roman" w:hAnsi="Times New Roman" w:cs="Times New Roman"/>
+                <w:b/>
+                <w:bCs/>
+              </w:rPr>
+            </w:pPr>
+            <w:r>
+              <w:rPr>
+                <w:rFonts w:ascii="Times New Roman" w:hAnsi="Times New Roman" w:cs="Times New Roman"/>
+              </w:rPr>
+              <w:t>21</w:t>
+            </w:r>
+          </w:p>
+        </w:tc>
+        <w:tc>
+          <w:tcPr>
+            <w:tcW w:w="0" w:type="auto"/>
+          </w:tcPr>
+          <w:p>
+            <w:pPr>
+              <w:rPr>
+                <w:rFonts w:ascii="Times New Roman" w:hAnsi="Times New Roman" w:cs="Times New Roman"/>
+                <w:b/>
+                <w:bCs/>
+              </w:rPr>
+            </w:pPr>
+            <w:r>
+              <w:rPr>
+                <w:rFonts w:ascii="Times New Roman" w:hAnsi="Times New Roman" w:cs="Times New Roman"/>
+              </w:rPr>
+              <w:t>12</w:t>
+            </w:r>
+          </w:p>
+        </w:tc>
+        <w:tc>
+          <w:tcPr>
+            <w:tcW w:w="0" w:type="auto"/>
+          </w:tcPr>
+          <w:p>
+            <w:pPr>
+              <w:rPr>
+                <w:rFonts w:ascii="Times New Roman" w:hAnsi="Times New Roman" w:cs="Times New Roman"/>
+                <w:b/>
+                <w:bCs/>
+              </w:rPr>
+            </w:pPr>
+            <w:r>
+              <w:rPr>
+                <w:rFonts w:ascii="Times New Roman" w:hAnsi="Times New Roman" w:cs="Times New Roman"/>
+              </w:rPr>
+              <w:t>10</w:t>
+            </w:r>
+          </w:p>
+        </w:tc>
+      </w:tr>
+      <w:tr>
+        <w:tc>
+          <w:tcPr>
+            <w:tcW w:w="0" w:type="auto"/>
+          </w:tcPr>
+          <w:p>
+            <w:pPr>
+              <w:rPr>
+                <w:rFonts w:ascii="Times New Roman" w:hAnsi="Times New Roman" w:cs="Times New Roman"/>
+                <w:b/>
+                <w:bCs/>
+                <w:i/>
+                <w:iCs/>
+              </w:rPr>
+            </w:pPr>
+            <w:r>
+              <w:rPr>
+                <w:rFonts w:ascii="Times New Roman" w:hAnsi="Times New Roman" w:cs="Times New Roman"/>
+                <w:b/>
+                <w:bCs/>
+              </w:rPr>
+              <w:t>Reads (</w:t>
+            </w:r>
+            <w:r>
+              <w:rPr>
+                <w:rFonts w:ascii="Times New Roman" w:hAnsi="Times New Roman" w:cs="Times New Roman"/>
+                <w:b/>
+                <w:bCs/>
+              </w:rPr>
+              <w:t>×</w:t>
+            </w:r>
+            <w:r>
+              <w:rPr>
+                <w:rFonts w:ascii="Times New Roman" w:hAnsi="Times New Roman" w:cs="Times New Roman"/>
+                <w:b/>
+                <w:bCs/>
+              </w:rPr>
+              <w:t>10</w:t>
+            </w:r>
+            <w:r>
+              <w:rPr>
+                <w:rFonts w:ascii="Times New Roman" w:hAnsi="Times New Roman" w:cs="Times New Roman"/>
+                <w:b/>
+                <w:bCs/>
+                <w:vertAlign w:val="superscript"/>
+              </w:rPr>
+              <w:t>3</w:t>
+            </w:r>
+            <w:r>
+              <w:rPr>
+                <w:rFonts w:ascii="Times New Roman" w:hAnsi="Times New Roman" w:cs="Times New Roman"/>
+                <w:b/>
+                <w:bCs/>
+              </w:rPr>
+              <w:t xml:space="preserve"> cm</w:t>
+            </w:r>
+            <w:r>
+              <w:rPr>
+                <w:rFonts w:ascii="Times New Roman" w:hAnsi="Times New Roman" w:cs="Times New Roman"/>
+                <w:b/>
+                <w:bCs/>
+                <w:vertAlign w:val="superscript"/>
+              </w:rPr>
+              <w:t>−2</w:t>
+            </w:r>
+            <w:r>
+              <w:rPr>
+                <w:rFonts w:ascii="Times New Roman" w:hAnsi="Times New Roman" w:cs="Times New Roman"/>
+                <w:b/>
+                <w:bCs/>
+              </w:rPr>
+              <w:t>)</w:t>
+            </w:r>
+          </w:p>
+        </w:tc>
+        <w:tc>
+          <w:tcPr>
+            <w:tcW w:w="0" w:type="auto"/>
+          </w:tcPr>
+          <w:p>
+            <w:pPr>
+              <w:rPr>
+                <w:rFonts w:ascii="Times New Roman" w:hAnsi="Times New Roman" w:cs="Times New Roman"/>
+                <w:b/>
+                <w:bCs/>
+              </w:rPr>
+            </w:pPr>
+            <w:r>
+              <w:rPr>
+                <w:rFonts w:ascii="Times New Roman" w:hAnsi="Times New Roman" w:cs="Times New Roman"/>
+              </w:rPr>
+              <w:t>12 ± 1.8</w:t>
+            </w:r>
+          </w:p>
+        </w:tc>
+        <w:tc>
+          <w:tcPr>
+            <w:tcW w:w="0" w:type="auto"/>
+          </w:tcPr>
+          <w:p>
+            <w:pPr>
+              <w:rPr>
+                <w:rFonts w:ascii="Times New Roman" w:hAnsi="Times New Roman" w:cs="Times New Roman"/>
+                <w:b/>
+                <w:bCs/>
+              </w:rPr>
+            </w:pPr>
+            <w:r>
+              <w:rPr>
+                <w:rFonts w:ascii="Times New Roman" w:hAnsi="Times New Roman" w:cs="Times New Roman"/>
+              </w:rPr>
+              <w:t>12 ± 2.9</w:t>
+            </w:r>
+          </w:p>
+        </w:tc>
+        <w:tc>
+          <w:tcPr>
+            <w:tcW w:w="0" w:type="auto"/>
+          </w:tcPr>
+          <w:p>
+            <w:pPr>
+              <w:rPr>
+                <w:rFonts w:ascii="Times New Roman" w:hAnsi="Times New Roman" w:cs="Times New Roman"/>
+                <w:b/>
+                <w:bCs/>
+              </w:rPr>
+            </w:pPr>
+            <w:r>
+              <w:rPr>
+                <w:rFonts w:ascii="Times New Roman" w:hAnsi="Times New Roman" w:cs="Times New Roman"/>
+              </w:rPr>
+              <w:t>13 ± 5.2</w:t>
+            </w:r>
+          </w:p>
+        </w:tc>
+        <w:tc>
+          <w:tcPr>
+            <w:tcW w:w="0" w:type="auto"/>
+          </w:tcPr>
+          <w:p>
+            <w:pPr>
+              <w:rPr>
+                <w:rFonts w:ascii="Times New Roman" w:hAnsi="Times New Roman" w:cs="Times New Roman"/>
+                <w:b/>
+                <w:bCs/>
+              </w:rPr>
+            </w:pPr>
+            <w:r>
+              <w:rPr>
+                <w:rFonts w:ascii="Times New Roman" w:hAnsi="Times New Roman" w:cs="Times New Roman"/>
+              </w:rPr>
+              <w:t>11 ± 4</w:t>
+            </w:r>
+          </w:p>
+        </w:tc>
+        <w:tc>
+          <w:tcPr>
+            <w:tcW w:w="0" w:type="auto"/>
+          </w:tcPr>
+          <w:p>
+            <w:pPr>
+              <w:rPr>
+                <w:rFonts w:ascii="Times New Roman" w:hAnsi="Times New Roman" w:cs="Times New Roman"/>
+                <w:b/>
+                <w:bCs/>
+              </w:rPr>
+            </w:pPr>
+            <w:r>
+              <w:rPr>
+                <w:rFonts w:ascii="Times New Roman" w:hAnsi="Times New Roman" w:cs="Times New Roman"/>
+              </w:rPr>
+              <w:t>13 ± 4</w:t>
+            </w:r>
+          </w:p>
+        </w:tc>
+      </w:tr>
+      <w:tr>
+        <w:tc>
+          <w:tcPr>
+            <w:tcW w:w="0" w:type="auto"/>
+          </w:tcPr>
+          <w:p>
+            <w:pPr>
+              <w:rPr>
+                <w:rFonts w:ascii="Times New Roman" w:hAnsi="Times New Roman" w:cs="Times New Roman"/>
+                <w:b/>
+                <w:bCs/>
+              </w:rPr>
+            </w:pPr>
+            <w:r>
+              <w:rPr>
+                <w:rFonts w:ascii="Times New Roman" w:hAnsi="Times New Roman" w:cs="Times New Roman"/>
+                <w:b/>
+                <w:bCs/>
+              </w:rPr>
+              <w:t>Richness</w:t>
+            </w:r>
+          </w:p>
+        </w:tc>
+        <w:tc>
+          <w:tcPr>
+            <w:tcW w:w="0" w:type="auto"/>
+          </w:tcPr>
+          <w:p>
+            <w:pPr>
+              <w:rPr>
+                <w:rFonts w:ascii="Times New Roman" w:hAnsi="Times New Roman" w:cs="Times New Roman"/>
+              </w:rPr>
+            </w:pPr>
+            <w:r>
+              <w:rPr>
+                <w:rFonts w:ascii="Times New Roman" w:hAnsi="Times New Roman" w:cs="Times New Roman"/>
+              </w:rPr>
+              <w:t>365 ± 135</w:t>
+            </w:r>
+          </w:p>
+        </w:tc>
+        <w:tc>
+          <w:tcPr>
+            <w:tcW w:w="0" w:type="auto"/>
+          </w:tcPr>
+          <w:p>
+            <w:pPr>
+              <w:rPr>
+                <w:rFonts w:ascii="Times New Roman" w:hAnsi="Times New Roman" w:cs="Times New Roman"/>
+              </w:rPr>
+            </w:pPr>
+            <w:r>
+              <w:rPr>
+                <w:rFonts w:ascii="Times New Roman" w:hAnsi="Times New Roman" w:cs="Times New Roman"/>
+              </w:rPr>
+              <w:t>515 ± 156</w:t>
+            </w:r>
+          </w:p>
+        </w:tc>
+        <w:tc>
+          <w:tcPr>
+            <w:tcW w:w="0" w:type="auto"/>
+          </w:tcPr>
+          <w:p>
+            <w:pPr>
+              <w:rPr>
+                <w:rFonts w:ascii="Times New Roman" w:hAnsi="Times New Roman" w:cs="Times New Roman"/>
+              </w:rPr>
+            </w:pPr>
+            <w:r>
+              <w:rPr>
+                <w:rFonts w:ascii="Times New Roman" w:hAnsi="Times New Roman" w:cs="Times New Roman"/>
+              </w:rPr>
+              <w:t>434 ± 175</w:t>
+            </w:r>
+          </w:p>
+        </w:tc>
+        <w:tc>
+          <w:tcPr>
+            <w:tcW w:w="0" w:type="auto"/>
+          </w:tcPr>
+          <w:p>
+            <w:pPr>
+              <w:rPr>
+                <w:rFonts w:ascii="Times New Roman" w:hAnsi="Times New Roman" w:cs="Times New Roman"/>
+              </w:rPr>
+            </w:pPr>
+            <w:r>
+              <w:rPr>
+                <w:rFonts w:ascii="Times New Roman" w:hAnsi="Times New Roman" w:cs="Times New Roman"/>
+              </w:rPr>
+              <w:t>418 ± 135</w:t>
+            </w:r>
+          </w:p>
+        </w:tc>
+        <w:tc>
+          <w:tcPr>
+            <w:tcW w:w="0" w:type="auto"/>
+          </w:tcPr>
+          <w:p>
+            <w:pPr>
+              <w:rPr>
+                <w:rFonts w:ascii="Times New Roman" w:hAnsi="Times New Roman" w:cs="Times New Roman"/>
+              </w:rPr>
+            </w:pPr>
+            <w:r>
+              <w:rPr>
+                <w:rFonts w:ascii="Times New Roman" w:hAnsi="Times New Roman" w:cs="Times New Roman"/>
+              </w:rPr>
+              <w:t>543 ± 195</w:t>
+            </w:r>
+          </w:p>
+        </w:tc>
+      </w:tr>
+      <w:tr>
+        <w:tc>
+          <w:tcPr>
+            <w:tcW w:w="0" w:type="auto"/>
+          </w:tcPr>
+          <w:p>
+            <w:pPr>
+              <w:rPr>
+                <w:rFonts w:ascii="Times New Roman" w:hAnsi="Times New Roman" w:cs="Times New Roman"/>
+                <w:b/>
+                <w:bCs/>
+              </w:rPr>
+            </w:pPr>
+            <w:r>
+              <w:rPr>
+                <w:rFonts w:ascii="Times New Roman" w:hAnsi="Times New Roman" w:cs="Times New Roman"/>
+                <w:b/>
+                <w:bCs/>
+              </w:rPr>
+              <w:t>1</w:t>
+            </w:r>
+            <w:r>
+              <w:rPr>
+                <w:rFonts w:ascii="Times New Roman" w:hAnsi="Times New Roman" w:cs="Times New Roman"/>
+                <w:b/>
+                <w:bCs/>
+              </w:rPr>
+              <w:t xml:space="preserve"> </w:t>
+            </w:r>
+            <w:r>
+              <w:rPr>
+                <w:rFonts w:ascii="Times New Roman" w:hAnsi="Times New Roman" w:cs="Times New Roman"/>
+                <w:b/>
+                <w:bCs/>
+              </w:rPr>
+              <w:t xml:space="preserve">/ </w:t>
+            </w:r>
+            <w:r>
+              <w:rPr>
+                <w:rFonts w:ascii="Times New Roman" w:hAnsi="Times New Roman" w:cs="Times New Roman"/>
+                <w:b/>
+                <w:bCs/>
+                <w:i/>
+                <w:iCs/>
+              </w:rPr>
+              <w:t>D</w:t>
+            </w:r>
+          </w:p>
+        </w:tc>
+        <w:tc>
+          <w:tcPr>
+            <w:tcW w:w="0" w:type="auto"/>
+          </w:tcPr>
+          <w:p>
+            <w:pPr>
+              <w:rPr>
+                <w:rFonts w:ascii="Times New Roman" w:hAnsi="Times New Roman" w:cs="Times New Roman"/>
+              </w:rPr>
+            </w:pPr>
+            <w:r>
+              <w:rPr>
+                <w:rFonts w:ascii="Times New Roman" w:hAnsi="Times New Roman" w:cs="Times New Roman"/>
+              </w:rPr>
+              <w:t>28 ± 25</w:t>
+            </w:r>
+          </w:p>
+        </w:tc>
+        <w:tc>
+          <w:tcPr>
+            <w:tcW w:w="0" w:type="auto"/>
+          </w:tcPr>
+          <w:p>
+            <w:pPr>
+              <w:rPr>
+                <w:rFonts w:ascii="Times New Roman" w:hAnsi="Times New Roman" w:cs="Times New Roman"/>
+              </w:rPr>
+            </w:pPr>
+            <w:r>
+              <w:rPr>
+                <w:rFonts w:ascii="Times New Roman" w:hAnsi="Times New Roman" w:cs="Times New Roman"/>
+              </w:rPr>
+              <w:t>26 ± 14</w:t>
+            </w:r>
+          </w:p>
+        </w:tc>
+        <w:tc>
+          <w:tcPr>
+            <w:tcW w:w="0" w:type="auto"/>
+          </w:tcPr>
+          <w:p>
+            <w:pPr>
+              <w:rPr>
+                <w:rFonts w:ascii="Times New Roman" w:hAnsi="Times New Roman" w:cs="Times New Roman"/>
+              </w:rPr>
+            </w:pPr>
+            <w:r>
+              <w:rPr>
+                <w:rFonts w:ascii="Times New Roman" w:hAnsi="Times New Roman" w:cs="Times New Roman"/>
+              </w:rPr>
+              <w:t>21 ± 18</w:t>
+            </w:r>
+          </w:p>
+        </w:tc>
+        <w:tc>
+          <w:tcPr>
+            <w:tcW w:w="0" w:type="auto"/>
+          </w:tcPr>
+          <w:p>
+            <w:pPr>
+              <w:rPr>
+                <w:rFonts w:ascii="Times New Roman" w:hAnsi="Times New Roman" w:cs="Times New Roman"/>
+              </w:rPr>
+            </w:pPr>
+            <w:r>
+              <w:rPr>
+                <w:rFonts w:ascii="Times New Roman" w:hAnsi="Times New Roman" w:cs="Times New Roman"/>
+              </w:rPr>
+              <w:t>18 ± 12</w:t>
+            </w:r>
+          </w:p>
+        </w:tc>
+        <w:tc>
+          <w:tcPr>
+            <w:tcW w:w="0" w:type="auto"/>
+          </w:tcPr>
+          <w:p>
+            <w:pPr>
+              <w:rPr>
+                <w:rFonts w:ascii="Times New Roman" w:hAnsi="Times New Roman" w:cs="Times New Roman"/>
+              </w:rPr>
+            </w:pPr>
+            <w:r>
+              <w:rPr>
+                <w:rFonts w:ascii="Times New Roman" w:hAnsi="Times New Roman" w:cs="Times New Roman"/>
+              </w:rPr>
+              <w:t>23 ± 11</w:t>
+            </w:r>
+          </w:p>
+        </w:tc>
+      </w:tr>
+      <w:tr>
+        <w:tc>
+          <w:tcPr>
+            <w:tcW w:w="0" w:type="auto"/>
+          </w:tcPr>
+          <w:p>
+            <w:pPr>
+              <w:rPr>
+                <w:rFonts w:ascii="Times New Roman" w:hAnsi="Times New Roman" w:cs="Times New Roman"/>
+                <w:b/>
+                <w:bCs/>
+              </w:rPr>
+            </w:pPr>
+            <w:r>
+              <w:rPr>
+                <w:rFonts w:ascii="Times New Roman" w:hAnsi="Times New Roman" w:cs="Times New Roman"/>
+                <w:b/>
+                <w:bCs/>
+              </w:rPr>
+              <w:t xml:space="preserve">1 – </w:t>
+            </w:r>
+            <w:r>
+              <w:rPr>
+                <w:rFonts w:ascii="Times New Roman" w:hAnsi="Times New Roman" w:cs="Times New Roman"/>
+                <w:b/>
+                <w:bCs/>
+                <w:i/>
+                <w:iCs/>
+              </w:rPr>
+              <w:t>D</w:t>
+            </w:r>
+            <w:r>
+              <w:rPr>
+                <w:rFonts w:ascii="Times New Roman" w:hAnsi="Times New Roman" w:cs="Times New Roman"/>
+                <w:b/>
+                <w:bCs/>
+              </w:rPr>
+              <w:t xml:space="preserve"> (%)</w:t>
+            </w:r>
+          </w:p>
+        </w:tc>
+        <w:tc>
+          <w:tcPr>
+            <w:tcW w:w="0" w:type="auto"/>
+          </w:tcPr>
+          <w:p>
+            <w:pPr>
+              <w:rPr>
+                <w:rFonts w:ascii="Times New Roman" w:hAnsi="Times New Roman" w:cs="Times New Roman"/>
+              </w:rPr>
+            </w:pPr>
+            <w:r>
+              <w:rPr>
+                <w:rFonts w:ascii="Times New Roman" w:hAnsi="Times New Roman" w:cs="Times New Roman"/>
+              </w:rPr>
+              <w:t>93 ± 7.9</w:t>
+            </w:r>
+          </w:p>
+        </w:tc>
+        <w:tc>
+          <w:tcPr>
+            <w:tcW w:w="0" w:type="auto"/>
+          </w:tcPr>
+          <w:p>
+            <w:pPr>
+              <w:rPr>
+                <w:rFonts w:ascii="Times New Roman" w:hAnsi="Times New Roman" w:cs="Times New Roman"/>
+              </w:rPr>
+            </w:pPr>
+            <w:r>
+              <w:rPr>
+                <w:rFonts w:ascii="Times New Roman" w:hAnsi="Times New Roman" w:cs="Times New Roman"/>
+              </w:rPr>
+              <w:t>94 ± 7.3</w:t>
+            </w:r>
+          </w:p>
+        </w:tc>
+        <w:tc>
+          <w:tcPr>
+            <w:tcW w:w="0" w:type="auto"/>
+          </w:tcPr>
+          <w:p>
+            <w:pPr>
+              <w:rPr>
+                <w:rFonts w:ascii="Times New Roman" w:hAnsi="Times New Roman" w:cs="Times New Roman"/>
+              </w:rPr>
+            </w:pPr>
+            <w:r>
+              <w:rPr>
+                <w:rFonts w:ascii="Times New Roman" w:hAnsi="Times New Roman" w:cs="Times New Roman"/>
+              </w:rPr>
+              <w:t>91 ± 7.3</w:t>
+            </w:r>
+          </w:p>
+        </w:tc>
+        <w:tc>
+          <w:tcPr>
+            <w:tcW w:w="0" w:type="auto"/>
+          </w:tcPr>
+          <w:p>
+            <w:pPr>
+              <w:rPr>
+                <w:rFonts w:ascii="Times New Roman" w:hAnsi="Times New Roman" w:cs="Times New Roman"/>
+              </w:rPr>
+            </w:pPr>
+            <w:r>
+              <w:rPr>
+                <w:rFonts w:ascii="Times New Roman" w:hAnsi="Times New Roman" w:cs="Times New Roman"/>
+              </w:rPr>
+              <w:t>91 ± 6.6</w:t>
+            </w:r>
+          </w:p>
+        </w:tc>
+        <w:tc>
+          <w:tcPr>
+            <w:tcW w:w="0" w:type="auto"/>
+          </w:tcPr>
+          <w:p>
+            <w:pPr>
+              <w:rPr>
+                <w:rFonts w:ascii="Times New Roman" w:hAnsi="Times New Roman" w:cs="Times New Roman"/>
+              </w:rPr>
+            </w:pPr>
+            <w:r>
+              <w:rPr>
+                <w:rFonts w:ascii="Times New Roman" w:hAnsi="Times New Roman" w:cs="Times New Roman"/>
+              </w:rPr>
+              <w:t>94 ± 4</w:t>
+            </w:r>
+          </w:p>
+        </w:tc>
+      </w:tr>
+      <w:tr>
+        <w:tc>
+          <w:tcPr>
+            <w:tcW w:w="0" w:type="auto"/>
+          </w:tcPr>
+          <w:p>
+            <w:pPr>
+              <w:rPr>
+                <w:rFonts w:ascii="Times New Roman" w:hAnsi="Times New Roman" w:cs="Times New Roman"/>
+                <w:b/>
+                <w:bCs/>
+              </w:rPr>
+            </w:pPr>
+            <w:r>
+              <w:rPr>
+                <w:rFonts w:ascii="Times New Roman" w:hAnsi="Times New Roman" w:cs="Times New Roman"/>
+                <w:b/>
+                <w:bCs/>
+              </w:rPr>
+              <w:t>A</w:t>
+            </w:r>
+            <w:r>
+              <w:rPr>
+                <w:rFonts w:ascii="Times New Roman" w:hAnsi="Times New Roman" w:cs="Times New Roman"/>
+                <w:b/>
+                <w:bCs/>
+              </w:rPr>
+              <w:t>bundance</w:t>
+            </w:r>
+            <w:r>
+              <w:rPr>
+                <w:rFonts w:ascii="Times New Roman" w:hAnsi="Times New Roman" w:cs="Times New Roman"/>
+                <w:b/>
+                <w:bCs/>
+              </w:rPr>
+              <w:t xml:space="preserve"> (%)</w:t>
+            </w:r>
+          </w:p>
+        </w:tc>
+        <w:tc>
+          <w:tcPr>
+            <w:tcW w:w="0" w:type="auto"/>
+          </w:tcPr>
+          <w:p>
+            <w:pPr>
+              <w:rPr>
+                <w:rFonts w:ascii="Times New Roman" w:hAnsi="Times New Roman" w:cs="Times New Roman"/>
+              </w:rPr>
+            </w:pPr>
+          </w:p>
+        </w:tc>
+        <w:tc>
+          <w:tcPr>
+            <w:tcW w:w="0" w:type="auto"/>
+          </w:tcPr>
+          <w:p>
+            <w:pPr>
+              <w:rPr>
+                <w:rFonts w:ascii="Times New Roman" w:hAnsi="Times New Roman" w:cs="Times New Roman"/>
+              </w:rPr>
+            </w:pPr>
+          </w:p>
+        </w:tc>
+        <w:tc>
+          <w:tcPr>
+            <w:tcW w:w="0" w:type="auto"/>
+          </w:tcPr>
+          <w:p>
+            <w:pPr>
+              <w:rPr>
+                <w:rFonts w:ascii="Times New Roman" w:hAnsi="Times New Roman" w:cs="Times New Roman"/>
+              </w:rPr>
+            </w:pPr>
+          </w:p>
+        </w:tc>
+        <w:tc>
+          <w:tcPr>
+            <w:tcW w:w="0" w:type="auto"/>
+          </w:tcPr>
+          <w:p>
+            <w:pPr>
+              <w:rPr>
+                <w:rFonts w:ascii="Times New Roman" w:hAnsi="Times New Roman" w:cs="Times New Roman"/>
+              </w:rPr>
+            </w:pPr>
+          </w:p>
+        </w:tc>
+        <w:tc>
+          <w:tcPr>
+            <w:tcW w:w="0" w:type="auto"/>
+          </w:tcPr>
+          <w:p>
+            <w:pPr>
+              <w:rPr>
+                <w:rFonts w:ascii="Times New Roman" w:hAnsi="Times New Roman" w:cs="Times New Roman"/>
+              </w:rPr>
+            </w:pPr>
+          </w:p>
+        </w:tc>
+      </w:tr>
+      <w:tr>
+        <w:tc>
+          <w:tcPr>
+            <w:tcW w:w="0" w:type="auto"/>
+          </w:tcPr>
+          <w:p>
+            <w:pPr>
+              <w:rPr>
+                <w:rFonts w:ascii="Times New Roman" w:hAnsi="Times New Roman" w:cs="Times New Roman"/>
+              </w:rPr>
+            </w:pPr>
+            <w:r>
+              <w:rPr>
+                <w:rFonts w:ascii="Times New Roman" w:hAnsi="Times New Roman" w:cs="Times New Roman"/>
+              </w:rPr>
+              <w:t>Saprotrophs</w:t>
+            </w:r>
+          </w:p>
+        </w:tc>
+        <w:tc>
+          <w:tcPr>
+            <w:tcW w:w="0" w:type="auto"/>
+          </w:tcPr>
+          <w:p>
+            <w:pPr>
+              <w:rPr>
+                <w:rFonts w:ascii="Times New Roman" w:hAnsi="Times New Roman" w:cs="Times New Roman"/>
+              </w:rPr>
+            </w:pPr>
+            <w:r>
+              <w:rPr>
+                <w:rFonts w:ascii="Times New Roman" w:hAnsi="Times New Roman" w:cs="Times New Roman"/>
+              </w:rPr>
+              <w:t>72 ± 22</w:t>
+            </w:r>
+          </w:p>
+        </w:tc>
+        <w:tc>
+          <w:tcPr>
+            <w:tcW w:w="0" w:type="auto"/>
+          </w:tcPr>
+          <w:p>
+            <w:pPr>
+              <w:rPr>
+                <w:rFonts w:ascii="Times New Roman" w:hAnsi="Times New Roman" w:cs="Times New Roman"/>
+              </w:rPr>
+            </w:pPr>
+            <w:r>
+              <w:rPr>
+                <w:rFonts w:ascii="Times New Roman" w:hAnsi="Times New Roman" w:cs="Times New Roman"/>
+              </w:rPr>
+              <w:t>42 ± 19</w:t>
+            </w:r>
+          </w:p>
+        </w:tc>
+        <w:tc>
+          <w:tcPr>
+            <w:tcW w:w="0" w:type="auto"/>
+          </w:tcPr>
+          <w:p>
+            <w:pPr>
+              <w:rPr>
+                <w:rFonts w:ascii="Times New Roman" w:hAnsi="Times New Roman" w:cs="Times New Roman"/>
+              </w:rPr>
+            </w:pPr>
+            <w:r>
+              <w:rPr>
+                <w:rFonts w:ascii="Times New Roman" w:hAnsi="Times New Roman" w:cs="Times New Roman"/>
+              </w:rPr>
+              <w:t>28 ± 15</w:t>
+            </w:r>
+          </w:p>
+        </w:tc>
+        <w:tc>
+          <w:tcPr>
+            <w:tcW w:w="0" w:type="auto"/>
+          </w:tcPr>
+          <w:p>
+            <w:pPr>
+              <w:rPr>
+                <w:rFonts w:ascii="Times New Roman" w:hAnsi="Times New Roman" w:cs="Times New Roman"/>
+              </w:rPr>
+            </w:pPr>
+            <w:r>
+              <w:rPr>
+                <w:rFonts w:ascii="Times New Roman" w:hAnsi="Times New Roman" w:cs="Times New Roman"/>
+              </w:rPr>
+              <w:t>32 ± 21</w:t>
+            </w:r>
+          </w:p>
+        </w:tc>
+        <w:tc>
+          <w:tcPr>
+            <w:tcW w:w="0" w:type="auto"/>
+          </w:tcPr>
+          <w:p>
+            <w:pPr>
+              <w:rPr>
+                <w:rFonts w:ascii="Times New Roman" w:hAnsi="Times New Roman" w:cs="Times New Roman"/>
+              </w:rPr>
+            </w:pPr>
+            <w:r>
+              <w:rPr>
+                <w:rFonts w:ascii="Times New Roman" w:hAnsi="Times New Roman" w:cs="Times New Roman"/>
+              </w:rPr>
+              <w:t>31 ± 15</w:t>
+            </w:r>
+          </w:p>
+        </w:tc>
+      </w:tr>
+      <w:tr>
+        <w:tc>
+          <w:tcPr>
+            <w:tcW w:w="0" w:type="auto"/>
+          </w:tcPr>
+          <w:p>
+            <w:pPr>
+              <w:rPr>
+                <w:rFonts w:ascii="Times New Roman" w:hAnsi="Times New Roman" w:cs="Times New Roman"/>
+              </w:rPr>
+            </w:pPr>
+            <w:r>
+              <w:rPr>
+                <w:rFonts w:ascii="Times New Roman" w:hAnsi="Times New Roman" w:cs="Times New Roman"/>
+              </w:rPr>
+              <w:t>γ</w:t>
+            </w:r>
+            <w:r>
+              <w:rPr>
+                <w:rFonts w:ascii="Times New Roman" w:hAnsi="Times New Roman" w:cs="Times New Roman"/>
+              </w:rPr>
+              <w:t>-proteobacteria</w:t>
+            </w:r>
+          </w:p>
+        </w:tc>
+        <w:tc>
+          <w:tcPr>
+            <w:tcW w:w="0" w:type="auto"/>
+          </w:tcPr>
+          <w:p>
+            <w:pPr>
+              <w:rPr>
+                <w:rFonts w:ascii="Times New Roman" w:hAnsi="Times New Roman" w:cs="Times New Roman"/>
+              </w:rPr>
+            </w:pPr>
+            <w:r>
+              <w:rPr>
+                <w:rFonts w:ascii="Times New Roman" w:hAnsi="Times New Roman" w:cs="Times New Roman"/>
+              </w:rPr>
+              <w:t>69 ± 20</w:t>
+            </w:r>
+          </w:p>
+        </w:tc>
+        <w:tc>
+          <w:tcPr>
+            <w:tcW w:w="0" w:type="auto"/>
+          </w:tcPr>
+          <w:p>
+            <w:pPr>
+              <w:rPr>
+                <w:rFonts w:ascii="Times New Roman" w:hAnsi="Times New Roman" w:cs="Times New Roman"/>
+              </w:rPr>
+            </w:pPr>
+            <w:r>
+              <w:rPr>
+                <w:rFonts w:ascii="Times New Roman" w:hAnsi="Times New Roman" w:cs="Times New Roman"/>
+              </w:rPr>
+              <w:t>52 ± 15</w:t>
+            </w:r>
+          </w:p>
+        </w:tc>
+        <w:tc>
+          <w:tcPr>
+            <w:tcW w:w="0" w:type="auto"/>
+          </w:tcPr>
+          <w:p>
+            <w:pPr>
+              <w:rPr>
+                <w:rFonts w:ascii="Times New Roman" w:hAnsi="Times New Roman" w:cs="Times New Roman"/>
+              </w:rPr>
+            </w:pPr>
+            <w:r>
+              <w:rPr>
+                <w:rFonts w:ascii="Times New Roman" w:hAnsi="Times New Roman" w:cs="Times New Roman"/>
+              </w:rPr>
+              <w:t>41 ± 18</w:t>
+            </w:r>
+          </w:p>
+        </w:tc>
+        <w:tc>
+          <w:tcPr>
+            <w:tcW w:w="0" w:type="auto"/>
+          </w:tcPr>
+          <w:p>
+            <w:pPr>
+              <w:rPr>
+                <w:rFonts w:ascii="Times New Roman" w:hAnsi="Times New Roman" w:cs="Times New Roman"/>
+              </w:rPr>
+            </w:pPr>
+            <w:r>
+              <w:rPr>
+                <w:rFonts w:ascii="Times New Roman" w:hAnsi="Times New Roman" w:cs="Times New Roman"/>
+              </w:rPr>
+              <w:t>36 ± 21</w:t>
+            </w:r>
+          </w:p>
+        </w:tc>
+        <w:tc>
+          <w:tcPr>
+            <w:tcW w:w="0" w:type="auto"/>
+          </w:tcPr>
+          <w:p>
+            <w:pPr>
+              <w:rPr>
+                <w:rFonts w:ascii="Times New Roman" w:hAnsi="Times New Roman" w:cs="Times New Roman"/>
+              </w:rPr>
+            </w:pPr>
+            <w:r>
+              <w:rPr>
+                <w:rFonts w:ascii="Times New Roman" w:hAnsi="Times New Roman" w:cs="Times New Roman"/>
+              </w:rPr>
+              <w:t>36 ± 24</w:t>
+            </w:r>
+          </w:p>
+        </w:tc>
+      </w:tr>
+      <w:tr>
+        <w:tc>
+          <w:tcPr>
+            <w:tcW w:w="0" w:type="auto"/>
+          </w:tcPr>
+          <w:p>
+            <w:pPr>
+              <w:rPr>
+                <w:rFonts w:ascii="Times New Roman" w:hAnsi="Times New Roman" w:cs="Times New Roman"/>
+              </w:rPr>
+            </w:pPr>
+            <w:r>
+              <w:rPr>
+                <w:rFonts w:ascii="Times New Roman" w:hAnsi="Times New Roman" w:cs="Times New Roman"/>
+              </w:rPr>
+              <w:t>α</w:t>
+            </w:r>
+            <w:r>
+              <w:rPr>
+                <w:rFonts w:ascii="Times New Roman" w:hAnsi="Times New Roman" w:cs="Times New Roman"/>
+              </w:rPr>
+              <w:t>-proteobacteria</w:t>
+            </w:r>
+          </w:p>
+        </w:tc>
+        <w:tc>
+          <w:tcPr>
+            <w:tcW w:w="0" w:type="auto"/>
+          </w:tcPr>
+          <w:p>
+            <w:pPr>
+              <w:rPr>
+                <w:rFonts w:ascii="Times New Roman" w:hAnsi="Times New Roman" w:cs="Times New Roman"/>
+              </w:rPr>
+            </w:pPr>
+            <w:r>
+              <w:rPr>
+                <w:rFonts w:ascii="Times New Roman" w:hAnsi="Times New Roman" w:cs="Times New Roman"/>
+              </w:rPr>
+              <w:t>22 ± 13</w:t>
+            </w:r>
+          </w:p>
+        </w:tc>
+        <w:tc>
+          <w:tcPr>
+            <w:tcW w:w="0" w:type="auto"/>
+          </w:tcPr>
+          <w:p>
+            <w:pPr>
+              <w:rPr>
+                <w:rFonts w:ascii="Times New Roman" w:hAnsi="Times New Roman" w:cs="Times New Roman"/>
+              </w:rPr>
+            </w:pPr>
+            <w:r>
+              <w:rPr>
+                <w:rFonts w:ascii="Times New Roman" w:hAnsi="Times New Roman" w:cs="Times New Roman"/>
+              </w:rPr>
+              <w:t>33 ± 13</w:t>
+            </w:r>
+          </w:p>
+        </w:tc>
+        <w:tc>
+          <w:tcPr>
+            <w:tcW w:w="0" w:type="auto"/>
+          </w:tcPr>
+          <w:p>
+            <w:pPr>
+              <w:rPr>
+                <w:rFonts w:ascii="Times New Roman" w:hAnsi="Times New Roman" w:cs="Times New Roman"/>
+              </w:rPr>
+            </w:pPr>
+            <w:r>
+              <w:rPr>
+                <w:rFonts w:ascii="Times New Roman" w:hAnsi="Times New Roman" w:cs="Times New Roman"/>
+              </w:rPr>
+              <w:t>46 ± 19</w:t>
+            </w:r>
+          </w:p>
+        </w:tc>
+        <w:tc>
+          <w:tcPr>
+            <w:tcW w:w="0" w:type="auto"/>
+          </w:tcPr>
+          <w:p>
+            <w:pPr>
+              <w:rPr>
+                <w:rFonts w:ascii="Times New Roman" w:hAnsi="Times New Roman" w:cs="Times New Roman"/>
+              </w:rPr>
+            </w:pPr>
+            <w:r>
+              <w:rPr>
+                <w:rFonts w:ascii="Times New Roman" w:hAnsi="Times New Roman" w:cs="Times New Roman"/>
+              </w:rPr>
+              <w:t>56 ± 22</w:t>
+            </w:r>
+          </w:p>
+        </w:tc>
+        <w:tc>
+          <w:tcPr>
+            <w:tcW w:w="0" w:type="auto"/>
+          </w:tcPr>
+          <w:p>
+            <w:pPr>
+              <w:rPr>
+                <w:rFonts w:ascii="Times New Roman" w:hAnsi="Times New Roman" w:cs="Times New Roman"/>
+              </w:rPr>
+            </w:pPr>
+            <w:r>
+              <w:rPr>
+                <w:rFonts w:ascii="Times New Roman" w:hAnsi="Times New Roman" w:cs="Times New Roman"/>
+              </w:rPr>
+              <w:t>48 ± 27</w:t>
+            </w:r>
+          </w:p>
+        </w:tc>
+      </w:tr>
+      <w:tr>
+        <w:tc>
+          <w:tcPr>
+            <w:tcW w:w="0" w:type="auto"/>
+          </w:tcPr>
+          <w:p>
+            <w:pPr>
+              <w:rPr>
+                <w:rFonts w:ascii="Times New Roman" w:hAnsi="Times New Roman" w:cs="Times New Roman"/>
+              </w:rPr>
+            </w:pPr>
+            <w:proofErr w:type="spellStart"/>
+            <w:r>
+              <w:rPr>
+                <w:rFonts w:ascii="Times New Roman" w:hAnsi="Times New Roman" w:cs="Times New Roman"/>
+              </w:rPr>
+              <w:t>Bacteroidia</w:t>
+            </w:r>
+            <w:proofErr w:type="spellEnd"/>
+          </w:p>
+        </w:tc>
+        <w:tc>
+          <w:tcPr>
+            <w:tcW w:w="0" w:type="auto"/>
+          </w:tcPr>
+          <w:p>
+            <w:pPr>
+              <w:rPr>
+                <w:rFonts w:ascii="Times New Roman" w:hAnsi="Times New Roman" w:cs="Times New Roman"/>
+              </w:rPr>
+            </w:pPr>
+            <w:r>
+              <w:rPr>
+                <w:rFonts w:ascii="Times New Roman" w:hAnsi="Times New Roman" w:cs="Times New Roman"/>
+              </w:rPr>
+              <w:t>6 ± 7.4</w:t>
+            </w:r>
+          </w:p>
+        </w:tc>
+        <w:tc>
+          <w:tcPr>
+            <w:tcW w:w="0" w:type="auto"/>
+          </w:tcPr>
+          <w:p>
+            <w:pPr>
+              <w:rPr>
+                <w:rFonts w:ascii="Times New Roman" w:hAnsi="Times New Roman" w:cs="Times New Roman"/>
+              </w:rPr>
+            </w:pPr>
+            <w:r>
+              <w:rPr>
+                <w:rFonts w:ascii="Times New Roman" w:hAnsi="Times New Roman" w:cs="Times New Roman"/>
+              </w:rPr>
+              <w:t>9.6 ± 11</w:t>
+            </w:r>
+          </w:p>
+        </w:tc>
+        <w:tc>
+          <w:tcPr>
+            <w:tcW w:w="0" w:type="auto"/>
+          </w:tcPr>
+          <w:p>
+            <w:pPr>
+              <w:rPr>
+                <w:rFonts w:ascii="Times New Roman" w:hAnsi="Times New Roman" w:cs="Times New Roman"/>
+              </w:rPr>
+            </w:pPr>
+            <w:r>
+              <w:rPr>
+                <w:rFonts w:ascii="Times New Roman" w:hAnsi="Times New Roman" w:cs="Times New Roman"/>
+              </w:rPr>
+              <w:t>8.2 ± 9.8</w:t>
+            </w:r>
+          </w:p>
+        </w:tc>
+        <w:tc>
+          <w:tcPr>
+            <w:tcW w:w="0" w:type="auto"/>
+          </w:tcPr>
+          <w:p>
+            <w:pPr>
+              <w:rPr>
+                <w:rFonts w:ascii="Times New Roman" w:hAnsi="Times New Roman" w:cs="Times New Roman"/>
+              </w:rPr>
+            </w:pPr>
+            <w:r>
+              <w:rPr>
+                <w:rFonts w:ascii="Times New Roman" w:hAnsi="Times New Roman" w:cs="Times New Roman"/>
+              </w:rPr>
+              <w:t>4 ± 2.5</w:t>
+            </w:r>
+          </w:p>
+        </w:tc>
+        <w:tc>
+          <w:tcPr>
+            <w:tcW w:w="0" w:type="auto"/>
+          </w:tcPr>
+          <w:p>
+            <w:pPr>
+              <w:rPr>
+                <w:rFonts w:ascii="Times New Roman" w:hAnsi="Times New Roman" w:cs="Times New Roman"/>
+              </w:rPr>
+            </w:pPr>
+            <w:r>
+              <w:rPr>
+                <w:rFonts w:ascii="Times New Roman" w:hAnsi="Times New Roman" w:cs="Times New Roman"/>
+              </w:rPr>
+              <w:t>10 ± 12</w:t>
+            </w:r>
+          </w:p>
+        </w:tc>
+      </w:tr>
+      <w:tr>
+        <w:tc>
+          <w:tcPr>
+            <w:tcW w:w="0" w:type="auto"/>
+          </w:tcPr>
+          <w:p>
+            <w:pPr>
+              <w:rPr>
+                <w:rFonts w:ascii="Times New Roman" w:hAnsi="Times New Roman" w:cs="Times New Roman"/>
+              </w:rPr>
+            </w:pPr>
+            <w:proofErr w:type="spellStart"/>
+            <w:r>
+              <w:rPr>
+                <w:rFonts w:ascii="Times New Roman" w:hAnsi="Times New Roman" w:cs="Times New Roman"/>
+              </w:rPr>
+              <w:t>Verruco</w:t>
+            </w:r>
+            <w:r>
+              <w:rPr>
+                <w:rFonts w:ascii="Times New Roman" w:hAnsi="Times New Roman" w:cs="Times New Roman"/>
+              </w:rPr>
+              <w:t>microbiia</w:t>
+            </w:r>
+            <w:proofErr w:type="spellEnd"/>
+          </w:p>
+        </w:tc>
+        <w:tc>
+          <w:tcPr>
+            <w:tcW w:w="0" w:type="auto"/>
+          </w:tcPr>
+          <w:p>
+            <w:pPr>
+              <w:rPr>
+                <w:rFonts w:ascii="Times New Roman" w:hAnsi="Times New Roman" w:cs="Times New Roman"/>
+              </w:rPr>
+            </w:pPr>
+            <w:r>
+              <w:rPr>
+                <w:rFonts w:ascii="Times New Roman" w:hAnsi="Times New Roman" w:cs="Times New Roman"/>
+              </w:rPr>
+              <w:t>1.2 ± 2.6</w:t>
+            </w:r>
+          </w:p>
+        </w:tc>
+        <w:tc>
+          <w:tcPr>
+            <w:tcW w:w="0" w:type="auto"/>
+          </w:tcPr>
+          <w:p>
+            <w:pPr>
+              <w:rPr>
+                <w:rFonts w:ascii="Times New Roman" w:hAnsi="Times New Roman" w:cs="Times New Roman"/>
+              </w:rPr>
+            </w:pPr>
+            <w:r>
+              <w:rPr>
+                <w:rFonts w:ascii="Times New Roman" w:hAnsi="Times New Roman" w:cs="Times New Roman"/>
+              </w:rPr>
+              <w:t>1.2 ± 1.5</w:t>
+            </w:r>
+          </w:p>
+        </w:tc>
+        <w:tc>
+          <w:tcPr>
+            <w:tcW w:w="0" w:type="auto"/>
+          </w:tcPr>
+          <w:p>
+            <w:pPr>
+              <w:rPr>
+                <w:rFonts w:ascii="Times New Roman" w:hAnsi="Times New Roman" w:cs="Times New Roman"/>
+              </w:rPr>
+            </w:pPr>
+            <w:r>
+              <w:rPr>
+                <w:rFonts w:ascii="Times New Roman" w:hAnsi="Times New Roman" w:cs="Times New Roman"/>
+              </w:rPr>
+              <w:t>1.2 ± 1.4</w:t>
+            </w:r>
+          </w:p>
+        </w:tc>
+        <w:tc>
+          <w:tcPr>
+            <w:tcW w:w="0" w:type="auto"/>
+          </w:tcPr>
+          <w:p>
+            <w:pPr>
+              <w:rPr>
+                <w:rFonts w:ascii="Times New Roman" w:hAnsi="Times New Roman" w:cs="Times New Roman"/>
+              </w:rPr>
+            </w:pPr>
+            <w:r>
+              <w:rPr>
+                <w:rFonts w:ascii="Times New Roman" w:hAnsi="Times New Roman" w:cs="Times New Roman"/>
+              </w:rPr>
+              <w:t>1 ± 2</w:t>
+            </w:r>
+          </w:p>
+        </w:tc>
+        <w:tc>
+          <w:tcPr>
+            <w:tcW w:w="0" w:type="auto"/>
+          </w:tcPr>
+          <w:p>
+            <w:pPr>
+              <w:rPr>
+                <w:rFonts w:ascii="Times New Roman" w:hAnsi="Times New Roman" w:cs="Times New Roman"/>
+              </w:rPr>
+            </w:pPr>
+            <w:r>
+              <w:rPr>
+                <w:rFonts w:ascii="Times New Roman" w:hAnsi="Times New Roman" w:cs="Times New Roman"/>
+              </w:rPr>
+              <w:t>1.4 ± 1.3</w:t>
+            </w:r>
+          </w:p>
+        </w:tc>
+      </w:tr>
+      <w:tr>
+        <w:tc>
+          <w:tcPr>
+            <w:tcW w:w="0" w:type="auto"/>
+          </w:tcPr>
+          <w:p>
+            <w:pPr>
+              <w:rPr>
+                <w:rFonts w:ascii="Times New Roman" w:hAnsi="Times New Roman" w:cs="Times New Roman"/>
+              </w:rPr>
+            </w:pPr>
+            <w:r>
+              <w:rPr>
+                <w:rFonts w:ascii="Times New Roman" w:hAnsi="Times New Roman" w:cs="Times New Roman"/>
+              </w:rPr>
+              <w:t>Other (&lt; 1%)</w:t>
+            </w:r>
+          </w:p>
+        </w:tc>
+        <w:tc>
+          <w:tcPr>
+            <w:tcW w:w="0" w:type="auto"/>
+          </w:tcPr>
+          <w:p>
+            <w:pPr>
+              <w:rPr>
+                <w:rFonts w:ascii="Times New Roman" w:hAnsi="Times New Roman" w:cs="Times New Roman"/>
+              </w:rPr>
+            </w:pPr>
+            <w:r>
+              <w:rPr>
+                <w:rFonts w:ascii="Times New Roman" w:hAnsi="Times New Roman" w:cs="Times New Roman"/>
+              </w:rPr>
+              <w:t>2.2 ± 2</w:t>
+            </w:r>
+          </w:p>
+        </w:tc>
+        <w:tc>
+          <w:tcPr>
+            <w:tcW w:w="0" w:type="auto"/>
+          </w:tcPr>
+          <w:p>
+            <w:pPr>
+              <w:rPr>
+                <w:rFonts w:ascii="Times New Roman" w:hAnsi="Times New Roman" w:cs="Times New Roman"/>
+              </w:rPr>
+            </w:pPr>
+            <w:r>
+              <w:rPr>
+                <w:rFonts w:ascii="Times New Roman" w:hAnsi="Times New Roman" w:cs="Times New Roman"/>
+              </w:rPr>
+              <w:t>3.8 ± 2.6</w:t>
+            </w:r>
+          </w:p>
+        </w:tc>
+        <w:tc>
+          <w:tcPr>
+            <w:tcW w:w="0" w:type="auto"/>
+          </w:tcPr>
+          <w:p>
+            <w:pPr>
+              <w:rPr>
+                <w:rFonts w:ascii="Times New Roman" w:hAnsi="Times New Roman" w:cs="Times New Roman"/>
+              </w:rPr>
+            </w:pPr>
+            <w:r>
+              <w:rPr>
+                <w:rFonts w:ascii="Times New Roman" w:hAnsi="Times New Roman" w:cs="Times New Roman"/>
+              </w:rPr>
+              <w:t>3.8 ± 3.3</w:t>
+            </w:r>
+          </w:p>
+        </w:tc>
+        <w:tc>
+          <w:tcPr>
+            <w:tcW w:w="0" w:type="auto"/>
+          </w:tcPr>
+          <w:p>
+            <w:pPr>
+              <w:rPr>
+                <w:rFonts w:ascii="Times New Roman" w:hAnsi="Times New Roman" w:cs="Times New Roman"/>
+              </w:rPr>
+            </w:pPr>
+            <w:r>
+              <w:rPr>
+                <w:rFonts w:ascii="Times New Roman" w:hAnsi="Times New Roman" w:cs="Times New Roman"/>
+              </w:rPr>
+              <w:t>2.8 ± 1.4</w:t>
+            </w:r>
+          </w:p>
+        </w:tc>
+        <w:tc>
+          <w:tcPr>
+            <w:tcW w:w="0" w:type="auto"/>
+          </w:tcPr>
+          <w:p>
+            <w:pPr>
+              <w:rPr>
+                <w:rFonts w:ascii="Times New Roman" w:hAnsi="Times New Roman" w:cs="Times New Roman"/>
+              </w:rPr>
+            </w:pPr>
+            <w:r>
+              <w:rPr>
+                <w:rFonts w:ascii="Times New Roman" w:hAnsi="Times New Roman" w:cs="Times New Roman"/>
+              </w:rPr>
+              <w:t>4.2 ± 2.4</w:t>
+            </w:r>
+          </w:p>
+        </w:tc>
+      </w:tr>
+    </w:tbl>
+    <w:p>
+      <w:pPr>
+        <w:rPr>
+          <w:rFonts w:ascii="Times New Roman" w:hAnsi="Times New Roman" w:cs="Times New Roman"/>
+        </w:rPr>
+      </w:pPr>
     </w:p>
     <w:p>
       <w:pPr>
